--- a/Assignment_04_Spring2026.docx
+++ b/Assignment_04_Spring2026.docx
@@ -1,6 +1,6 @@
 
 <file path=word/document.xml><?xml version="1.0" encoding="utf-8"?>
-<w:document xmlns:wpc="http://schemas.microsoft.com/office/word/2010/wordprocessingCanvas" xmlns:cx="http://schemas.microsoft.com/office/drawing/2014/chartex" xmlns:cx1="http://schemas.microsoft.com/office/drawing/2015/9/8/chartex" xmlns:cx2="http://schemas.microsoft.com/office/drawing/2015/10/21/chartex" xmlns:cx3="http://schemas.microsoft.com/office/drawing/2016/5/9/chartex" xmlns:cx4="http://schemas.microsoft.com/office/drawing/2016/5/10/chartex" xmlns:cx5="http://schemas.microsoft.com/office/drawing/2016/5/11/chartex" xmlns:cx6="http://schemas.microsoft.com/office/drawing/2016/5/12/chartex" xmlns:cx7="http://schemas.microsoft.com/office/drawing/2016/5/13/chartex" xmlns:cx8="http://schemas.microsoft.com/office/drawing/2016/5/14/chartex" xmlns:mc="http://schemas.openxmlformats.org/markup-compatibility/2006" xmlns:aink="http://schemas.microsoft.com/office/drawing/2016/ink" xmlns:am3d="http://schemas.microsoft.com/office/drawing/2017/model3d" xmlns:o="urn:schemas-microsoft-com:office:office" xmlns:oel="http://schemas.microsoft.com/office/2019/extlst" xmlns:r="http://schemas.openxmlformats.org/officeDocument/2006/relationships" xmlns:m="http://schemas.openxmlformats.org/officeDocument/2006/math" xmlns:v="urn:schemas-microsoft-com:vml" xmlns:wp14="http://schemas.microsoft.com/office/word/2010/wordprocessingDrawing" xmlns:wp="http://schemas.openxmlformats.org/drawingml/2006/wordprocessingDrawing" xmlns:w10="urn:schemas-microsoft-com:office:word" xmlns:w="http://schemas.openxmlformats.org/wordprocessingml/2006/main" xmlns:w14="http://schemas.microsoft.com/office/word/2010/wordml" xmlns:w15="http://schemas.microsoft.com/office/word/2012/wordml" xmlns:w16cex="http://schemas.microsoft.com/office/word/2018/wordml/cex" xmlns:w16cid="http://schemas.microsoft.com/office/word/2016/wordml/cid" xmlns:w16="http://schemas.microsoft.com/office/word/2018/wordml" xmlns:w16du="http://schemas.microsoft.com/office/word/2023/wordml/word16du" xmlns:w16sdtdh="http://schemas.microsoft.com/office/word/2020/wordml/sdtdatahash" xmlns:w16sdtfl="http://schemas.microsoft.com/office/word/2024/wordml/sdtformatlock" xmlns:w16se="http://schemas.microsoft.com/office/word/2015/wordml/symex" xmlns:wpg="http://schemas.microsoft.com/office/word/2010/wordprocessingGroup" xmlns:wpi="http://schemas.microsoft.com/office/word/2010/wordprocessingInk" xmlns:wne="http://schemas.microsoft.com/office/word/2006/wordml" xmlns:wps="http://schemas.microsoft.com/office/word/2010/wordprocessingShape" mc:Ignorable="w14 w15 w16se w16cid w16 w16cex w16sdtdh w16sdtfl w16du wp14">
+<w:document xmlns:wpc="http://schemas.microsoft.com/office/word/2010/wordprocessingCanvas" xmlns:cx="http://schemas.microsoft.com/office/drawing/2014/chartex" xmlns:mc="http://schemas.openxmlformats.org/markup-compatibility/2006" xmlns:o="urn:schemas-microsoft-com:office:office" xmlns:r="http://schemas.openxmlformats.org/officeDocument/2006/relationships" xmlns:m="http://schemas.openxmlformats.org/officeDocument/2006/math" xmlns:v="urn:schemas-microsoft-com:vml" xmlns:wp14="http://schemas.microsoft.com/office/word/2010/wordprocessingDrawing" xmlns:wp="http://schemas.openxmlformats.org/drawingml/2006/wordprocessingDrawing" xmlns:w10="urn:schemas-microsoft-com:office:word" xmlns:w="http://schemas.openxmlformats.org/wordprocessingml/2006/main" xmlns:w14="http://schemas.microsoft.com/office/word/2010/wordml" xmlns:w15="http://schemas.microsoft.com/office/word/2012/wordml" xmlns:w16se="http://schemas.microsoft.com/office/word/2015/wordml/symex" xmlns:wpg="http://schemas.microsoft.com/office/word/2010/wordprocessingGroup" xmlns:wpi="http://schemas.microsoft.com/office/word/2010/wordprocessingInk" xmlns:wne="http://schemas.microsoft.com/office/word/2006/wordml" xmlns:wps="http://schemas.microsoft.com/office/word/2010/wordprocessingShape" mc:Ignorable="w14 w15 w16se wp14">
   <w:body>
     <w:p>
       <w:pPr>
@@ -92,7 +92,25 @@
           <w:sz w:val="24"/>
           <w:szCs w:val="24"/>
         </w:rPr>
-        <w:t>Students will design and implement a complete CI/CD pipeline for a containerized web application by integrating a CI workflow (triggered on a Pull Request) with a CD workflow (triggered on a merge/push to the develop branch). The assignment covers creating a fresh GitHub repository, versioning the assignment document, configuring GitHub Environments, managing secrets, and chaining two GitHub Actions workflows.</w:t>
+        <w:t xml:space="preserve">Students will design and implement a complete CI/CD pipeline for a containerized web application by </w:t>
+      </w:r>
+      <w:r>
+        <w:rPr>
+          <w:rFonts w:ascii="Arial" w:eastAsia="Arial" w:hAnsi="Arial" w:cs="Arial"/>
+          <w:color w:val="000000"/>
+          <w:sz w:val="24"/>
+          <w:szCs w:val="24"/>
+        </w:rPr>
+        <w:t>integrating a CI workflow (triggered on a Pull Request) with a CD workflow (triggered on a merge/push to the develop branch). The assignment covers creating a fresh GitHub repository, versioning the assignment document, configuring GitHub Environments, man</w:t>
+      </w:r>
+      <w:r>
+        <w:rPr>
+          <w:rFonts w:ascii="Arial" w:eastAsia="Arial" w:hAnsi="Arial" w:cs="Arial"/>
+          <w:color w:val="000000"/>
+          <w:sz w:val="24"/>
+          <w:szCs w:val="24"/>
+        </w:rPr>
+        <w:t>aging secrets, and chaining two GitHub Actions workflows.</w:t>
       </w:r>
     </w:p>
     <w:p>
@@ -164,7 +182,16 @@
           <w:sz w:val="24"/>
           <w:szCs w:val="24"/>
         </w:rPr>
-        <w:t>Version the assignment question paper inside the GitHub repository.</w:t>
+        <w:t>Version the assignment question paper inside the GitH</w:t>
+      </w:r>
+      <w:r>
+        <w:rPr>
+          <w:rFonts w:ascii="Arial" w:eastAsia="Arial" w:hAnsi="Arial" w:cs="Arial"/>
+          <w:color w:val="000000"/>
+          <w:sz w:val="24"/>
+          <w:szCs w:val="24"/>
+        </w:rPr>
+        <w:t>ub repository.</w:t>
       </w:r>
     </w:p>
     <w:p>
@@ -251,7 +278,16 @@
           <w:sz w:val="24"/>
           <w:szCs w:val="24"/>
         </w:rPr>
-        <w:t xml:space="preserve">Design and implement a CD workflow triggered by a push event on the </w:t>
+        <w:t>Design and implement a CD workflow triggered by a push event on th</w:t>
+      </w:r>
+      <w:r>
+        <w:rPr>
+          <w:rFonts w:ascii="Arial" w:eastAsia="Arial" w:hAnsi="Arial" w:cs="Arial"/>
+          <w:color w:val="000000"/>
+          <w:sz w:val="24"/>
+          <w:szCs w:val="24"/>
+        </w:rPr>
+        <w:t xml:space="preserve">e </w:t>
       </w:r>
       <w:r>
         <w:rPr>
@@ -348,47 +384,7 @@
           <w:sz w:val="24"/>
           <w:szCs w:val="24"/>
         </w:rPr>
-        <w:t xml:space="preserve"> (can be six members but in that </w:t>
-      </w:r>
-      <w:proofErr w:type="gramStart"/>
-      <w:r>
-        <w:rPr>
-          <w:rFonts w:ascii="Arial" w:eastAsia="Arial" w:hAnsi="Arial" w:cs="Arial"/>
-          <w:color w:val="000000"/>
-          <w:sz w:val="24"/>
-          <w:szCs w:val="24"/>
-        </w:rPr>
-        <w:t>case</w:t>
-      </w:r>
-      <w:proofErr w:type="gramEnd"/>
-      <w:r>
-        <w:rPr>
-          <w:rFonts w:ascii="Arial" w:eastAsia="Arial" w:hAnsi="Arial" w:cs="Arial"/>
-          <w:color w:val="000000"/>
-          <w:sz w:val="24"/>
-          <w:szCs w:val="24"/>
-        </w:rPr>
-        <w:t xml:space="preserve"> TL </w:t>
-      </w:r>
-      <w:proofErr w:type="gramStart"/>
-      <w:r>
-        <w:rPr>
-          <w:rFonts w:ascii="Arial" w:eastAsia="Arial" w:hAnsi="Arial" w:cs="Arial"/>
-          <w:color w:val="000000"/>
-          <w:sz w:val="24"/>
-          <w:szCs w:val="24"/>
-        </w:rPr>
-        <w:t>has to</w:t>
-      </w:r>
-      <w:proofErr w:type="gramEnd"/>
-      <w:r>
-        <w:rPr>
-          <w:rFonts w:ascii="Arial" w:eastAsia="Arial" w:hAnsi="Arial" w:cs="Arial"/>
-          <w:color w:val="000000"/>
-          <w:sz w:val="24"/>
-          <w:szCs w:val="24"/>
-        </w:rPr>
-        <w:t xml:space="preserve"> create an additional page for that member and then assign all tasks accordingly)</w:t>
+        <w:t xml:space="preserve"> (can be six members but in that case TL has to create an additional page for that member and then assign all tasks accordingly)</w:t>
       </w:r>
     </w:p>
     <w:p>
@@ -434,7 +430,16 @@
           <w:sz w:val="24"/>
           <w:szCs w:val="24"/>
         </w:rPr>
-        <w:t>New Repository: Students MUST create a brand-new GitHub repository for this assignment. Do NOT reuse or fork any repository from a previous assignment.</w:t>
+        <w:t>New Repository: Students MUST create a brand-new GitHub repository for this assignment. Do NOT reuse or fork any repository from a</w:t>
+      </w:r>
+      <w:r>
+        <w:rPr>
+          <w:rFonts w:ascii="Arial" w:eastAsia="Arial" w:hAnsi="Arial" w:cs="Arial"/>
+          <w:color w:val="000000"/>
+          <w:sz w:val="24"/>
+          <w:szCs w:val="24"/>
+        </w:rPr>
+        <w:t xml:space="preserve"> previous assignment.</w:t>
       </w:r>
     </w:p>
     <w:p>
@@ -457,7 +462,16 @@
           <w:sz w:val="24"/>
           <w:szCs w:val="24"/>
         </w:rPr>
-        <w:t>Assignment Document in Repo: The Assignment 04 question paper (this .docx file) must be committed to the root of the repository. Each student must fill in their own details in their respective row in Table 1 (Group Details) directly inside the versioned document.</w:t>
+        <w:t xml:space="preserve">Assignment Document in Repo: The Assignment 04 question paper (this .docx file) must be committed to the root of the repository. Each student must fill in their own details in their respective row in Table 1 (Group Details) directly </w:t>
+      </w:r>
+      <w:r>
+        <w:rPr>
+          <w:rFonts w:ascii="Arial" w:eastAsia="Arial" w:hAnsi="Arial" w:cs="Arial"/>
+          <w:color w:val="000000"/>
+          <w:sz w:val="24"/>
+          <w:szCs w:val="24"/>
+        </w:rPr>
+        <w:t>inside the versioned document.</w:t>
       </w:r>
     </w:p>
     <w:p>
@@ -480,9 +494,8 @@
           <w:sz w:val="24"/>
           <w:szCs w:val="24"/>
         </w:rPr>
-        <w:t xml:space="preserve">Secrets Ownership: All GitHub secrets (DOCKERHUB_USERNAME, DOCKERHUB_TOKEN, RENDER_DEPLOY_HOOK_URL) must be created by the Team Lead using </w:t>
-      </w:r>
-      <w:proofErr w:type="gramStart"/>
+        <w:t>Secrets Ownership: All GitHub secrets (DOCKERHUB_USERNAME, DOCKERHUB_TOKEN, RENDER_DEPLOY_HOOK_URL) must be created by the Team Lead using the TL's own Docker Hub and Render credentials. No team member other than the TL shoul</w:t>
+      </w:r>
       <w:r>
         <w:rPr>
           <w:rFonts w:ascii="Arial" w:eastAsia="Arial" w:hAnsi="Arial" w:cs="Arial"/>
@@ -490,37 +503,7 @@
           <w:sz w:val="24"/>
           <w:szCs w:val="24"/>
         </w:rPr>
-        <w:t>the TL's</w:t>
-      </w:r>
-      <w:proofErr w:type="gramEnd"/>
-      <w:r>
-        <w:rPr>
-          <w:rFonts w:ascii="Arial" w:eastAsia="Arial" w:hAnsi="Arial" w:cs="Arial"/>
-          <w:color w:val="000000"/>
-          <w:sz w:val="24"/>
-          <w:szCs w:val="24"/>
-        </w:rPr>
-        <w:t xml:space="preserve"> own Docker Hub and Render credentials. No team member other than </w:t>
-      </w:r>
-      <w:proofErr w:type="gramStart"/>
-      <w:r>
-        <w:rPr>
-          <w:rFonts w:ascii="Arial" w:eastAsia="Arial" w:hAnsi="Arial" w:cs="Arial"/>
-          <w:color w:val="000000"/>
-          <w:sz w:val="24"/>
-          <w:szCs w:val="24"/>
-        </w:rPr>
-        <w:t>the TL</w:t>
-      </w:r>
-      <w:proofErr w:type="gramEnd"/>
-      <w:r>
-        <w:rPr>
-          <w:rFonts w:ascii="Arial" w:eastAsia="Arial" w:hAnsi="Arial" w:cs="Arial"/>
-          <w:color w:val="000000"/>
-          <w:sz w:val="24"/>
-          <w:szCs w:val="24"/>
-        </w:rPr>
-        <w:t xml:space="preserve"> should create or modify secrets.</w:t>
+        <w:t>d create or modify secrets.</w:t>
       </w:r>
     </w:p>
     <w:p>
@@ -543,27 +526,7 @@
           <w:sz w:val="24"/>
           <w:szCs w:val="24"/>
         </w:rPr>
-        <w:t xml:space="preserve">All deployments MUST be triggered via the GitHub Actions CD pipeline. Manual deployment </w:t>
-      </w:r>
-      <w:proofErr w:type="gramStart"/>
-      <w:r>
-        <w:rPr>
-          <w:rFonts w:ascii="Arial" w:eastAsia="Arial" w:hAnsi="Arial" w:cs="Arial"/>
-          <w:color w:val="000000"/>
-          <w:sz w:val="24"/>
-          <w:szCs w:val="24"/>
-        </w:rPr>
-        <w:t>on</w:t>
-      </w:r>
-      <w:proofErr w:type="gramEnd"/>
-      <w:r>
-        <w:rPr>
-          <w:rFonts w:ascii="Arial" w:eastAsia="Arial" w:hAnsi="Arial" w:cs="Arial"/>
-          <w:color w:val="000000"/>
-          <w:sz w:val="24"/>
-          <w:szCs w:val="24"/>
-        </w:rPr>
-        <w:t xml:space="preserve"> Render is NOT allowed after the initial service setup.</w:t>
+        <w:t>All deployments MUST be triggered via the GitHub Actions CD pipeline. Manual deployment on Render is NOT allowed after the initial service setup.</w:t>
       </w:r>
     </w:p>
     <w:p>
@@ -609,7 +572,16 @@
           <w:sz w:val="24"/>
           <w:szCs w:val="24"/>
         </w:rPr>
-        <w:t>Plagiarism will result in ZERO marks for all involved members.</w:t>
+        <w:t>Plagiarism will resu</w:t>
+      </w:r>
+      <w:r>
+        <w:rPr>
+          <w:rFonts w:ascii="Arial" w:eastAsia="Arial" w:hAnsi="Arial" w:cs="Arial"/>
+          <w:color w:val="000000"/>
+          <w:sz w:val="24"/>
+          <w:szCs w:val="24"/>
+        </w:rPr>
+        <w:t>lt in ZERO marks for all involved members.</w:t>
       </w:r>
     </w:p>
     <w:p>
@@ -692,9 +664,8 @@
           <w:sz w:val="18"/>
           <w:szCs w:val="18"/>
         </w:rPr>
-        <w:t xml:space="preserve">Table 1: Group </w:t>
-      </w:r>
-      <w:proofErr w:type="gramStart"/>
+        <w:t xml:space="preserve">Table 1: Group Details </w:t>
+      </w:r>
       <w:r>
         <w:rPr>
           <w:rFonts w:ascii="Arial" w:eastAsia="Arial" w:hAnsi="Arial" w:cs="Arial"/>
@@ -704,7 +675,7 @@
           <w:sz w:val="18"/>
           <w:szCs w:val="18"/>
         </w:rPr>
-        <w:t xml:space="preserve">Details </w:t>
+        <w:t>,</w:t>
       </w:r>
       <w:r>
         <w:rPr>
@@ -715,9 +686,8 @@
           <w:sz w:val="18"/>
           <w:szCs w:val="18"/>
         </w:rPr>
-        <w:t>,</w:t>
-      </w:r>
-      <w:proofErr w:type="gramEnd"/>
+        <w:t xml:space="preserve"> Each student must fill their own row (including Assigned </w:t>
+      </w:r>
       <w:r>
         <w:rPr>
           <w:rFonts w:ascii="Arial" w:eastAsia="Arial" w:hAnsi="Arial" w:cs="Arial"/>
@@ -727,55 +697,7 @@
           <w:sz w:val="18"/>
           <w:szCs w:val="18"/>
         </w:rPr>
-        <w:t xml:space="preserve"> </w:t>
-      </w:r>
-      <w:proofErr w:type="gramStart"/>
-      <w:r>
-        <w:rPr>
-          <w:rFonts w:ascii="Arial" w:eastAsia="Arial" w:hAnsi="Arial" w:cs="Arial"/>
-          <w:b/>
-          <w:bCs/>
-          <w:color w:val="444444"/>
-          <w:sz w:val="18"/>
-          <w:szCs w:val="18"/>
-        </w:rPr>
-        <w:t>Each</w:t>
-      </w:r>
-      <w:proofErr w:type="gramEnd"/>
-      <w:r>
-        <w:rPr>
-          <w:rFonts w:ascii="Arial" w:eastAsia="Arial" w:hAnsi="Arial" w:cs="Arial"/>
-          <w:b/>
-          <w:bCs/>
-          <w:color w:val="444444"/>
-          <w:sz w:val="18"/>
-          <w:szCs w:val="18"/>
-        </w:rPr>
-        <w:t xml:space="preserve"> student must fill their own row (including Assigned Page) in the </w:t>
-      </w:r>
-      <w:proofErr w:type="gramStart"/>
-      <w:r>
-        <w:rPr>
-          <w:rFonts w:ascii="Arial" w:eastAsia="Arial" w:hAnsi="Arial" w:cs="Arial"/>
-          <w:b/>
-          <w:bCs/>
-          <w:color w:val="444444"/>
-          <w:sz w:val="18"/>
-          <w:szCs w:val="18"/>
-        </w:rPr>
-        <w:t>versioned</w:t>
-      </w:r>
-      <w:proofErr w:type="gramEnd"/>
-      <w:r>
-        <w:rPr>
-          <w:rFonts w:ascii="Arial" w:eastAsia="Arial" w:hAnsi="Arial" w:cs="Arial"/>
-          <w:b/>
-          <w:bCs/>
-          <w:color w:val="444444"/>
-          <w:sz w:val="18"/>
-          <w:szCs w:val="18"/>
-        </w:rPr>
-        <w:t xml:space="preserve"> copy inside the repo</w:t>
+        <w:t>Page) in the versioned copy inside the repo</w:t>
       </w:r>
     </w:p>
     <w:tbl>
@@ -797,12 +719,12 @@
       </w:tblPr>
       <w:tblGrid>
         <w:gridCol w:w="471"/>
-        <w:gridCol w:w="1424"/>
-        <w:gridCol w:w="1349"/>
+        <w:gridCol w:w="1418"/>
+        <w:gridCol w:w="1369"/>
         <w:gridCol w:w="1561"/>
-        <w:gridCol w:w="1306"/>
-        <w:gridCol w:w="1596"/>
-        <w:gridCol w:w="1653"/>
+        <w:gridCol w:w="1303"/>
+        <w:gridCol w:w="1588"/>
+        <w:gridCol w:w="1650"/>
       </w:tblGrid>
       <w:tr>
         <w:trPr>
@@ -1234,7 +1156,11 @@
             </w:tcMar>
             <w:vAlign w:val="center"/>
           </w:tcPr>
-          <w:p/>
+          <w:p>
+            <w:r>
+              <w:t>Usman Ali</w:t>
+            </w:r>
+          </w:p>
         </w:tc>
         <w:tc>
           <w:tcPr>
@@ -1254,7 +1180,11 @@
             </w:tcMar>
             <w:vAlign w:val="center"/>
           </w:tcPr>
-          <w:p/>
+          <w:p>
+            <w:r>
+              <w:t>Usmanum01</w:t>
+            </w:r>
+          </w:p>
         </w:tc>
         <w:tc>
           <w:tcPr>
@@ -1274,7 +1204,11 @@
             </w:tcMar>
             <w:vAlign w:val="center"/>
           </w:tcPr>
-          <w:p/>
+          <w:p>
+            <w:r>
+              <w:t>Member2</w:t>
+            </w:r>
+          </w:p>
         </w:tc>
         <w:tc>
           <w:tcPr>
@@ -1294,7 +1228,11 @@
             </w:tcMar>
             <w:vAlign w:val="center"/>
           </w:tcPr>
-          <w:p/>
+          <w:p>
+            <w:r>
+              <w:t>Add-task</w:t>
+            </w:r>
+          </w:p>
         </w:tc>
         <w:tc>
           <w:tcPr>
@@ -1314,7 +1252,11 @@
             </w:tcMar>
             <w:vAlign w:val="center"/>
           </w:tcPr>
-          <w:p/>
+          <w:p>
+            <w:r>
+              <w:t>Add-task</w:t>
+            </w:r>
+          </w:p>
         </w:tc>
         <w:tc>
           <w:tcPr>
@@ -1334,7 +1276,11 @@
             </w:tcMar>
             <w:vAlign w:val="center"/>
           </w:tcPr>
-          <w:p/>
+          <w:p>
+            <w:r>
+              <w:t>yes</w:t>
+            </w:r>
+          </w:p>
         </w:tc>
       </w:tr>
       <w:tr>
@@ -1824,7 +1770,14 @@
           <w:rFonts w:ascii="Arial" w:eastAsia="Arial" w:hAnsi="Arial" w:cs="Arial"/>
           <w:color w:val="555555"/>
         </w:rPr>
-        <w:t>[Paste Your GitHub Repository URL Here]</w:t>
+        <w:t xml:space="preserve">[Paste Your GitHub Repository </w:t>
+      </w:r>
+      <w:r>
+        <w:rPr>
+          <w:rFonts w:ascii="Arial" w:eastAsia="Arial" w:hAnsi="Arial" w:cs="Arial"/>
+          <w:color w:val="555555"/>
+        </w:rPr>
+        <w:t>URL Here]</w:t>
       </w:r>
     </w:p>
     <w:p>
@@ -1852,23 +1805,7 @@
           <w:rFonts w:ascii="Arial" w:eastAsia="Arial" w:hAnsi="Arial" w:cs="Arial"/>
           <w:color w:val="555555"/>
         </w:rPr>
-        <w:t xml:space="preserve">[Paste </w:t>
-      </w:r>
-      <w:proofErr w:type="gramStart"/>
-      <w:r>
-        <w:rPr>
-          <w:rFonts w:ascii="Arial" w:eastAsia="Arial" w:hAnsi="Arial" w:cs="Arial"/>
-          <w:color w:val="555555"/>
-        </w:rPr>
-        <w:t>Your Render</w:t>
-      </w:r>
-      <w:proofErr w:type="gramEnd"/>
-      <w:r>
-        <w:rPr>
-          <w:rFonts w:ascii="Arial" w:eastAsia="Arial" w:hAnsi="Arial" w:cs="Arial"/>
-          <w:color w:val="555555"/>
-        </w:rPr>
-        <w:t xml:space="preserve"> Live URL Here]</w:t>
+        <w:t>[Paste Your Render Live URL Here]</w:t>
       </w:r>
     </w:p>
     <w:p>
@@ -1905,39 +1842,14 @@
           <w:rFonts w:ascii="Arial" w:eastAsia="Arial" w:hAnsi="Arial" w:cs="Arial"/>
           <w:color w:val="000000"/>
         </w:rPr>
-        <w:t xml:space="preserve">Your team is the development crew for </w:t>
-      </w:r>
-      <w:proofErr w:type="spellStart"/>
-      <w:r>
-        <w:rPr>
-          <w:rFonts w:ascii="Arial" w:eastAsia="Arial" w:hAnsi="Arial" w:cs="Arial"/>
-          <w:color w:val="000000"/>
-        </w:rPr>
-        <w:t>TaskFlow</w:t>
-      </w:r>
-      <w:proofErr w:type="spellEnd"/>
-      <w:r>
-        <w:rPr>
-          <w:rFonts w:ascii="Arial" w:eastAsia="Arial" w:hAnsi="Arial" w:cs="Arial"/>
-          <w:color w:val="000000"/>
-        </w:rPr>
-        <w:t xml:space="preserve">, a lightweight task-management web application consisting of five HTML pages. The Team Lead sets up the repository, </w:t>
-      </w:r>
-      <w:proofErr w:type="spellStart"/>
-      <w:r>
-        <w:rPr>
-          <w:rFonts w:ascii="Arial" w:eastAsia="Arial" w:hAnsi="Arial" w:cs="Arial"/>
-          <w:color w:val="000000"/>
-        </w:rPr>
-        <w:t>Dockerfile</w:t>
-      </w:r>
-      <w:proofErr w:type="spellEnd"/>
-      <w:r>
-        <w:rPr>
-          <w:rFonts w:ascii="Arial" w:eastAsia="Arial" w:hAnsi="Arial" w:cs="Arial"/>
-          <w:color w:val="000000"/>
-        </w:rPr>
-        <w:t>, shared stylesheet, and the CI/CD pipelines. Each team member is then individually responsible for building one specific page of the application, following the full Git, GitHub, and Docker flow independently.</w:t>
+        <w:t xml:space="preserve">Your team is the development crew for TaskFlow, a lightweight task-management web application consisting of five HTML pages. The Team Lead sets up the repository, Dockerfile, </w:t>
+      </w:r>
+      <w:r>
+        <w:rPr>
+          <w:rFonts w:ascii="Arial" w:eastAsia="Arial" w:hAnsi="Arial" w:cs="Arial"/>
+          <w:color w:val="000000"/>
+        </w:rPr>
+        <w:t>shared stylesheet, and the CI/CD pipelines. Each team member is then individually responsible for building one specific page of the application, following the full Git, GitHub, and Docker flow independently.</w:t>
       </w:r>
     </w:p>
     <w:p>
@@ -1955,23 +1867,14 @@
           <w:rFonts w:ascii="Arial" w:eastAsia="Arial" w:hAnsi="Arial" w:cs="Arial"/>
           <w:color w:val="000000"/>
         </w:rPr>
-        <w:t xml:space="preserve">The 5 pages of the </w:t>
-      </w:r>
-      <w:proofErr w:type="spellStart"/>
-      <w:r>
-        <w:rPr>
-          <w:rFonts w:ascii="Arial" w:eastAsia="Arial" w:hAnsi="Arial" w:cs="Arial"/>
-          <w:color w:val="000000"/>
-        </w:rPr>
-        <w:t>TaskFlow</w:t>
-      </w:r>
-      <w:proofErr w:type="spellEnd"/>
-      <w:r>
-        <w:rPr>
-          <w:rFonts w:ascii="Arial" w:eastAsia="Arial" w:hAnsi="Arial" w:cs="Arial"/>
-          <w:color w:val="000000"/>
-        </w:rPr>
-        <w:t xml:space="preserve"> application and their assignment are defined in Table 3 below. The Team Lead takes Page 1 (Home / Dashboard) in addition to their setup responsibilities.</w:t>
+        <w:t>The 5 pages of the TaskFlow application and the</w:t>
+      </w:r>
+      <w:r>
+        <w:rPr>
+          <w:rFonts w:ascii="Arial" w:eastAsia="Arial" w:hAnsi="Arial" w:cs="Arial"/>
+          <w:color w:val="000000"/>
+        </w:rPr>
+        <w:t>ir assignment are defined in Table 3 below. The Team Lead takes Page 1 (Home / Dashboard) in addition to their setup responsibilities.</w:t>
       </w:r>
     </w:p>
     <w:p>
@@ -1993,31 +1896,7 @@
           <w:sz w:val="18"/>
           <w:szCs w:val="18"/>
         </w:rPr>
-        <w:t xml:space="preserve">Table 3: </w:t>
-      </w:r>
-      <w:proofErr w:type="spellStart"/>
-      <w:r>
-        <w:rPr>
-          <w:rFonts w:ascii="Arial" w:eastAsia="Arial" w:hAnsi="Arial" w:cs="Arial"/>
-          <w:b/>
-          <w:bCs/>
-          <w:color w:val="444444"/>
-          <w:sz w:val="18"/>
-          <w:szCs w:val="18"/>
-        </w:rPr>
-        <w:t>TaskFlow</w:t>
-      </w:r>
-      <w:proofErr w:type="spellEnd"/>
-      <w:r>
-        <w:rPr>
-          <w:rFonts w:ascii="Arial" w:eastAsia="Arial" w:hAnsi="Arial" w:cs="Arial"/>
-          <w:b/>
-          <w:bCs/>
-          <w:color w:val="444444"/>
-          <w:sz w:val="18"/>
-          <w:szCs w:val="18"/>
-        </w:rPr>
-        <w:t xml:space="preserve"> Page Assignment</w:t>
+        <w:t>Table 3: TaskFlow Page Assignment</w:t>
       </w:r>
     </w:p>
     <w:tbl>
@@ -2297,7 +2176,16 @@
                 <w:sz w:val="18"/>
                 <w:szCs w:val="18"/>
               </w:rPr>
-              <w:t>Overview of all tasks: summary counts (total, pending, completed), a welcome message, and navigation links to all other pages.</w:t>
+              <w:t xml:space="preserve">Overview </w:t>
+            </w:r>
+            <w:r>
+              <w:rPr>
+                <w:rFonts w:ascii="Arial" w:eastAsia="Arial" w:hAnsi="Arial" w:cs="Arial"/>
+                <w:color w:val="000000"/>
+                <w:sz w:val="18"/>
+                <w:szCs w:val="18"/>
+              </w:rPr>
+              <w:t>of all tasks: summary counts (total, pending, completed), a welcome message, and navigation links to all other pages.</w:t>
             </w:r>
           </w:p>
         </w:tc>
@@ -2423,17 +2311,7 @@
                 <w:sz w:val="18"/>
                 <w:szCs w:val="18"/>
               </w:rPr>
-              <w:t xml:space="preserve">An HTML form allowing the user to enter a new </w:t>
-            </w:r>
-            <w:proofErr w:type="gramStart"/>
-            <w:r>
-              <w:rPr>
-                <w:rFonts w:ascii="Arial" w:eastAsia="Arial" w:hAnsi="Arial" w:cs="Arial"/>
-                <w:color w:val="000000"/>
-                <w:sz w:val="18"/>
-                <w:szCs w:val="18"/>
-              </w:rPr>
-              <w:t xml:space="preserve">task </w:t>
+              <w:t xml:space="preserve">An HTML form allowing the user to enter a new task </w:t>
             </w:r>
             <w:r>
               <w:rPr>
@@ -2444,7 +2322,6 @@
               </w:rPr>
               <w:t>,</w:t>
             </w:r>
-            <w:proofErr w:type="gramEnd"/>
             <w:r>
               <w:rPr>
                 <w:rFonts w:ascii="Arial" w:eastAsia="Arial" w:hAnsi="Arial" w:cs="Arial"/>
@@ -2830,19 +2707,8 @@
                 <w:sz w:val="18"/>
                 <w:szCs w:val="18"/>
               </w:rPr>
-              <w:t xml:space="preserve">A page describing the </w:t>
-            </w:r>
-            <w:proofErr w:type="spellStart"/>
-            <w:r>
-              <w:rPr>
-                <w:rFonts w:ascii="Arial" w:eastAsia="Arial" w:hAnsi="Arial" w:cs="Arial"/>
-                <w:color w:val="000000"/>
-                <w:sz w:val="18"/>
-                <w:szCs w:val="18"/>
-              </w:rPr>
-              <w:t>TaskFlow</w:t>
-            </w:r>
-            <w:proofErr w:type="spellEnd"/>
+              <w:t>A page describing the TaskFlow</w:t>
+            </w:r>
             <w:r>
               <w:rPr>
                 <w:rFonts w:ascii="Arial" w:eastAsia="Arial" w:hAnsi="Arial" w:cs="Arial"/>
@@ -2905,55 +2771,14 @@
           <w:rFonts w:ascii="Arial" w:eastAsia="Arial" w:hAnsi="Arial" w:cs="Arial"/>
           <w:color w:val="000000"/>
         </w:rPr>
-        <w:t xml:space="preserve"> using the naming convention: feature/&lt;member-</w:t>
-      </w:r>
-      <w:proofErr w:type="spellStart"/>
-      <w:r>
-        <w:rPr>
-          <w:rFonts w:ascii="Arial" w:eastAsia="Arial" w:hAnsi="Arial" w:cs="Arial"/>
-          <w:color w:val="000000"/>
-        </w:rPr>
-        <w:t>github</w:t>
-      </w:r>
-      <w:proofErr w:type="spellEnd"/>
-      <w:r>
-        <w:rPr>
-          <w:rFonts w:ascii="Arial" w:eastAsia="Arial" w:hAnsi="Arial" w:cs="Arial"/>
-          <w:color w:val="000000"/>
-        </w:rPr>
-        <w:t>-username&gt;/&lt;page-name</w:t>
-      </w:r>
-      <w:proofErr w:type="gramStart"/>
-      <w:r>
-        <w:rPr>
-          <w:rFonts w:ascii="Arial" w:eastAsia="Arial" w:hAnsi="Arial" w:cs="Arial"/>
-          <w:color w:val="000000"/>
-        </w:rPr>
-        <w:t>&gt;  (</w:t>
-      </w:r>
-      <w:proofErr w:type="gramEnd"/>
-      <w:r>
-        <w:rPr>
-          <w:rFonts w:ascii="Arial" w:eastAsia="Arial" w:hAnsi="Arial" w:cs="Arial"/>
-          <w:color w:val="000000"/>
-        </w:rPr>
-        <w:t>e.g., feature/</w:t>
-      </w:r>
-      <w:proofErr w:type="spellStart"/>
-      <w:r>
-        <w:rPr>
-          <w:rFonts w:ascii="Arial" w:eastAsia="Arial" w:hAnsi="Arial" w:cs="Arial"/>
-          <w:color w:val="000000"/>
-        </w:rPr>
-        <w:t>ali-hassan</w:t>
-      </w:r>
-      <w:proofErr w:type="spellEnd"/>
-      <w:r>
-        <w:rPr>
-          <w:rFonts w:ascii="Arial" w:eastAsia="Arial" w:hAnsi="Arial" w:cs="Arial"/>
-          <w:color w:val="000000"/>
-        </w:rPr>
-        <w:t>/add-task).</w:t>
+        <w:t xml:space="preserve"> using the naming convention: feature/&lt;member-github-username&gt;/&lt;page-name&gt;  </w:t>
+      </w:r>
+      <w:r>
+        <w:rPr>
+          <w:rFonts w:ascii="Arial" w:eastAsia="Arial" w:hAnsi="Arial" w:cs="Arial"/>
+          <w:color w:val="000000"/>
+        </w:rPr>
+        <w:t>(e.g., feature/ali-hassan/add-task).</w:t>
       </w:r>
     </w:p>
     <w:p>
@@ -3018,7 +2843,14 @@
           <w:rFonts w:ascii="Arial" w:eastAsia="Arial" w:hAnsi="Arial" w:cs="Arial"/>
           <w:color w:val="000000"/>
         </w:rPr>
-        <w:t xml:space="preserve"> branch. This triggers the CI workflow automatically.</w:t>
+        <w:t xml:space="preserve"> branch. This trigge</w:t>
+      </w:r>
+      <w:r>
+        <w:rPr>
+          <w:rFonts w:ascii="Arial" w:eastAsia="Arial" w:hAnsi="Arial" w:cs="Arial"/>
+          <w:color w:val="000000"/>
+        </w:rPr>
+        <w:t>rs the CI workflow automatically.</w:t>
       </w:r>
     </w:p>
     <w:p>
@@ -3035,23 +2867,7 @@
           <w:rFonts w:ascii="Arial" w:eastAsia="Arial" w:hAnsi="Arial" w:cs="Arial"/>
           <w:color w:val="000000"/>
         </w:rPr>
-        <w:t xml:space="preserve">Once CI passes and the PR is reviewed and approved, the Team Lead </w:t>
-      </w:r>
-      <w:proofErr w:type="gramStart"/>
-      <w:r>
-        <w:rPr>
-          <w:rFonts w:ascii="Arial" w:eastAsia="Arial" w:hAnsi="Arial" w:cs="Arial"/>
-          <w:color w:val="000000"/>
-        </w:rPr>
-        <w:t>merges</w:t>
-      </w:r>
-      <w:proofErr w:type="gramEnd"/>
-      <w:r>
-        <w:rPr>
-          <w:rFonts w:ascii="Arial" w:eastAsia="Arial" w:hAnsi="Arial" w:cs="Arial"/>
-          <w:color w:val="000000"/>
-        </w:rPr>
-        <w:t xml:space="preserve"> the PR. The merge generates a push event on </w:t>
+        <w:t xml:space="preserve">Once CI passes and the PR is reviewed and approved, the Team Lead merges the PR. The merge generates a push event on </w:t>
       </w:r>
       <w:r>
         <w:rPr>
@@ -3083,13 +2899,20 @@
           <w:rFonts w:ascii="Arial" w:eastAsia="Arial" w:hAnsi="Arial" w:cs="Arial"/>
           <w:color w:val="2E75B6"/>
         </w:rPr>
-        <w:t xml:space="preserve">Complete automated flow:  Feature Branch → PR opened → CI builds &amp; pushes Docker image → PR merged → push on </w:t>
+        <w:t>Complete automa</w:t>
       </w:r>
       <w:r>
         <w:rPr>
           <w:rFonts w:ascii="Arial" w:eastAsia="Arial" w:hAnsi="Arial" w:cs="Arial"/>
           <w:color w:val="2E75B6"/>
         </w:rPr>
+        <w:t xml:space="preserve">ted flow:  Feature Branch → PR opened → CI builds &amp; pushes Docker image → PR merged → push on </w:t>
+      </w:r>
+      <w:r>
+        <w:rPr>
+          <w:rFonts w:ascii="Arial" w:eastAsia="Arial" w:hAnsi="Arial" w:cs="Arial"/>
+          <w:color w:val="2E75B6"/>
+        </w:rPr>
         <w:t>“develop”</w:t>
       </w:r>
       <w:r>
@@ -3097,23 +2920,7 @@
           <w:rFonts w:ascii="Arial" w:eastAsia="Arial" w:hAnsi="Arial" w:cs="Arial"/>
           <w:color w:val="2E75B6"/>
         </w:rPr>
-        <w:t xml:space="preserve"> → CD deploys to Render → Live </w:t>
-      </w:r>
-      <w:proofErr w:type="spellStart"/>
-      <w:r>
-        <w:rPr>
-          <w:rFonts w:ascii="Arial" w:eastAsia="Arial" w:hAnsi="Arial" w:cs="Arial"/>
-          <w:color w:val="2E75B6"/>
-        </w:rPr>
-        <w:t>TaskFlow</w:t>
-      </w:r>
-      <w:proofErr w:type="spellEnd"/>
-      <w:r>
-        <w:rPr>
-          <w:rFonts w:ascii="Arial" w:eastAsia="Arial" w:hAnsi="Arial" w:cs="Arial"/>
-          <w:color w:val="2E75B6"/>
-        </w:rPr>
-        <w:t xml:space="preserve"> updated with the new page.</w:t>
+        <w:t xml:space="preserve"> → CD deploys to Render → Live TaskFlow updated with the new page.</w:t>
       </w:r>
     </w:p>
     <w:p>
@@ -3150,23 +2957,14 @@
           <w:rFonts w:ascii="Arial" w:eastAsia="Arial" w:hAnsi="Arial" w:cs="Arial"/>
           <w:color w:val="000000"/>
         </w:rPr>
-        <w:t xml:space="preserve">The Team Lead must complete the </w:t>
-      </w:r>
-      <w:proofErr w:type="gramStart"/>
-      <w:r>
-        <w:rPr>
-          <w:rFonts w:ascii="Arial" w:eastAsia="Arial" w:hAnsi="Arial" w:cs="Arial"/>
-          <w:color w:val="000000"/>
-        </w:rPr>
-        <w:t>following setup</w:t>
-      </w:r>
-      <w:proofErr w:type="gramEnd"/>
-      <w:r>
-        <w:rPr>
-          <w:rFonts w:ascii="Arial" w:eastAsia="Arial" w:hAnsi="Arial" w:cs="Arial"/>
-          <w:color w:val="000000"/>
-        </w:rPr>
-        <w:t xml:space="preserve"> steps before the team starts working:</w:t>
+        <w:t xml:space="preserve">The Team Lead must complete the following </w:t>
+      </w:r>
+      <w:r>
+        <w:rPr>
+          <w:rFonts w:ascii="Arial" w:eastAsia="Arial" w:hAnsi="Arial" w:cs="Arial"/>
+          <w:color w:val="000000"/>
+        </w:rPr>
+        <w:t>setup steps before the team starts working:</w:t>
       </w:r>
     </w:p>
     <w:p>
@@ -3183,23 +2981,7 @@
           <w:rFonts w:ascii="Arial" w:eastAsia="Arial" w:hAnsi="Arial" w:cs="Arial"/>
           <w:color w:val="000000"/>
         </w:rPr>
-        <w:t xml:space="preserve">Create a new public GitHub repository named </w:t>
-      </w:r>
-      <w:proofErr w:type="spellStart"/>
-      <w:r>
-        <w:rPr>
-          <w:rFonts w:ascii="Arial" w:eastAsia="Arial" w:hAnsi="Arial" w:cs="Arial"/>
-          <w:color w:val="000000"/>
-        </w:rPr>
-        <w:t>taskflow-cicd</w:t>
-      </w:r>
-      <w:proofErr w:type="spellEnd"/>
-      <w:r>
-        <w:rPr>
-          <w:rFonts w:ascii="Arial" w:eastAsia="Arial" w:hAnsi="Arial" w:cs="Arial"/>
-          <w:color w:val="000000"/>
-        </w:rPr>
-        <w:t xml:space="preserve"> (or a name agreed by the team). Do NOT clone or fork any existing repository.</w:t>
+        <w:t>Create a new public GitHub repository named taskflow-cicd (or a name agreed by the team). Do NOT clone or fork any existing repository.</w:t>
       </w:r>
     </w:p>
     <w:p>
@@ -3230,7 +3012,14 @@
           <w:rFonts w:ascii="Arial" w:eastAsia="Arial" w:hAnsi="Arial" w:cs="Arial"/>
           <w:color w:val="000000"/>
         </w:rPr>
-        <w:t xml:space="preserve"> branch from 'main' and set it as the default working branch.</w:t>
+        <w:t xml:space="preserve"> branch from 'main' and set it as the default working bran</w:t>
+      </w:r>
+      <w:r>
+        <w:rPr>
+          <w:rFonts w:ascii="Arial" w:eastAsia="Arial" w:hAnsi="Arial" w:cs="Arial"/>
+          <w:color w:val="000000"/>
+        </w:rPr>
+        <w:t>ch.</w:t>
       </w:r>
     </w:p>
     <w:p>
@@ -3278,23 +3067,14 @@
           <w:rFonts w:ascii="Arial" w:eastAsia="Arial" w:hAnsi="Arial" w:cs="Arial"/>
           <w:color w:val="000000"/>
         </w:rPr>
-        <w:t xml:space="preserve">Team Lead: Sign up </w:t>
-      </w:r>
-      <w:proofErr w:type="gramStart"/>
-      <w:r>
-        <w:rPr>
-          <w:rFonts w:ascii="Arial" w:eastAsia="Arial" w:hAnsi="Arial" w:cs="Arial"/>
-          <w:color w:val="000000"/>
-        </w:rPr>
-        <w:t>on</w:t>
-      </w:r>
-      <w:proofErr w:type="gramEnd"/>
-      <w:r>
-        <w:rPr>
-          <w:rFonts w:ascii="Arial" w:eastAsia="Arial" w:hAnsi="Arial" w:cs="Arial"/>
-          <w:color w:val="000000"/>
-        </w:rPr>
-        <w:t xml:space="preserve"> Render (render.com), create a new Web Service connected to the Docker Hub image repository, and copy the deploy hook URL from the Render service settings. This URL will be stored as the RENDER_DEPLOY_HOOK_URL secret.</w:t>
+        <w:t>Team Lead: Sign up on Render (render.com), create a new Web Service connected to the Docker Hub image repository, and cop</w:t>
+      </w:r>
+      <w:r>
+        <w:rPr>
+          <w:rFonts w:ascii="Arial" w:eastAsia="Arial" w:hAnsi="Arial" w:cs="Arial"/>
+          <w:color w:val="000000"/>
+        </w:rPr>
+        <w:t>y the deploy hook URL from the Render service settings. This URL will be stored as the RENDER_DEPLOY_HOOK_URL secret.</w:t>
       </w:r>
     </w:p>
     <w:p>
@@ -3311,7 +3091,14 @@
           <w:rFonts w:ascii="Arial" w:eastAsia="Arial" w:hAnsi="Arial" w:cs="Arial"/>
           <w:color w:val="000000"/>
         </w:rPr>
-        <w:t>Commit the Assignment 04 question paper (this .docx file) to the root of the repository. Each team member must then update Table 1 with their own details in the file and commit to their feature branch.</w:t>
+        <w:t>Commit the Assignment 04 question paper (this .docx file) to the root of the repository. Each team member must then update Table 1 with th</w:t>
+      </w:r>
+      <w:r>
+        <w:rPr>
+          <w:rFonts w:ascii="Arial" w:eastAsia="Arial" w:hAnsi="Arial" w:cs="Arial"/>
+          <w:color w:val="000000"/>
+        </w:rPr>
+        <w:t>eir own details in the file and commit to their feature branch.</w:t>
       </w:r>
     </w:p>
     <w:p>
@@ -3500,17 +3287,7 @@
                 <w:sz w:val="18"/>
                 <w:szCs w:val="18"/>
               </w:rPr>
-              <w:t xml:space="preserve">Home / Dashboard </w:t>
-            </w:r>
-            <w:proofErr w:type="gramStart"/>
-            <w:r>
-              <w:rPr>
-                <w:rFonts w:ascii="Arial" w:eastAsia="Arial" w:hAnsi="Arial" w:cs="Arial"/>
-                <w:color w:val="000000"/>
-                <w:sz w:val="18"/>
-                <w:szCs w:val="18"/>
-              </w:rPr>
-              <w:t xml:space="preserve">page </w:t>
+              <w:t xml:space="preserve">Home / Dashboard page </w:t>
             </w:r>
             <w:r>
               <w:rPr>
@@ -3521,7 +3298,6 @@
               </w:rPr>
               <w:t>,</w:t>
             </w:r>
-            <w:proofErr w:type="gramEnd"/>
             <w:r>
               <w:rPr>
                 <w:rFonts w:ascii="Arial" w:eastAsia="Arial" w:hAnsi="Arial" w:cs="Arial"/>
@@ -3593,17 +3369,7 @@
                 <w:sz w:val="18"/>
                 <w:szCs w:val="18"/>
               </w:rPr>
-              <w:t xml:space="preserve">Add Task </w:t>
-            </w:r>
-            <w:proofErr w:type="gramStart"/>
-            <w:r>
-              <w:rPr>
-                <w:rFonts w:ascii="Arial" w:eastAsia="Arial" w:hAnsi="Arial" w:cs="Arial"/>
-                <w:color w:val="000000"/>
-                <w:sz w:val="18"/>
-                <w:szCs w:val="18"/>
-              </w:rPr>
-              <w:t xml:space="preserve">page </w:t>
+              <w:t xml:space="preserve">Add Task page </w:t>
             </w:r>
             <w:r>
               <w:rPr>
@@ -3614,7 +3380,6 @@
               </w:rPr>
               <w:t>,</w:t>
             </w:r>
-            <w:proofErr w:type="gramEnd"/>
             <w:r>
               <w:rPr>
                 <w:rFonts w:ascii="Arial" w:eastAsia="Arial" w:hAnsi="Arial" w:cs="Arial"/>
@@ -3686,17 +3451,7 @@
                 <w:sz w:val="18"/>
                 <w:szCs w:val="18"/>
               </w:rPr>
-              <w:t xml:space="preserve">Task List </w:t>
-            </w:r>
-            <w:proofErr w:type="gramStart"/>
-            <w:r>
-              <w:rPr>
-                <w:rFonts w:ascii="Arial" w:eastAsia="Arial" w:hAnsi="Arial" w:cs="Arial"/>
-                <w:color w:val="000000"/>
-                <w:sz w:val="18"/>
-                <w:szCs w:val="18"/>
-              </w:rPr>
-              <w:t xml:space="preserve">page </w:t>
+              <w:t xml:space="preserve">Task List page </w:t>
             </w:r>
             <w:r>
               <w:rPr>
@@ -3707,7 +3462,6 @@
               </w:rPr>
               <w:t>,</w:t>
             </w:r>
-            <w:proofErr w:type="gramEnd"/>
             <w:r>
               <w:rPr>
                 <w:rFonts w:ascii="Arial" w:eastAsia="Arial" w:hAnsi="Arial" w:cs="Arial"/>
@@ -3779,17 +3533,7 @@
                 <w:sz w:val="18"/>
                 <w:szCs w:val="18"/>
               </w:rPr>
-              <w:t xml:space="preserve">Task Detail </w:t>
-            </w:r>
-            <w:proofErr w:type="gramStart"/>
-            <w:r>
-              <w:rPr>
-                <w:rFonts w:ascii="Arial" w:eastAsia="Arial" w:hAnsi="Arial" w:cs="Arial"/>
-                <w:color w:val="000000"/>
-                <w:sz w:val="18"/>
-                <w:szCs w:val="18"/>
-              </w:rPr>
-              <w:t xml:space="preserve">page </w:t>
+              <w:t xml:space="preserve">Task Detail page </w:t>
             </w:r>
             <w:r>
               <w:rPr>
@@ -3800,7 +3544,6 @@
               </w:rPr>
               <w:t>,</w:t>
             </w:r>
-            <w:proofErr w:type="gramEnd"/>
             <w:r>
               <w:rPr>
                 <w:rFonts w:ascii="Arial" w:eastAsia="Arial" w:hAnsi="Arial" w:cs="Arial"/>
@@ -3872,17 +3615,7 @@
                 <w:sz w:val="18"/>
                 <w:szCs w:val="18"/>
               </w:rPr>
-              <w:t xml:space="preserve">About / Help </w:t>
-            </w:r>
-            <w:proofErr w:type="gramStart"/>
-            <w:r>
-              <w:rPr>
-                <w:rFonts w:ascii="Arial" w:eastAsia="Arial" w:hAnsi="Arial" w:cs="Arial"/>
-                <w:color w:val="000000"/>
-                <w:sz w:val="18"/>
-                <w:szCs w:val="18"/>
-              </w:rPr>
-              <w:t xml:space="preserve">page </w:t>
+              <w:t xml:space="preserve">About / Help page </w:t>
             </w:r>
             <w:r>
               <w:rPr>
@@ -3893,7 +3626,6 @@
               </w:rPr>
               <w:t>,</w:t>
             </w:r>
-            <w:proofErr w:type="gramEnd"/>
             <w:r>
               <w:rPr>
                 <w:rFonts w:ascii="Arial" w:eastAsia="Arial" w:hAnsi="Arial" w:cs="Arial"/>
@@ -3965,17 +3697,7 @@
                 <w:sz w:val="18"/>
                 <w:szCs w:val="18"/>
               </w:rPr>
-              <w:t xml:space="preserve">Shared </w:t>
-            </w:r>
-            <w:proofErr w:type="gramStart"/>
-            <w:r>
-              <w:rPr>
-                <w:rFonts w:ascii="Arial" w:eastAsia="Arial" w:hAnsi="Arial" w:cs="Arial"/>
-                <w:color w:val="000000"/>
-                <w:sz w:val="18"/>
-                <w:szCs w:val="18"/>
-              </w:rPr>
-              <w:t xml:space="preserve">stylesheet </w:t>
+              <w:t xml:space="preserve">Shared stylesheet </w:t>
             </w:r>
             <w:r>
               <w:rPr>
@@ -3986,7 +3708,6 @@
               </w:rPr>
               <w:t>,</w:t>
             </w:r>
-            <w:proofErr w:type="gramEnd"/>
             <w:r>
               <w:rPr>
                 <w:rFonts w:ascii="Arial" w:eastAsia="Arial" w:hAnsi="Arial" w:cs="Arial"/>
@@ -4019,7 +3740,6 @@
             <w:vAlign w:val="center"/>
           </w:tcPr>
           <w:p>
-            <w:proofErr w:type="spellStart"/>
             <w:r>
               <w:rPr>
                 <w:rFonts w:ascii="Arial" w:eastAsia="Arial" w:hAnsi="Arial" w:cs="Arial"/>
@@ -4031,7 +3751,6 @@
               </w:rPr>
               <w:t>Dockerfile</w:t>
             </w:r>
-            <w:proofErr w:type="spellEnd"/>
           </w:p>
         </w:tc>
         <w:tc>
@@ -4053,25 +3772,14 @@
             <w:vAlign w:val="center"/>
           </w:tcPr>
           <w:p>
-            <w:proofErr w:type="spellStart"/>
-            <w:r>
-              <w:rPr>
-                <w:rFonts w:ascii="Arial" w:eastAsia="Arial" w:hAnsi="Arial" w:cs="Arial"/>
-                <w:color w:val="000000"/>
-                <w:sz w:val="18"/>
-                <w:szCs w:val="18"/>
-              </w:rPr>
-              <w:t>Dockerfile</w:t>
-            </w:r>
-            <w:proofErr w:type="spellEnd"/>
-            <w:r>
-              <w:rPr>
-                <w:rFonts w:ascii="Arial" w:eastAsia="Arial" w:hAnsi="Arial" w:cs="Arial"/>
-                <w:color w:val="000000"/>
-                <w:sz w:val="18"/>
-                <w:szCs w:val="18"/>
-              </w:rPr>
-              <w:t xml:space="preserve"> to containerize the application (nginx-based)</w:t>
+            <w:r>
+              <w:rPr>
+                <w:rFonts w:ascii="Arial" w:eastAsia="Arial" w:hAnsi="Arial" w:cs="Arial"/>
+                <w:color w:val="000000"/>
+                <w:sz w:val="18"/>
+                <w:szCs w:val="18"/>
+              </w:rPr>
+              <w:t>Dockerfile to containerize the application (nginx-based)</w:t>
             </w:r>
           </w:p>
         </w:tc>
@@ -4105,9 +3813,70 @@
                 <w:sz w:val="18"/>
                 <w:szCs w:val="18"/>
               </w:rPr>
-              <w:t>.</w:t>
-            </w:r>
-            <w:proofErr w:type="spellStart"/>
+              <w:t>.github/workflows/ci.yml</w:t>
+            </w:r>
+          </w:p>
+        </w:tc>
+        <w:tc>
+          <w:tcPr>
+            <w:tcW w:w="6160" w:type="dxa"/>
+            <w:tcBorders>
+              <w:top w:val="single" w:sz="6" w:space="0" w:color="ADB9CA"/>
+              <w:left w:val="single" w:sz="6" w:space="0" w:color="ADB9CA"/>
+              <w:bottom w:val="single" w:sz="6" w:space="0" w:color="ADB9CA"/>
+              <w:right w:val="single" w:sz="6" w:space="0" w:color="ADB9CA"/>
+            </w:tcBorders>
+            <w:shd w:val="clear" w:color="auto" w:fill="FFFFFF"/>
+            <w:tcMar>
+              <w:top w:w="80" w:type="dxa"/>
+              <w:left w:w="140" w:type="dxa"/>
+              <w:bottom w:w="80" w:type="dxa"/>
+              <w:right w:w="140" w:type="dxa"/>
+            </w:tcMar>
+            <w:vAlign w:val="center"/>
+          </w:tcPr>
+          <w:p>
+            <w:r>
+              <w:rPr>
+                <w:rFonts w:ascii="Arial" w:eastAsia="Arial" w:hAnsi="Arial" w:cs="Arial"/>
+                <w:color w:val="000000"/>
+                <w:sz w:val="18"/>
+                <w:szCs w:val="18"/>
+              </w:rPr>
+              <w:t xml:space="preserve">CI workflow – triggered on Pull Request to </w:t>
+            </w:r>
+            <w:r>
+              <w:rPr>
+                <w:rFonts w:ascii="Arial" w:eastAsia="Arial" w:hAnsi="Arial" w:cs="Arial"/>
+                <w:color w:val="000000"/>
+                <w:sz w:val="18"/>
+                <w:szCs w:val="18"/>
+              </w:rPr>
+              <w:t>“develop”</w:t>
+            </w:r>
+          </w:p>
+        </w:tc>
+      </w:tr>
+      <w:tr>
+        <w:tc>
+          <w:tcPr>
+            <w:tcW w:w="3200" w:type="dxa"/>
+            <w:tcBorders>
+              <w:top w:val="single" w:sz="6" w:space="0" w:color="ADB9CA"/>
+              <w:left w:val="single" w:sz="6" w:space="0" w:color="ADB9CA"/>
+              <w:bottom w:val="single" w:sz="6" w:space="0" w:color="ADB9CA"/>
+              <w:right w:val="single" w:sz="6" w:space="0" w:color="ADB9CA"/>
+            </w:tcBorders>
+            <w:shd w:val="clear" w:color="auto" w:fill="E8F0FB"/>
+            <w:tcMar>
+              <w:top w:w="80" w:type="dxa"/>
+              <w:left w:w="140" w:type="dxa"/>
+              <w:bottom w:w="80" w:type="dxa"/>
+              <w:right w:w="140" w:type="dxa"/>
+            </w:tcMar>
+            <w:vAlign w:val="center"/>
+          </w:tcPr>
+          <w:p>
             <w:r>
               <w:rPr>
                 <w:rFonts w:ascii="Arial" w:eastAsia="Arial" w:hAnsi="Arial" w:cs="Arial"/>
@@ -4117,143 +3886,8 @@
                 <w:sz w:val="18"/>
                 <w:szCs w:val="18"/>
               </w:rPr>
-              <w:t>github</w:t>
-            </w:r>
-            <w:proofErr w:type="spellEnd"/>
-            <w:r>
-              <w:rPr>
-                <w:rFonts w:ascii="Arial" w:eastAsia="Arial" w:hAnsi="Arial" w:cs="Arial"/>
-                <w:b/>
-                <w:bCs/>
-                <w:color w:val="000000"/>
-                <w:sz w:val="18"/>
-                <w:szCs w:val="18"/>
-              </w:rPr>
-              <w:t>/workflows/</w:t>
-            </w:r>
-            <w:proofErr w:type="spellStart"/>
-            <w:r>
-              <w:rPr>
-                <w:rFonts w:ascii="Arial" w:eastAsia="Arial" w:hAnsi="Arial" w:cs="Arial"/>
-                <w:b/>
-                <w:bCs/>
-                <w:color w:val="000000"/>
-                <w:sz w:val="18"/>
-                <w:szCs w:val="18"/>
-              </w:rPr>
-              <w:t>ci.yml</w:t>
-            </w:r>
-            <w:proofErr w:type="spellEnd"/>
-          </w:p>
-        </w:tc>
-        <w:tc>
-          <w:tcPr>
-            <w:tcW w:w="6160" w:type="dxa"/>
-            <w:tcBorders>
-              <w:top w:val="single" w:sz="6" w:space="0" w:color="ADB9CA"/>
-              <w:left w:val="single" w:sz="6" w:space="0" w:color="ADB9CA"/>
-              <w:bottom w:val="single" w:sz="6" w:space="0" w:color="ADB9CA"/>
-              <w:right w:val="single" w:sz="6" w:space="0" w:color="ADB9CA"/>
-            </w:tcBorders>
-            <w:shd w:val="clear" w:color="auto" w:fill="FFFFFF"/>
-            <w:tcMar>
-              <w:top w:w="80" w:type="dxa"/>
-              <w:left w:w="140" w:type="dxa"/>
-              <w:bottom w:w="80" w:type="dxa"/>
-              <w:right w:w="140" w:type="dxa"/>
-            </w:tcMar>
-            <w:vAlign w:val="center"/>
-          </w:tcPr>
-          <w:p>
-            <w:r>
-              <w:rPr>
-                <w:rFonts w:ascii="Arial" w:eastAsia="Arial" w:hAnsi="Arial" w:cs="Arial"/>
-                <w:color w:val="000000"/>
-                <w:sz w:val="18"/>
-                <w:szCs w:val="18"/>
-              </w:rPr>
-              <w:t xml:space="preserve">CI workflow – triggered on Pull Request to </w:t>
-            </w:r>
-            <w:r>
-              <w:rPr>
-                <w:rFonts w:ascii="Arial" w:eastAsia="Arial" w:hAnsi="Arial" w:cs="Arial"/>
-                <w:color w:val="000000"/>
-                <w:sz w:val="18"/>
-                <w:szCs w:val="18"/>
-              </w:rPr>
-              <w:t>“develop”</w:t>
-            </w:r>
-          </w:p>
-        </w:tc>
-      </w:tr>
-      <w:tr>
-        <w:tc>
-          <w:tcPr>
-            <w:tcW w:w="3200" w:type="dxa"/>
-            <w:tcBorders>
-              <w:top w:val="single" w:sz="6" w:space="0" w:color="ADB9CA"/>
-              <w:left w:val="single" w:sz="6" w:space="0" w:color="ADB9CA"/>
-              <w:bottom w:val="single" w:sz="6" w:space="0" w:color="ADB9CA"/>
-              <w:right w:val="single" w:sz="6" w:space="0" w:color="ADB9CA"/>
-            </w:tcBorders>
-            <w:shd w:val="clear" w:color="auto" w:fill="E8F0FB"/>
-            <w:tcMar>
-              <w:top w:w="80" w:type="dxa"/>
-              <w:left w:w="140" w:type="dxa"/>
-              <w:bottom w:w="80" w:type="dxa"/>
-              <w:right w:w="140" w:type="dxa"/>
-            </w:tcMar>
-            <w:vAlign w:val="center"/>
-          </w:tcPr>
-          <w:p>
-            <w:r>
-              <w:rPr>
-                <w:rFonts w:ascii="Arial" w:eastAsia="Arial" w:hAnsi="Arial" w:cs="Arial"/>
-                <w:b/>
-                <w:bCs/>
-                <w:color w:val="000000"/>
-                <w:sz w:val="18"/>
-                <w:szCs w:val="18"/>
-              </w:rPr>
-              <w:t>.</w:t>
-            </w:r>
-            <w:proofErr w:type="spellStart"/>
-            <w:r>
-              <w:rPr>
-                <w:rFonts w:ascii="Arial" w:eastAsia="Arial" w:hAnsi="Arial" w:cs="Arial"/>
-                <w:b/>
-                <w:bCs/>
-                <w:color w:val="000000"/>
-                <w:sz w:val="18"/>
-                <w:szCs w:val="18"/>
-              </w:rPr>
-              <w:t>github</w:t>
-            </w:r>
-            <w:proofErr w:type="spellEnd"/>
-            <w:r>
-              <w:rPr>
-                <w:rFonts w:ascii="Arial" w:eastAsia="Arial" w:hAnsi="Arial" w:cs="Arial"/>
-                <w:b/>
-                <w:bCs/>
-                <w:color w:val="000000"/>
-                <w:sz w:val="18"/>
-                <w:szCs w:val="18"/>
-              </w:rPr>
-              <w:t>/workflows/</w:t>
-            </w:r>
-            <w:proofErr w:type="spellStart"/>
-            <w:r>
-              <w:rPr>
-                <w:rFonts w:ascii="Arial" w:eastAsia="Arial" w:hAnsi="Arial" w:cs="Arial"/>
-                <w:b/>
-                <w:bCs/>
-                <w:color w:val="000000"/>
-                <w:sz w:val="18"/>
-                <w:szCs w:val="18"/>
-              </w:rPr>
-              <w:t>cd.yml</w:t>
-            </w:r>
-            <w:proofErr w:type="spellEnd"/>
+              <w:t>.github/workflows/cd.yml</w:t>
+            </w:r>
           </w:p>
         </w:tc>
         <w:tc>
@@ -4396,31 +4030,7 @@
           <w:color w:val="000000"/>
         </w:rPr>
         <w:lastRenderedPageBreak/>
-        <w:t xml:space="preserve">The Team Lead (TL) is responsible for creating all secrets listed below. </w:t>
-      </w:r>
-      <w:proofErr w:type="gramStart"/>
-      <w:r>
-        <w:rPr>
-          <w:rFonts w:ascii="Arial" w:eastAsia="Arial" w:hAnsi="Arial" w:cs="Arial"/>
-          <w:color w:val="000000"/>
-        </w:rPr>
-        <w:t>The TL</w:t>
-      </w:r>
-      <w:proofErr w:type="gramEnd"/>
-      <w:r>
-        <w:rPr>
-          <w:rFonts w:ascii="Arial" w:eastAsia="Arial" w:hAnsi="Arial" w:cs="Arial"/>
-          <w:color w:val="000000"/>
-        </w:rPr>
-        <w:t xml:space="preserve"> is the repository admin and the credentials in </w:t>
-      </w:r>
-      <w:proofErr w:type="gramStart"/>
-      <w:r>
-        <w:rPr>
-          <w:rFonts w:ascii="Arial" w:eastAsia="Arial" w:hAnsi="Arial" w:cs="Arial"/>
-          <w:color w:val="000000"/>
-        </w:rPr>
-        <w:t xml:space="preserve">use </w:t>
+        <w:t xml:space="preserve">The Team Lead (TL) is responsible for creating all secrets listed below. The TL is the repository admin and the credentials in use </w:t>
       </w:r>
       <w:r>
         <w:rPr>
@@ -4429,7 +4039,6 @@
         </w:rPr>
         <w:t>,</w:t>
       </w:r>
-      <w:proofErr w:type="gramEnd"/>
       <w:r>
         <w:rPr>
           <w:rFonts w:ascii="Arial" w:eastAsia="Arial" w:hAnsi="Arial" w:cs="Arial"/>
@@ -4437,7 +4046,6 @@
         </w:rPr>
         <w:t xml:space="preserve"> Docker Hub and </w:t>
       </w:r>
-      <w:proofErr w:type="gramStart"/>
       <w:r>
         <w:rPr>
           <w:rFonts w:ascii="Arial" w:eastAsia="Arial" w:hAnsi="Arial" w:cs="Arial"/>
@@ -4452,7 +4060,6 @@
         </w:rPr>
         <w:t>,</w:t>
       </w:r>
-      <w:proofErr w:type="gramEnd"/>
       <w:r>
         <w:rPr>
           <w:rFonts w:ascii="Arial" w:eastAsia="Arial" w:hAnsi="Arial" w:cs="Arial"/>
@@ -4551,7 +4158,18 @@
           <w:sz w:val="18"/>
           <w:szCs w:val="18"/>
         </w:rPr>
-        <w:t>Table 4: Secrets Configuration Reference</w:t>
+        <w:t xml:space="preserve">Table 4: Secrets </w:t>
+      </w:r>
+      <w:r>
+        <w:rPr>
+          <w:rFonts w:ascii="Arial" w:eastAsia="Arial" w:hAnsi="Arial" w:cs="Arial"/>
+          <w:b/>
+          <w:bCs/>
+          <w:color w:val="444444"/>
+          <w:sz w:val="18"/>
+          <w:szCs w:val="18"/>
+        </w:rPr>
+        <w:t>Configuration Reference</w:t>
       </w:r>
     </w:p>
     <w:tbl>
@@ -4869,17 +4487,7 @@
                 <w:sz w:val="18"/>
                 <w:szCs w:val="18"/>
               </w:rPr>
-              <w:t>Team Lead's Docker Hub Personal Access Token (PAT</w:t>
-            </w:r>
-            <w:proofErr w:type="gramStart"/>
-            <w:r>
-              <w:rPr>
-                <w:rFonts w:ascii="Arial" w:eastAsia="Arial" w:hAnsi="Arial" w:cs="Arial"/>
-                <w:color w:val="000000"/>
-                <w:sz w:val="18"/>
-                <w:szCs w:val="18"/>
-              </w:rPr>
-              <w:t xml:space="preserve">) </w:t>
+              <w:t xml:space="preserve">Team Lead's Docker Hub Personal Access Token (PAT) </w:t>
             </w:r>
             <w:r>
               <w:rPr>
@@ -4890,7 +4498,6 @@
               </w:rPr>
               <w:t>,</w:t>
             </w:r>
-            <w:proofErr w:type="gramEnd"/>
             <w:r>
               <w:rPr>
                 <w:rFonts w:ascii="Arial" w:eastAsia="Arial" w:hAnsi="Arial" w:cs="Arial"/>
@@ -5015,9 +4622,8 @@
           <w:sz w:val="18"/>
           <w:szCs w:val="18"/>
         </w:rPr>
-        <w:t xml:space="preserve">All three secrets must be created by the Team Lead, as </w:t>
-      </w:r>
-      <w:proofErr w:type="gramStart"/>
+        <w:t>All three secrets must be created by the Team Lead, as the TL</w:t>
+      </w:r>
       <w:r>
         <w:rPr>
           <w:rFonts w:ascii="Arial" w:eastAsia="Arial" w:hAnsi="Arial" w:cs="Arial"/>
@@ -5025,9 +4631,8 @@
           <w:sz w:val="18"/>
           <w:szCs w:val="18"/>
         </w:rPr>
-        <w:t>the TL</w:t>
-      </w:r>
-      <w:proofErr w:type="gramEnd"/>
+        <w:t xml:space="preserve"> is the repository admin and the credentials belong to them. DOCKERHUB_USERNAME and DOCKERHUB_TOKEN must be the Team Lead's own Docker Hub credentials, added as repository-level secrets (Settings → Secrets and variables → Actions → Repository secrets). REN</w:t>
+      </w:r>
       <w:r>
         <w:rPr>
           <w:rFonts w:ascii="Arial" w:eastAsia="Arial" w:hAnsi="Arial" w:cs="Arial"/>
@@ -5035,7 +4640,7 @@
           <w:sz w:val="18"/>
           <w:szCs w:val="18"/>
         </w:rPr>
-        <w:t xml:space="preserve"> is the repository admin and the credentials belong to them. DOCKERHUB_USERNAME and DOCKERHUB_TOKEN must be the Team Lead's own Docker Hub credentials, added as repository-level secrets (Settings → Secrets and variables → Actions → Repository secrets). RENDER_DEPLOY_HOOK_URL is obtained from the Render web service set up by the Team Lead and must be added as an environment-level secret inside the </w:t>
+        <w:t xml:space="preserve">DER_DEPLOY_HOOK_URL is obtained from the Render web service set up by the Team Lead and must be added as an environment-level secret inside the </w:t>
       </w:r>
       <w:r>
         <w:rPr>
@@ -5077,9 +4682,8 @@
           <w:sz w:val="28"/>
           <w:szCs w:val="28"/>
         </w:rPr>
-        <w:t xml:space="preserve">CI PIPELINE </w:t>
-      </w:r>
-      <w:proofErr w:type="gramStart"/>
+        <w:t>CI PIPELINE REQUIREMENTS  (.git</w:t>
+      </w:r>
       <w:r>
         <w:rPr>
           <w:rFonts w:ascii="Arial" w:eastAsia="Arial" w:hAnsi="Arial" w:cs="Arial"/>
@@ -5089,102 +4693,22 @@
           <w:sz w:val="28"/>
           <w:szCs w:val="28"/>
         </w:rPr>
-        <w:t>REQUIREMENTS  (</w:t>
-      </w:r>
-      <w:proofErr w:type="gramEnd"/>
+        <w:t>hub/workflows/ci.yml)</w:t>
+      </w:r>
+    </w:p>
+    <w:p>
+      <w:pPr>
+        <w:spacing w:before="60" w:after="120"/>
+        <w:jc w:val="both"/>
+      </w:pPr>
       <w:r>
         <w:rPr>
           <w:rFonts w:ascii="Arial" w:eastAsia="Arial" w:hAnsi="Arial" w:cs="Arial"/>
           <w:b/>
           <w:bCs/>
-          <w:color w:val="1F3864"/>
-          <w:sz w:val="28"/>
-          <w:szCs w:val="28"/>
-        </w:rPr>
-        <w:t>.</w:t>
-      </w:r>
-      <w:proofErr w:type="spellStart"/>
-      <w:r>
-        <w:rPr>
-          <w:rFonts w:ascii="Arial" w:eastAsia="Arial" w:hAnsi="Arial" w:cs="Arial"/>
-          <w:b/>
-          <w:bCs/>
-          <w:color w:val="1F3864"/>
-          <w:sz w:val="28"/>
-          <w:szCs w:val="28"/>
-        </w:rPr>
-        <w:t>github</w:t>
-      </w:r>
-      <w:proofErr w:type="spellEnd"/>
-      <w:r>
-        <w:rPr>
-          <w:rFonts w:ascii="Arial" w:eastAsia="Arial" w:hAnsi="Arial" w:cs="Arial"/>
-          <w:b/>
-          <w:bCs/>
-          <w:color w:val="1F3864"/>
-          <w:sz w:val="28"/>
-          <w:szCs w:val="28"/>
-        </w:rPr>
-        <w:t>/workflows/</w:t>
-      </w:r>
-      <w:proofErr w:type="spellStart"/>
-      <w:r>
-        <w:rPr>
-          <w:rFonts w:ascii="Arial" w:eastAsia="Arial" w:hAnsi="Arial" w:cs="Arial"/>
-          <w:b/>
-          <w:bCs/>
-          <w:color w:val="1F3864"/>
-          <w:sz w:val="28"/>
-          <w:szCs w:val="28"/>
-        </w:rPr>
-        <w:t>ci.yml</w:t>
-      </w:r>
-      <w:proofErr w:type="spellEnd"/>
-      <w:r>
-        <w:rPr>
-          <w:rFonts w:ascii="Arial" w:eastAsia="Arial" w:hAnsi="Arial" w:cs="Arial"/>
-          <w:b/>
-          <w:bCs/>
-          <w:color w:val="1F3864"/>
-          <w:sz w:val="28"/>
-          <w:szCs w:val="28"/>
-        </w:rPr>
-        <w:t>)</w:t>
-      </w:r>
-    </w:p>
-    <w:p>
-      <w:pPr>
-        <w:spacing w:before="60" w:after="120"/>
-        <w:jc w:val="both"/>
-      </w:pPr>
-      <w:r>
-        <w:rPr>
-          <w:rFonts w:ascii="Arial" w:eastAsia="Arial" w:hAnsi="Arial" w:cs="Arial"/>
-          <w:b/>
-          <w:bCs/>
-          <w:color w:val="000000"/>
-        </w:rPr>
-        <w:t xml:space="preserve">Trigger: The CI workflow must be triggered by a </w:t>
-      </w:r>
-      <w:proofErr w:type="spellStart"/>
-      <w:r>
-        <w:rPr>
-          <w:rFonts w:ascii="Arial" w:eastAsia="Arial" w:hAnsi="Arial" w:cs="Arial"/>
-          <w:b/>
-          <w:bCs/>
-          <w:color w:val="000000"/>
-        </w:rPr>
-        <w:t>pull_request</w:t>
-      </w:r>
-      <w:proofErr w:type="spellEnd"/>
-      <w:r>
-        <w:rPr>
-          <w:rFonts w:ascii="Arial" w:eastAsia="Arial" w:hAnsi="Arial" w:cs="Arial"/>
-          <w:b/>
-          <w:bCs/>
-          <w:color w:val="000000"/>
-        </w:rPr>
-        <w:t xml:space="preserve"> event targeting the </w:t>
+          <w:color w:val="000000"/>
+        </w:rPr>
+        <w:t xml:space="preserve">Trigger: The CI workflow must be triggered by a pull_request event targeting the </w:t>
       </w:r>
       <w:r>
         <w:rPr>
@@ -5237,7 +4761,14 @@
           <w:rFonts w:ascii="Arial" w:eastAsia="Arial" w:hAnsi="Arial" w:cs="Arial"/>
           <w:color w:val="000000"/>
         </w:rPr>
-        <w:t>Step 1 – Checkout: Check out the repository code using actions/checkout.</w:t>
+        <w:t>Step 1 – Checkout: Check out the repository code using actions/checkou</w:t>
+      </w:r>
+      <w:r>
+        <w:rPr>
+          <w:rFonts w:ascii="Arial" w:eastAsia="Arial" w:hAnsi="Arial" w:cs="Arial"/>
+          <w:color w:val="000000"/>
+        </w:rPr>
+        <w:t>t.</w:t>
       </w:r>
     </w:p>
     <w:p>
@@ -5271,23 +4802,7 @@
           <w:rFonts w:ascii="Arial" w:eastAsia="Arial" w:hAnsi="Arial" w:cs="Arial"/>
           <w:color w:val="000000"/>
         </w:rPr>
-        <w:t xml:space="preserve">Step 3 – Build Image: Build the Docker image from the </w:t>
-      </w:r>
-      <w:proofErr w:type="spellStart"/>
-      <w:r>
-        <w:rPr>
-          <w:rFonts w:ascii="Arial" w:eastAsia="Arial" w:hAnsi="Arial" w:cs="Arial"/>
-          <w:color w:val="000000"/>
-        </w:rPr>
-        <w:t>Dockerfile</w:t>
-      </w:r>
-      <w:proofErr w:type="spellEnd"/>
-      <w:r>
-        <w:rPr>
-          <w:rFonts w:ascii="Arial" w:eastAsia="Arial" w:hAnsi="Arial" w:cs="Arial"/>
-          <w:color w:val="000000"/>
-        </w:rPr>
-        <w:t xml:space="preserve"> in the project root.</w:t>
+        <w:t>Step 3 – Build Image: Build the Docker image from the Dockerfile in the project root.</w:t>
       </w:r>
     </w:p>
     <w:p>
@@ -5304,15 +4819,7 @@
           <w:rFonts w:ascii="Arial" w:eastAsia="Arial" w:hAnsi="Arial" w:cs="Arial"/>
           <w:color w:val="000000"/>
         </w:rPr>
-        <w:t xml:space="preserve">Step 4 – Tag Image: Tag the image using a meaningful </w:t>
-      </w:r>
-      <w:proofErr w:type="gramStart"/>
-      <w:r>
-        <w:rPr>
-          <w:rFonts w:ascii="Arial" w:eastAsia="Arial" w:hAnsi="Arial" w:cs="Arial"/>
-          <w:color w:val="000000"/>
-        </w:rPr>
-        <w:t xml:space="preserve">strategy </w:t>
+        <w:t xml:space="preserve">Step 4 – Tag Image: Tag the image using a meaningful strategy </w:t>
       </w:r>
       <w:r>
         <w:rPr>
@@ -5321,29 +4828,12 @@
         </w:rPr>
         <w:t>,</w:t>
       </w:r>
-      <w:proofErr w:type="gramEnd"/>
-      <w:r>
-        <w:rPr>
-          <w:rFonts w:ascii="Arial" w:eastAsia="Arial" w:hAnsi="Arial" w:cs="Arial"/>
-          <w:color w:val="000000"/>
-        </w:rPr>
-        <w:t xml:space="preserve"> at minimum the 'latest' tag; optionally also tag with the short commit SHA (</w:t>
-      </w:r>
-      <w:proofErr w:type="spellStart"/>
-      <w:r>
-        <w:rPr>
-          <w:rFonts w:ascii="Arial" w:eastAsia="Arial" w:hAnsi="Arial" w:cs="Arial"/>
-          <w:color w:val="000000"/>
-        </w:rPr>
-        <w:t>github.sha</w:t>
-      </w:r>
-      <w:proofErr w:type="spellEnd"/>
-      <w:r>
-        <w:rPr>
-          <w:rFonts w:ascii="Arial" w:eastAsia="Arial" w:hAnsi="Arial" w:cs="Arial"/>
-          <w:color w:val="000000"/>
-        </w:rPr>
-        <w:t>).</w:t>
+      <w:r>
+        <w:rPr>
+          <w:rFonts w:ascii="Arial" w:eastAsia="Arial" w:hAnsi="Arial" w:cs="Arial"/>
+          <w:color w:val="000000"/>
+        </w:rPr>
+        <w:t xml:space="preserve"> at minimum the 'latest' tag; optionally also tag with the short commit SHA (github.sha).</w:t>
       </w:r>
     </w:p>
     <w:p>
@@ -5395,7 +4885,14 @@
           <w:rFonts w:ascii="Arial" w:eastAsia="Arial" w:hAnsi="Arial" w:cs="Arial"/>
           <w:color w:val="000000"/>
         </w:rPr>
-        <w:t>The workflow must fail the entire run if any step fails, preventing a broken image from being available for deployment.</w:t>
+        <w:t xml:space="preserve">The workflow must </w:t>
+      </w:r>
+      <w:r>
+        <w:rPr>
+          <w:rFonts w:ascii="Arial" w:eastAsia="Arial" w:hAnsi="Arial" w:cs="Arial"/>
+          <w:color w:val="000000"/>
+        </w:rPr>
+        <w:t>fail the entire run if any step fails, preventing a broken image from being available for deployment.</w:t>
       </w:r>
     </w:p>
     <w:p>
@@ -5450,94 +4947,31 @@
           <w:sz w:val="28"/>
           <w:szCs w:val="28"/>
         </w:rPr>
-        <w:t xml:space="preserve">CD PIPELINE </w:t>
-      </w:r>
-      <w:proofErr w:type="gramStart"/>
+        <w:t>CD PIPELINE REQUIREMENTS  (.github/workflows/cd.yml)</w:t>
+      </w:r>
+    </w:p>
+    <w:p>
+      <w:pPr>
+        <w:spacing w:before="60" w:after="120"/>
+        <w:jc w:val="both"/>
+      </w:pPr>
       <w:r>
         <w:rPr>
           <w:rFonts w:ascii="Arial" w:eastAsia="Arial" w:hAnsi="Arial" w:cs="Arial"/>
           <w:b/>
           <w:bCs/>
-          <w:color w:val="1F3864"/>
-          <w:sz w:val="28"/>
-          <w:szCs w:val="28"/>
-        </w:rPr>
-        <w:t>REQUIREMENTS  (</w:t>
-      </w:r>
-      <w:proofErr w:type="gramEnd"/>
+          <w:color w:val="000000"/>
+        </w:rPr>
+        <w:t>Tri</w:t>
+      </w:r>
       <w:r>
         <w:rPr>
           <w:rFonts w:ascii="Arial" w:eastAsia="Arial" w:hAnsi="Arial" w:cs="Arial"/>
           <w:b/>
           <w:bCs/>
-          <w:color w:val="1F3864"/>
-          <w:sz w:val="28"/>
-          <w:szCs w:val="28"/>
-        </w:rPr>
-        <w:t>.</w:t>
-      </w:r>
-      <w:proofErr w:type="spellStart"/>
-      <w:r>
-        <w:rPr>
-          <w:rFonts w:ascii="Arial" w:eastAsia="Arial" w:hAnsi="Arial" w:cs="Arial"/>
-          <w:b/>
-          <w:bCs/>
-          <w:color w:val="1F3864"/>
-          <w:sz w:val="28"/>
-          <w:szCs w:val="28"/>
-        </w:rPr>
-        <w:t>github</w:t>
-      </w:r>
-      <w:proofErr w:type="spellEnd"/>
-      <w:r>
-        <w:rPr>
-          <w:rFonts w:ascii="Arial" w:eastAsia="Arial" w:hAnsi="Arial" w:cs="Arial"/>
-          <w:b/>
-          <w:bCs/>
-          <w:color w:val="1F3864"/>
-          <w:sz w:val="28"/>
-          <w:szCs w:val="28"/>
-        </w:rPr>
-        <w:t>/workflows/</w:t>
-      </w:r>
-      <w:proofErr w:type="spellStart"/>
-      <w:r>
-        <w:rPr>
-          <w:rFonts w:ascii="Arial" w:eastAsia="Arial" w:hAnsi="Arial" w:cs="Arial"/>
-          <w:b/>
-          <w:bCs/>
-          <w:color w:val="1F3864"/>
-          <w:sz w:val="28"/>
-          <w:szCs w:val="28"/>
-        </w:rPr>
-        <w:t>cd.yml</w:t>
-      </w:r>
-      <w:proofErr w:type="spellEnd"/>
-      <w:r>
-        <w:rPr>
-          <w:rFonts w:ascii="Arial" w:eastAsia="Arial" w:hAnsi="Arial" w:cs="Arial"/>
-          <w:b/>
-          <w:bCs/>
-          <w:color w:val="1F3864"/>
-          <w:sz w:val="28"/>
-          <w:szCs w:val="28"/>
-        </w:rPr>
-        <w:t>)</w:t>
-      </w:r>
-    </w:p>
-    <w:p>
-      <w:pPr>
-        <w:spacing w:before="60" w:after="120"/>
-        <w:jc w:val="both"/>
-      </w:pPr>
-      <w:r>
-        <w:rPr>
-          <w:rFonts w:ascii="Arial" w:eastAsia="Arial" w:hAnsi="Arial" w:cs="Arial"/>
-          <w:b/>
-          <w:bCs/>
-          <w:color w:val="000000"/>
-        </w:rPr>
-        <w:t xml:space="preserve">Trigger: The CD workflow must be triggered by a push event on the </w:t>
+          <w:color w:val="000000"/>
+        </w:rPr>
+        <w:t xml:space="preserve">gger: The CD workflow must be triggered by a push event on the </w:t>
       </w:r>
       <w:r>
         <w:rPr>
@@ -5608,7 +5042,14 @@
           <w:rFonts w:ascii="Arial" w:eastAsia="Arial" w:hAnsi="Arial" w:cs="Arial"/>
           <w:color w:val="000000"/>
         </w:rPr>
-        <w:t>Step 1 – Checkout: Check out the repository code using actions/checkout.</w:t>
+        <w:t>Step 1 – Checkout: Check out the</w:t>
+      </w:r>
+      <w:r>
+        <w:rPr>
+          <w:rFonts w:ascii="Arial" w:eastAsia="Arial" w:hAnsi="Arial" w:cs="Arial"/>
+          <w:color w:val="000000"/>
+        </w:rPr>
+        <w:t xml:space="preserve"> repository code using actions/checkout.</w:t>
       </w:r>
     </w:p>
     <w:p>
@@ -5642,23 +5083,14 @@
           <w:rFonts w:ascii="Arial" w:eastAsia="Arial" w:hAnsi="Arial" w:cs="Arial"/>
           <w:color w:val="000000"/>
         </w:rPr>
-        <w:t xml:space="preserve">Step 3 – Deploy: Send an HTTP POST request to the Render </w:t>
-      </w:r>
-      <w:proofErr w:type="gramStart"/>
-      <w:r>
-        <w:rPr>
-          <w:rFonts w:ascii="Arial" w:eastAsia="Arial" w:hAnsi="Arial" w:cs="Arial"/>
-          <w:color w:val="000000"/>
-        </w:rPr>
-        <w:t>deploy</w:t>
-      </w:r>
-      <w:proofErr w:type="gramEnd"/>
-      <w:r>
-        <w:rPr>
-          <w:rFonts w:ascii="Arial" w:eastAsia="Arial" w:hAnsi="Arial" w:cs="Arial"/>
-          <w:color w:val="000000"/>
-        </w:rPr>
-        <w:t xml:space="preserve"> hook URL using curl:</w:t>
+        <w:t>Step 3 – Deploy: Send an HTTP POST request to the</w:t>
+      </w:r>
+      <w:r>
+        <w:rPr>
+          <w:rFonts w:ascii="Arial" w:eastAsia="Arial" w:hAnsi="Arial" w:cs="Arial"/>
+          <w:color w:val="000000"/>
+        </w:rPr>
+        <w:t xml:space="preserve"> Render deploy hook URL using curl:</w:t>
       </w:r>
     </w:p>
     <w:p>
@@ -5676,61 +5108,7 @@
           <w:sz w:val="19"/>
           <w:szCs w:val="19"/>
         </w:rPr>
-        <w:t>curl -X POST $</w:t>
-      </w:r>
-      <w:proofErr w:type="gramStart"/>
-      <w:r>
-        <w:rPr>
-          <w:rFonts w:ascii="Arial" w:eastAsia="Arial" w:hAnsi="Arial" w:cs="Arial"/>
-          <w:sz w:val="19"/>
-          <w:szCs w:val="19"/>
-        </w:rPr>
-        <w:t xml:space="preserve">{{ </w:t>
-      </w:r>
-      <w:proofErr w:type="spellStart"/>
-      <w:r>
-        <w:rPr>
-          <w:rFonts w:ascii="Arial" w:eastAsia="Arial" w:hAnsi="Arial" w:cs="Arial"/>
-          <w:sz w:val="19"/>
-          <w:szCs w:val="19"/>
-        </w:rPr>
-        <w:t>secrets</w:t>
-      </w:r>
-      <w:proofErr w:type="gramEnd"/>
-      <w:r>
-        <w:rPr>
-          <w:rFonts w:ascii="Arial" w:eastAsia="Arial" w:hAnsi="Arial" w:cs="Arial"/>
-          <w:sz w:val="19"/>
-          <w:szCs w:val="19"/>
-        </w:rPr>
-        <w:t>.RENDER_DEPLOY_HOOK_</w:t>
-      </w:r>
-      <w:proofErr w:type="gramStart"/>
-      <w:r>
-        <w:rPr>
-          <w:rFonts w:ascii="Arial" w:eastAsia="Arial" w:hAnsi="Arial" w:cs="Arial"/>
-          <w:sz w:val="19"/>
-          <w:szCs w:val="19"/>
-        </w:rPr>
-        <w:t>URL</w:t>
-      </w:r>
-      <w:proofErr w:type="spellEnd"/>
-      <w:r>
-        <w:rPr>
-          <w:rFonts w:ascii="Arial" w:eastAsia="Arial" w:hAnsi="Arial" w:cs="Arial"/>
-          <w:sz w:val="19"/>
-          <w:szCs w:val="19"/>
-        </w:rPr>
-        <w:t xml:space="preserve"> }</w:t>
-      </w:r>
-      <w:proofErr w:type="gramEnd"/>
-      <w:r>
-        <w:rPr>
-          <w:rFonts w:ascii="Arial" w:eastAsia="Arial" w:hAnsi="Arial" w:cs="Arial"/>
-          <w:sz w:val="19"/>
-          <w:szCs w:val="19"/>
-        </w:rPr>
-        <w:t>}</w:t>
+        <w:t>curl -X POST ${{ secrets.RENDER_DEPLOY_HOOK_URL }}</w:t>
       </w:r>
     </w:p>
     <w:p>
@@ -5782,23 +5160,14 @@
           <w:rFonts w:ascii="Arial" w:eastAsia="Arial" w:hAnsi="Arial" w:cs="Arial"/>
           <w:color w:val="000000"/>
         </w:rPr>
-        <w:t xml:space="preserve">The CD workflow file must </w:t>
-      </w:r>
-      <w:proofErr w:type="gramStart"/>
-      <w:r>
-        <w:rPr>
-          <w:rFonts w:ascii="Arial" w:eastAsia="Arial" w:hAnsi="Arial" w:cs="Arial"/>
-          <w:color w:val="000000"/>
-        </w:rPr>
-        <w:t>declare</w:t>
-      </w:r>
-      <w:proofErr w:type="gramEnd"/>
-      <w:r>
-        <w:rPr>
-          <w:rFonts w:ascii="Arial" w:eastAsia="Arial" w:hAnsi="Arial" w:cs="Arial"/>
-          <w:color w:val="000000"/>
-        </w:rPr>
-        <w:t xml:space="preserve"> runs-on: ubuntu-latest.</w:t>
+        <w:t>The CD workflow file must declare runs-on: ubuntu-lat</w:t>
+      </w:r>
+      <w:r>
+        <w:rPr>
+          <w:rFonts w:ascii="Arial" w:eastAsia="Arial" w:hAnsi="Arial" w:cs="Arial"/>
+          <w:color w:val="000000"/>
+        </w:rPr>
+        <w:t>est.</w:t>
       </w:r>
     </w:p>
     <w:p>
@@ -5815,15 +5184,7 @@
           <w:rFonts w:ascii="Arial" w:eastAsia="Arial" w:hAnsi="Arial" w:cs="Arial"/>
           <w:color w:val="000000"/>
         </w:rPr>
-        <w:t xml:space="preserve">The job must NOT contain any Docker build or push </w:t>
-      </w:r>
-      <w:proofErr w:type="gramStart"/>
-      <w:r>
-        <w:rPr>
-          <w:rFonts w:ascii="Arial" w:eastAsia="Arial" w:hAnsi="Arial" w:cs="Arial"/>
-          <w:color w:val="000000"/>
-        </w:rPr>
-        <w:t xml:space="preserve">steps </w:t>
+        <w:t xml:space="preserve">The job must NOT contain any Docker build or push steps </w:t>
       </w:r>
       <w:r>
         <w:rPr>
@@ -5832,7 +5193,6 @@
         </w:rPr>
         <w:t>,</w:t>
       </w:r>
-      <w:proofErr w:type="gramEnd"/>
       <w:r>
         <w:rPr>
           <w:rFonts w:ascii="Arial" w:eastAsia="Arial" w:hAnsi="Arial" w:cs="Arial"/>
@@ -6025,7 +5385,6 @@
             <w:vAlign w:val="center"/>
           </w:tcPr>
           <w:p>
-            <w:proofErr w:type="spellStart"/>
             <w:r>
               <w:rPr>
                 <w:rFonts w:ascii="Arial" w:eastAsia="Arial" w:hAnsi="Arial" w:cs="Arial"/>
@@ -6037,7 +5396,6 @@
               </w:rPr>
               <w:t>ci.yml</w:t>
             </w:r>
-            <w:proofErr w:type="spellEnd"/>
           </w:p>
         </w:tc>
         <w:tc>
@@ -6059,25 +5417,14 @@
             <w:vAlign w:val="center"/>
           </w:tcPr>
           <w:p>
-            <w:proofErr w:type="spellStart"/>
-            <w:r>
-              <w:rPr>
-                <w:rFonts w:ascii="Arial" w:eastAsia="Arial" w:hAnsi="Arial" w:cs="Arial"/>
-                <w:color w:val="000000"/>
-                <w:sz w:val="18"/>
-                <w:szCs w:val="18"/>
-              </w:rPr>
-              <w:t>pull_request</w:t>
-            </w:r>
-            <w:proofErr w:type="spellEnd"/>
-            <w:r>
-              <w:rPr>
-                <w:rFonts w:ascii="Arial" w:eastAsia="Arial" w:hAnsi="Arial" w:cs="Arial"/>
-                <w:color w:val="000000"/>
-                <w:sz w:val="18"/>
-                <w:szCs w:val="18"/>
-              </w:rPr>
-              <w:t xml:space="preserve"> event targeting </w:t>
+            <w:r>
+              <w:rPr>
+                <w:rFonts w:ascii="Arial" w:eastAsia="Arial" w:hAnsi="Arial" w:cs="Arial"/>
+                <w:color w:val="000000"/>
+                <w:sz w:val="18"/>
+                <w:szCs w:val="18"/>
+              </w:rPr>
+              <w:t xml:space="preserve">pull_request event targeting </w:t>
             </w:r>
             <w:r>
               <w:rPr>
@@ -6150,7 +5497,6 @@
             <w:vAlign w:val="center"/>
           </w:tcPr>
           <w:p>
-            <w:proofErr w:type="spellStart"/>
             <w:r>
               <w:rPr>
                 <w:rFonts w:ascii="Arial" w:eastAsia="Arial" w:hAnsi="Arial" w:cs="Arial"/>
@@ -6162,7 +5508,6 @@
               </w:rPr>
               <w:t>cd.yml</w:t>
             </w:r>
-            <w:proofErr w:type="spellEnd"/>
           </w:p>
         </w:tc>
         <w:tc>
@@ -6301,23 +5646,14 @@
           <w:rFonts w:ascii="Arial" w:eastAsia="Arial" w:hAnsi="Arial" w:cs="Arial"/>
           <w:color w:val="000000"/>
         </w:rPr>
-        <w:t>Create a new GitHub repository from scratch (</w:t>
-      </w:r>
-      <w:proofErr w:type="spellStart"/>
-      <w:r>
-        <w:rPr>
-          <w:rFonts w:ascii="Arial" w:eastAsia="Arial" w:hAnsi="Arial" w:cs="Arial"/>
-          <w:color w:val="000000"/>
-        </w:rPr>
-        <w:t>taskflow-cicd</w:t>
-      </w:r>
-      <w:proofErr w:type="spellEnd"/>
-      <w:r>
-        <w:rPr>
-          <w:rFonts w:ascii="Arial" w:eastAsia="Arial" w:hAnsi="Arial" w:cs="Arial"/>
-          <w:color w:val="000000"/>
-        </w:rPr>
-        <w:t xml:space="preserve"> or team-agreed name). Do NOT reuse any previous repository.</w:t>
+        <w:t xml:space="preserve">Create a </w:t>
+      </w:r>
+      <w:r>
+        <w:rPr>
+          <w:rFonts w:ascii="Arial" w:eastAsia="Arial" w:hAnsi="Arial" w:cs="Arial"/>
+          <w:color w:val="000000"/>
+        </w:rPr>
+        <w:t>new GitHub repository from scratch (taskflow-cicd or team-agreed name). Do NOT reuse any previous repository.</w:t>
       </w:r>
     </w:p>
     <w:p>
@@ -6334,15 +5670,7 @@
           <w:rFonts w:ascii="Arial" w:eastAsia="Arial" w:hAnsi="Arial" w:cs="Arial"/>
           <w:color w:val="000000"/>
         </w:rPr>
-        <w:t xml:space="preserve">Team Lead: Set up the initial repository </w:t>
-      </w:r>
-      <w:proofErr w:type="gramStart"/>
-      <w:r>
-        <w:rPr>
-          <w:rFonts w:ascii="Arial" w:eastAsia="Arial" w:hAnsi="Arial" w:cs="Arial"/>
-          <w:color w:val="000000"/>
-        </w:rPr>
-        <w:t xml:space="preserve">structure </w:t>
+        <w:t xml:space="preserve">Team Lead: Set up the initial repository structure </w:t>
       </w:r>
       <w:r>
         <w:rPr>
@@ -6351,7 +5679,6 @@
         </w:rPr>
         <w:t>,</w:t>
       </w:r>
-      <w:proofErr w:type="gramEnd"/>
       <w:r>
         <w:rPr>
           <w:rFonts w:ascii="Arial" w:eastAsia="Arial" w:hAnsi="Arial" w:cs="Arial"/>
@@ -6371,23 +5698,14 @@
           <w:rFonts w:ascii="Arial" w:eastAsia="Arial" w:hAnsi="Arial" w:cs="Arial"/>
           <w:color w:val="000000"/>
         </w:rPr>
-        <w:t xml:space="preserve"> branch, commit the shared style.css, </w:t>
-      </w:r>
-      <w:proofErr w:type="spellStart"/>
-      <w:r>
-        <w:rPr>
-          <w:rFonts w:ascii="Arial" w:eastAsia="Arial" w:hAnsi="Arial" w:cs="Arial"/>
-          <w:color w:val="000000"/>
-        </w:rPr>
-        <w:t>Dockerfile</w:t>
-      </w:r>
-      <w:proofErr w:type="spellEnd"/>
-      <w:r>
-        <w:rPr>
-          <w:rFonts w:ascii="Arial" w:eastAsia="Arial" w:hAnsi="Arial" w:cs="Arial"/>
-          <w:color w:val="000000"/>
-        </w:rPr>
-        <w:t>, and a skeleton index.html (Home / Dashboard page).</w:t>
+        <w:t xml:space="preserve"> branch, commit the shared style.css, Dockerfile, and a skeleton index.html (</w:t>
+      </w:r>
+      <w:r>
+        <w:rPr>
+          <w:rFonts w:ascii="Arial" w:eastAsia="Arial" w:hAnsi="Arial" w:cs="Arial"/>
+          <w:color w:val="000000"/>
+        </w:rPr>
+        <w:t>Home / Dashboard page).</w:t>
       </w:r>
     </w:p>
     <w:p>
@@ -6404,15 +5722,7 @@
           <w:rFonts w:ascii="Arial" w:eastAsia="Arial" w:hAnsi="Arial" w:cs="Arial"/>
           <w:color w:val="000000"/>
         </w:rPr>
-        <w:t xml:space="preserve">Commit the Assignment 04 question paper (.docx) to the root of the repository. Every team member must fill in their </w:t>
-      </w:r>
-      <w:proofErr w:type="gramStart"/>
-      <w:r>
-        <w:rPr>
-          <w:rFonts w:ascii="Arial" w:eastAsia="Arial" w:hAnsi="Arial" w:cs="Arial"/>
-          <w:color w:val="000000"/>
-        </w:rPr>
-        <w:t xml:space="preserve">details </w:t>
+        <w:t xml:space="preserve">Commit the Assignment 04 question paper (.docx) to the root of the repository. Every team member must fill in their details </w:t>
       </w:r>
       <w:r>
         <w:rPr>
@@ -6421,21 +5731,12 @@
         </w:rPr>
         <w:t>,</w:t>
       </w:r>
-      <w:proofErr w:type="gramEnd"/>
-      <w:r>
-        <w:rPr>
-          <w:rFonts w:ascii="Arial" w:eastAsia="Arial" w:hAnsi="Arial" w:cs="Arial"/>
-          <w:color w:val="000000"/>
-        </w:rPr>
-        <w:t xml:space="preserve"> including their Assigned </w:t>
-      </w:r>
-      <w:proofErr w:type="gramStart"/>
-      <w:r>
-        <w:rPr>
-          <w:rFonts w:ascii="Arial" w:eastAsia="Arial" w:hAnsi="Arial" w:cs="Arial"/>
-          <w:color w:val="000000"/>
-        </w:rPr>
-        <w:t xml:space="preserve">Page </w:t>
+      <w:r>
+        <w:rPr>
+          <w:rFonts w:ascii="Arial" w:eastAsia="Arial" w:hAnsi="Arial" w:cs="Arial"/>
+          <w:color w:val="000000"/>
+        </w:rPr>
+        <w:t xml:space="preserve"> including their Assigned Page </w:t>
       </w:r>
       <w:r>
         <w:rPr>
@@ -6444,29 +5745,12 @@
         </w:rPr>
         <w:t>,</w:t>
       </w:r>
-      <w:proofErr w:type="gramEnd"/>
-      <w:r>
-        <w:rPr>
-          <w:rFonts w:ascii="Arial" w:eastAsia="Arial" w:hAnsi="Arial" w:cs="Arial"/>
-          <w:color w:val="000000"/>
-        </w:rPr>
-        <w:t xml:space="preserve"> in their row in Table 1 in the </w:t>
-      </w:r>
-      <w:proofErr w:type="gramStart"/>
-      <w:r>
-        <w:rPr>
-          <w:rFonts w:ascii="Arial" w:eastAsia="Arial" w:hAnsi="Arial" w:cs="Arial"/>
-          <w:color w:val="000000"/>
-        </w:rPr>
-        <w:t>versioned</w:t>
-      </w:r>
-      <w:proofErr w:type="gramEnd"/>
-      <w:r>
-        <w:rPr>
-          <w:rFonts w:ascii="Arial" w:eastAsia="Arial" w:hAnsi="Arial" w:cs="Arial"/>
-          <w:color w:val="000000"/>
-        </w:rPr>
-        <w:t xml:space="preserve"> document.</w:t>
+      <w:r>
+        <w:rPr>
+          <w:rFonts w:ascii="Arial" w:eastAsia="Arial" w:hAnsi="Arial" w:cs="Arial"/>
+          <w:color w:val="000000"/>
+        </w:rPr>
+        <w:t xml:space="preserve"> in their row in Table 1 in the versioned document.</w:t>
       </w:r>
     </w:p>
     <w:p>
@@ -6483,7 +5767,14 @@
           <w:rFonts w:ascii="Arial" w:eastAsia="Arial" w:hAnsi="Arial" w:cs="Arial"/>
           <w:color w:val="000000"/>
         </w:rPr>
-        <w:t xml:space="preserve">Team Lead: Create a GitHub Environment named </w:t>
+        <w:t>Team Lead: Create a Git</w:t>
+      </w:r>
+      <w:r>
+        <w:rPr>
+          <w:rFonts w:ascii="Arial" w:eastAsia="Arial" w:hAnsi="Arial" w:cs="Arial"/>
+          <w:color w:val="000000"/>
+        </w:rPr>
+        <w:t xml:space="preserve">Hub Environment named </w:t>
       </w:r>
       <w:r>
         <w:rPr>
@@ -6497,15 +5788,7 @@
           <w:rFonts w:ascii="Arial" w:eastAsia="Arial" w:hAnsi="Arial" w:cs="Arial"/>
           <w:color w:val="000000"/>
         </w:rPr>
-        <w:t xml:space="preserve"> and configure all three </w:t>
-      </w:r>
-      <w:proofErr w:type="gramStart"/>
-      <w:r>
-        <w:rPr>
-          <w:rFonts w:ascii="Arial" w:eastAsia="Arial" w:hAnsi="Arial" w:cs="Arial"/>
-          <w:color w:val="000000"/>
-        </w:rPr>
-        <w:t xml:space="preserve">secrets </w:t>
+        <w:t xml:space="preserve"> and configure all three secrets </w:t>
       </w:r>
       <w:r>
         <w:rPr>
@@ -6514,7 +5797,6 @@
         </w:rPr>
         <w:t>,</w:t>
       </w:r>
-      <w:proofErr w:type="gramEnd"/>
       <w:r>
         <w:rPr>
           <w:rFonts w:ascii="Arial" w:eastAsia="Arial" w:hAnsi="Arial" w:cs="Arial"/>
@@ -6551,7 +5833,14 @@
           <w:rFonts w:ascii="Arial" w:eastAsia="Arial" w:hAnsi="Arial" w:cs="Arial"/>
           <w:color w:val="000000"/>
         </w:rPr>
-        <w:t xml:space="preserve">Team Lead: Apply Branch Protection Rules on the </w:t>
+        <w:t>Team Lead: Apply Branch Protection Rules on th</w:t>
+      </w:r>
+      <w:r>
+        <w:rPr>
+          <w:rFonts w:ascii="Arial" w:eastAsia="Arial" w:hAnsi="Arial" w:cs="Arial"/>
+          <w:color w:val="000000"/>
+        </w:rPr>
+        <w:t xml:space="preserve">e </w:t>
       </w:r>
       <w:r>
         <w:rPr>
@@ -6582,47 +5871,7 @@
           <w:rFonts w:ascii="Arial" w:eastAsia="Arial" w:hAnsi="Arial" w:cs="Arial"/>
           <w:color w:val="000000"/>
         </w:rPr>
-        <w:t xml:space="preserve">Create the CI workflow at </w:t>
-      </w:r>
-      <w:proofErr w:type="gramStart"/>
-      <w:r>
-        <w:rPr>
-          <w:rFonts w:ascii="Arial" w:eastAsia="Arial" w:hAnsi="Arial" w:cs="Arial"/>
-          <w:color w:val="000000"/>
-        </w:rPr>
-        <w:t>.</w:t>
-      </w:r>
-      <w:proofErr w:type="spellStart"/>
-      <w:r>
-        <w:rPr>
-          <w:rFonts w:ascii="Arial" w:eastAsia="Arial" w:hAnsi="Arial" w:cs="Arial"/>
-          <w:color w:val="000000"/>
-        </w:rPr>
-        <w:t>github</w:t>
-      </w:r>
-      <w:proofErr w:type="spellEnd"/>
-      <w:r>
-        <w:rPr>
-          <w:rFonts w:ascii="Arial" w:eastAsia="Arial" w:hAnsi="Arial" w:cs="Arial"/>
-          <w:color w:val="000000"/>
-        </w:rPr>
-        <w:t>/workflows/</w:t>
-      </w:r>
-      <w:proofErr w:type="spellStart"/>
-      <w:r>
-        <w:rPr>
-          <w:rFonts w:ascii="Arial" w:eastAsia="Arial" w:hAnsi="Arial" w:cs="Arial"/>
-          <w:color w:val="000000"/>
-        </w:rPr>
-        <w:t>ci.yml</w:t>
-      </w:r>
-      <w:proofErr w:type="spellEnd"/>
-      <w:r>
-        <w:rPr>
-          <w:rFonts w:ascii="Arial" w:eastAsia="Arial" w:hAnsi="Arial" w:cs="Arial"/>
-          <w:color w:val="000000"/>
-        </w:rPr>
-        <w:t xml:space="preserve"> </w:t>
+        <w:t xml:space="preserve">Create the CI workflow at .github/workflows/ci.yml </w:t>
       </w:r>
       <w:r>
         <w:rPr>
@@ -6631,29 +5880,12 @@
         </w:rPr>
         <w:t>,</w:t>
       </w:r>
-      <w:proofErr w:type="gramEnd"/>
-      <w:r>
-        <w:rPr>
-          <w:rFonts w:ascii="Arial" w:eastAsia="Arial" w:hAnsi="Arial" w:cs="Arial"/>
-          <w:color w:val="000000"/>
-        </w:rPr>
-        <w:t xml:space="preserve"> triggered on </w:t>
-      </w:r>
-      <w:proofErr w:type="spellStart"/>
-      <w:r>
-        <w:rPr>
-          <w:rFonts w:ascii="Arial" w:eastAsia="Arial" w:hAnsi="Arial" w:cs="Arial"/>
-          <w:color w:val="000000"/>
-        </w:rPr>
-        <w:t>pull_request</w:t>
-      </w:r>
-      <w:proofErr w:type="spellEnd"/>
-      <w:r>
-        <w:rPr>
-          <w:rFonts w:ascii="Arial" w:eastAsia="Arial" w:hAnsi="Arial" w:cs="Arial"/>
-          <w:color w:val="000000"/>
-        </w:rPr>
-        <w:t xml:space="preserve"> targeting </w:t>
+      <w:r>
+        <w:rPr>
+          <w:rFonts w:ascii="Arial" w:eastAsia="Arial" w:hAnsi="Arial" w:cs="Arial"/>
+          <w:color w:val="000000"/>
+        </w:rPr>
+        <w:t xml:space="preserve"> triggered on pull_request targeting </w:t>
       </w:r>
       <w:r>
         <w:rPr>
@@ -6684,47 +5916,7 @@
           <w:rFonts w:ascii="Arial" w:eastAsia="Arial" w:hAnsi="Arial" w:cs="Arial"/>
           <w:color w:val="000000"/>
         </w:rPr>
-        <w:t xml:space="preserve">Create the CD workflow at </w:t>
-      </w:r>
-      <w:proofErr w:type="gramStart"/>
-      <w:r>
-        <w:rPr>
-          <w:rFonts w:ascii="Arial" w:eastAsia="Arial" w:hAnsi="Arial" w:cs="Arial"/>
-          <w:color w:val="000000"/>
-        </w:rPr>
-        <w:t>.</w:t>
-      </w:r>
-      <w:proofErr w:type="spellStart"/>
-      <w:r>
-        <w:rPr>
-          <w:rFonts w:ascii="Arial" w:eastAsia="Arial" w:hAnsi="Arial" w:cs="Arial"/>
-          <w:color w:val="000000"/>
-        </w:rPr>
-        <w:t>github</w:t>
-      </w:r>
-      <w:proofErr w:type="spellEnd"/>
-      <w:r>
-        <w:rPr>
-          <w:rFonts w:ascii="Arial" w:eastAsia="Arial" w:hAnsi="Arial" w:cs="Arial"/>
-          <w:color w:val="000000"/>
-        </w:rPr>
-        <w:t>/workflows/</w:t>
-      </w:r>
-      <w:proofErr w:type="spellStart"/>
-      <w:r>
-        <w:rPr>
-          <w:rFonts w:ascii="Arial" w:eastAsia="Arial" w:hAnsi="Arial" w:cs="Arial"/>
-          <w:color w:val="000000"/>
-        </w:rPr>
-        <w:t>cd.yml</w:t>
-      </w:r>
-      <w:proofErr w:type="spellEnd"/>
-      <w:r>
-        <w:rPr>
-          <w:rFonts w:ascii="Arial" w:eastAsia="Arial" w:hAnsi="Arial" w:cs="Arial"/>
-          <w:color w:val="000000"/>
-        </w:rPr>
-        <w:t xml:space="preserve"> </w:t>
+        <w:t xml:space="preserve">Create the CD workflow at .github/workflows/cd.yml </w:t>
       </w:r>
       <w:r>
         <w:rPr>
@@ -6733,7 +5925,6 @@
         </w:rPr>
         <w:t>,</w:t>
       </w:r>
-      <w:proofErr w:type="gramEnd"/>
       <w:r>
         <w:rPr>
           <w:rFonts w:ascii="Arial" w:eastAsia="Arial" w:hAnsi="Arial" w:cs="Arial"/>
@@ -6770,7 +5961,14 @@
           <w:rFonts w:ascii="Arial" w:eastAsia="Arial" w:hAnsi="Arial" w:cs="Arial"/>
           <w:color w:val="000000"/>
         </w:rPr>
-        <w:t>Each team member must independently complete the following full DevOps flow for their assigned page (refer to Table 3):</w:t>
+        <w:t>Each team membe</w:t>
+      </w:r>
+      <w:r>
+        <w:rPr>
+          <w:rFonts w:ascii="Arial" w:eastAsia="Arial" w:hAnsi="Arial" w:cs="Arial"/>
+          <w:color w:val="000000"/>
+        </w:rPr>
+        <w:t>r must independently complete the following full DevOps flow for their assigned page (refer to Table 3):</w:t>
       </w:r>
     </w:p>
     <w:p>
@@ -6788,25 +5986,7 @@
           <w:sz w:val="19"/>
           <w:szCs w:val="19"/>
         </w:rPr>
-        <w:t>Create a feature branch: feature/&lt;</w:t>
-      </w:r>
-      <w:proofErr w:type="spellStart"/>
-      <w:r>
-        <w:rPr>
-          <w:rFonts w:ascii="Arial" w:eastAsia="Arial" w:hAnsi="Arial" w:cs="Arial"/>
-          <w:sz w:val="19"/>
-          <w:szCs w:val="19"/>
-        </w:rPr>
-        <w:t>github</w:t>
-      </w:r>
-      <w:proofErr w:type="spellEnd"/>
-      <w:r>
-        <w:rPr>
-          <w:rFonts w:ascii="Arial" w:eastAsia="Arial" w:hAnsi="Arial" w:cs="Arial"/>
-          <w:sz w:val="19"/>
-          <w:szCs w:val="19"/>
-        </w:rPr>
-        <w:t>-username&gt;/&lt;page-name&gt;</w:t>
+        <w:t>Create a feature branch: feature/&lt;github-username&gt;/&lt;page-name&gt;</w:t>
       </w:r>
     </w:p>
     <w:p>
@@ -6842,7 +6022,15 @@
           <w:sz w:val="19"/>
           <w:szCs w:val="19"/>
         </w:rPr>
-        <w:t>Commit the page and push the feature branch to GitHub</w:t>
+        <w:t xml:space="preserve">Commit the </w:t>
+      </w:r>
+      <w:r>
+        <w:rPr>
+          <w:rFonts w:ascii="Arial" w:eastAsia="Arial" w:hAnsi="Arial" w:cs="Arial"/>
+          <w:sz w:val="19"/>
+          <w:szCs w:val="19"/>
+        </w:rPr>
+        <w:t>page and push the feature branch to GitHub</w:t>
       </w:r>
     </w:p>
     <w:p>
@@ -6868,16 +6056,15 @@
           <w:sz w:val="19"/>
           <w:szCs w:val="19"/>
         </w:rPr>
-        <w:t>“develop</w:t>
-      </w:r>
-      <w:proofErr w:type="gramStart"/>
+        <w:t>“develop”</w:t>
+      </w:r>
       <w:r>
         <w:rPr>
           <w:rFonts w:ascii="Arial" w:eastAsia="Arial" w:hAnsi="Arial" w:cs="Arial"/>
           <w:sz w:val="19"/>
           <w:szCs w:val="19"/>
         </w:rPr>
-        <w:t>”</w:t>
+        <w:t xml:space="preserve"> </w:t>
       </w:r>
       <w:r>
         <w:rPr>
@@ -6885,17 +6072,8 @@
           <w:sz w:val="19"/>
           <w:szCs w:val="19"/>
         </w:rPr>
-        <w:t xml:space="preserve"> </w:t>
-      </w:r>
-      <w:r>
-        <w:rPr>
-          <w:rFonts w:ascii="Arial" w:eastAsia="Arial" w:hAnsi="Arial" w:cs="Arial"/>
-          <w:sz w:val="19"/>
-          <w:szCs w:val="19"/>
-        </w:rPr>
         <w:t>,</w:t>
       </w:r>
-      <w:proofErr w:type="gramEnd"/>
       <w:r>
         <w:rPr>
           <w:rFonts w:ascii="Arial" w:eastAsia="Arial" w:hAnsi="Arial" w:cs="Arial"/>
@@ -6920,26 +6098,16 @@
           <w:sz w:val="19"/>
           <w:szCs w:val="19"/>
         </w:rPr>
-        <w:t xml:space="preserve">Request a review; after approval the Team Lead merges the </w:t>
-      </w:r>
-      <w:proofErr w:type="gramStart"/>
+        <w:t xml:space="preserve">Request a review; after approval the Team Lead merges the PR </w:t>
+      </w:r>
       <w:r>
         <w:rPr>
           <w:rFonts w:ascii="Arial" w:eastAsia="Arial" w:hAnsi="Arial" w:cs="Arial"/>
           <w:sz w:val="19"/>
           <w:szCs w:val="19"/>
         </w:rPr>
-        <w:t xml:space="preserve">PR </w:t>
-      </w:r>
-      <w:r>
-        <w:rPr>
-          <w:rFonts w:ascii="Arial" w:eastAsia="Arial" w:hAnsi="Arial" w:cs="Arial"/>
-          <w:sz w:val="19"/>
-          <w:szCs w:val="19"/>
-        </w:rPr>
         <w:t>,</w:t>
       </w:r>
-      <w:proofErr w:type="gramEnd"/>
       <w:r>
         <w:rPr>
           <w:rFonts w:ascii="Arial" w:eastAsia="Arial" w:hAnsi="Arial" w:cs="Arial"/>
@@ -6963,39 +6131,14 @@
           <w:rFonts w:ascii="Arial" w:eastAsia="Arial" w:hAnsi="Arial" w:cs="Arial"/>
           <w:color w:val="000000"/>
         </w:rPr>
-        <w:t xml:space="preserve">After </w:t>
-      </w:r>
-      <w:proofErr w:type="gramStart"/>
-      <w:r>
-        <w:rPr>
-          <w:rFonts w:ascii="Arial" w:eastAsia="Arial" w:hAnsi="Arial" w:cs="Arial"/>
-          <w:color w:val="000000"/>
-        </w:rPr>
-        <w:t>all</w:t>
-      </w:r>
-      <w:proofErr w:type="gramEnd"/>
-      <w:r>
-        <w:rPr>
-          <w:rFonts w:ascii="Arial" w:eastAsia="Arial" w:hAnsi="Arial" w:cs="Arial"/>
-          <w:color w:val="000000"/>
-        </w:rPr>
-        <w:t xml:space="preserve"> 5 PRs are merged, verify the live </w:t>
-      </w:r>
-      <w:proofErr w:type="spellStart"/>
-      <w:r>
-        <w:rPr>
-          <w:rFonts w:ascii="Arial" w:eastAsia="Arial" w:hAnsi="Arial" w:cs="Arial"/>
-          <w:color w:val="000000"/>
-        </w:rPr>
-        <w:t>TaskFlow</w:t>
-      </w:r>
-      <w:proofErr w:type="spellEnd"/>
-      <w:r>
-        <w:rPr>
-          <w:rFonts w:ascii="Arial" w:eastAsia="Arial" w:hAnsi="Arial" w:cs="Arial"/>
-          <w:color w:val="000000"/>
-        </w:rPr>
-        <w:t xml:space="preserve"> application on Render contains all five pages and navigation between them works correctly.</w:t>
+        <w:t xml:space="preserve">After all 5 PRs are merged, verify the </w:t>
+      </w:r>
+      <w:r>
+        <w:rPr>
+          <w:rFonts w:ascii="Arial" w:eastAsia="Arial" w:hAnsi="Arial" w:cs="Arial"/>
+          <w:color w:val="000000"/>
+        </w:rPr>
+        <w:t>live TaskFlow application on Render contains all five pages and navigation between them works correctly.</w:t>
       </w:r>
     </w:p>
     <w:p>
@@ -7418,7 +6561,16 @@
                 <w:sz w:val="18"/>
                 <w:szCs w:val="18"/>
               </w:rPr>
-              <w:t>Version the Assignment 04 question paper (Assignment_04_Spring2026.docx) inside the repo root; each member fills their row including Assigned Page</w:t>
+              <w:t xml:space="preserve">Version the Assignment 04 question paper (Assignment_04_Spring2026.docx) inside the repo root; each member </w:t>
+            </w:r>
+            <w:r>
+              <w:rPr>
+                <w:rFonts w:ascii="Arial" w:eastAsia="Arial" w:hAnsi="Arial" w:cs="Arial"/>
+                <w:color w:val="000000"/>
+                <w:sz w:val="18"/>
+                <w:szCs w:val="18"/>
+              </w:rPr>
+              <w:t>fills their row including Assigned Page</w:t>
             </w:r>
           </w:p>
         </w:tc>
@@ -7984,7 +7136,16 @@
                 <w:sz w:val="18"/>
                 <w:szCs w:val="18"/>
               </w:rPr>
-              <w:t>Each member creates their feature branch using the correct naming convention (feature/&lt;username&gt;/&lt;page-name&gt;)</w:t>
+              <w:t xml:space="preserve">Each member creates their feature branch using the correct naming </w:t>
+            </w:r>
+            <w:r>
+              <w:rPr>
+                <w:rFonts w:ascii="Arial" w:eastAsia="Arial" w:hAnsi="Arial" w:cs="Arial"/>
+                <w:color w:val="000000"/>
+                <w:sz w:val="18"/>
+                <w:szCs w:val="18"/>
+              </w:rPr>
+              <w:t>convention (feature/&lt;username&gt;/&lt;page-name&gt;)</w:t>
             </w:r>
           </w:p>
         </w:tc>
@@ -8274,9 +7435,29 @@
                 <w:sz w:val="18"/>
                 <w:szCs w:val="18"/>
               </w:rPr>
-              <w:t>CI Pipeline – Build &amp; Push Docker Image (</w:t>
-            </w:r>
-            <w:proofErr w:type="spellStart"/>
+              <w:t>CI Pipeline – Build &amp; Push Docker Image (ci.yml)</w:t>
+            </w:r>
+          </w:p>
+        </w:tc>
+        <w:tc>
+          <w:tcPr>
+            <w:tcW w:w="2150" w:type="dxa"/>
+            <w:tcBorders>
+              <w:top w:val="single" w:sz="6" w:space="0" w:color="ADB9CA"/>
+              <w:left w:val="single" w:sz="6" w:space="0" w:color="ADB9CA"/>
+              <w:bottom w:val="single" w:sz="6" w:space="0" w:color="ADB9CA"/>
+              <w:right w:val="single" w:sz="6" w:space="0" w:color="ADB9CA"/>
+            </w:tcBorders>
+            <w:shd w:val="clear" w:color="auto" w:fill="2E75B6"/>
+            <w:tcMar>
+              <w:top w:w="80" w:type="dxa"/>
+              <w:left w:w="140" w:type="dxa"/>
+              <w:bottom w:w="80" w:type="dxa"/>
+              <w:right w:w="140" w:type="dxa"/>
+            </w:tcMar>
+            <w:vAlign w:val="center"/>
+          </w:tcPr>
+          <w:p>
             <w:r>
               <w:rPr>
                 <w:rFonts w:ascii="Arial" w:eastAsia="Arial" w:hAnsi="Arial" w:cs="Arial"/>
@@ -8286,9 +7467,436 @@
                 <w:sz w:val="18"/>
                 <w:szCs w:val="18"/>
               </w:rPr>
-              <w:t>ci.yml</w:t>
-            </w:r>
-            <w:proofErr w:type="spellEnd"/>
+              <w:t>25 Marks</w:t>
+            </w:r>
+          </w:p>
+        </w:tc>
+      </w:tr>
+      <w:tr>
+        <w:tc>
+          <w:tcPr>
+            <w:tcW w:w="700" w:type="dxa"/>
+            <w:tcBorders>
+              <w:top w:val="single" w:sz="6" w:space="0" w:color="ADB9CA"/>
+              <w:left w:val="single" w:sz="6" w:space="0" w:color="ADB9CA"/>
+              <w:bottom w:val="single" w:sz="6" w:space="0" w:color="ADB9CA"/>
+              <w:right w:val="single" w:sz="6" w:space="0" w:color="ADB9CA"/>
+            </w:tcBorders>
+            <w:shd w:val="clear" w:color="auto" w:fill="E8F0FB"/>
+            <w:tcMar>
+              <w:top w:w="80" w:type="dxa"/>
+              <w:left w:w="140" w:type="dxa"/>
+              <w:bottom w:w="80" w:type="dxa"/>
+              <w:right w:w="140" w:type="dxa"/>
+            </w:tcMar>
+            <w:vAlign w:val="center"/>
+          </w:tcPr>
+          <w:p>
+            <w:r>
+              <w:rPr>
+                <w:rFonts w:ascii="Arial" w:eastAsia="Arial" w:hAnsi="Arial" w:cs="Arial"/>
+                <w:b/>
+                <w:bCs/>
+                <w:color w:val="000000"/>
+                <w:sz w:val="18"/>
+                <w:szCs w:val="18"/>
+              </w:rPr>
+              <w:t>9</w:t>
+            </w:r>
+          </w:p>
+        </w:tc>
+        <w:tc>
+          <w:tcPr>
+            <w:tcW w:w="6510" w:type="dxa"/>
+            <w:tcBorders>
+              <w:top w:val="single" w:sz="6" w:space="0" w:color="ADB9CA"/>
+              <w:left w:val="single" w:sz="6" w:space="0" w:color="ADB9CA"/>
+              <w:bottom w:val="single" w:sz="6" w:space="0" w:color="ADB9CA"/>
+              <w:right w:val="single" w:sz="6" w:space="0" w:color="ADB9CA"/>
+            </w:tcBorders>
+            <w:shd w:val="clear" w:color="auto" w:fill="E8F0FB"/>
+            <w:tcMar>
+              <w:top w:w="80" w:type="dxa"/>
+              <w:left w:w="140" w:type="dxa"/>
+              <w:bottom w:w="80" w:type="dxa"/>
+              <w:right w:w="140" w:type="dxa"/>
+            </w:tcMar>
+            <w:vAlign w:val="center"/>
+          </w:tcPr>
+          <w:p>
+            <w:r>
+              <w:rPr>
+                <w:rFonts w:ascii="Arial" w:eastAsia="Arial" w:hAnsi="Arial" w:cs="Arial"/>
+                <w:color w:val="000000"/>
+                <w:sz w:val="18"/>
+                <w:szCs w:val="18"/>
+              </w:rPr>
+              <w:t xml:space="preserve">CI workflow file created at .github/workflows/ci.yml with correct pull_request trigger targeting </w:t>
+            </w:r>
+            <w:r>
+              <w:rPr>
+                <w:rFonts w:ascii="Arial" w:eastAsia="Arial" w:hAnsi="Arial" w:cs="Arial"/>
+                <w:color w:val="000000"/>
+                <w:sz w:val="18"/>
+                <w:szCs w:val="18"/>
+              </w:rPr>
+              <w:t>“develop”</w:t>
+            </w:r>
+          </w:p>
+        </w:tc>
+        <w:tc>
+          <w:tcPr>
+            <w:tcW w:w="2150" w:type="dxa"/>
+            <w:tcBorders>
+              <w:top w:val="single" w:sz="6" w:space="0" w:color="ADB9CA"/>
+              <w:left w:val="single" w:sz="6" w:space="0" w:color="ADB9CA"/>
+              <w:bottom w:val="single" w:sz="6" w:space="0" w:color="ADB9CA"/>
+              <w:right w:val="single" w:sz="6" w:space="0" w:color="ADB9CA"/>
+            </w:tcBorders>
+            <w:shd w:val="clear" w:color="auto" w:fill="E8F0FB"/>
+            <w:tcMar>
+              <w:top w:w="80" w:type="dxa"/>
+              <w:left w:w="140" w:type="dxa"/>
+              <w:bottom w:w="80" w:type="dxa"/>
+              <w:right w:w="140" w:type="dxa"/>
+            </w:tcMar>
+            <w:vAlign w:val="center"/>
+          </w:tcPr>
+          <w:p>
+            <w:r>
+              <w:rPr>
+                <w:rFonts w:ascii="Arial" w:eastAsia="Arial" w:hAnsi="Arial" w:cs="Arial"/>
+                <w:color w:val="000000"/>
+                <w:sz w:val="18"/>
+                <w:szCs w:val="18"/>
+              </w:rPr>
+              <w:t>07</w:t>
+            </w:r>
+          </w:p>
+        </w:tc>
+      </w:tr>
+      <w:tr>
+        <w:tc>
+          <w:tcPr>
+            <w:tcW w:w="700" w:type="dxa"/>
+            <w:tcBorders>
+              <w:top w:val="single" w:sz="6" w:space="0" w:color="ADB9CA"/>
+              <w:left w:val="single" w:sz="6" w:space="0" w:color="ADB9CA"/>
+              <w:bottom w:val="single" w:sz="6" w:space="0" w:color="ADB9CA"/>
+              <w:right w:val="single" w:sz="6" w:space="0" w:color="ADB9CA"/>
+            </w:tcBorders>
+            <w:shd w:val="clear" w:color="auto" w:fill="FFFFFF"/>
+            <w:tcMar>
+              <w:top w:w="80" w:type="dxa"/>
+              <w:left w:w="140" w:type="dxa"/>
+              <w:bottom w:w="80" w:type="dxa"/>
+              <w:right w:w="140" w:type="dxa"/>
+            </w:tcMar>
+            <w:vAlign w:val="center"/>
+          </w:tcPr>
+          <w:p>
+            <w:r>
+              <w:rPr>
+                <w:rFonts w:ascii="Arial" w:eastAsia="Arial" w:hAnsi="Arial" w:cs="Arial"/>
+                <w:b/>
+                <w:bCs/>
+                <w:color w:val="000000"/>
+                <w:sz w:val="18"/>
+                <w:szCs w:val="18"/>
+              </w:rPr>
+              <w:t>10</w:t>
+            </w:r>
+          </w:p>
+        </w:tc>
+        <w:tc>
+          <w:tcPr>
+            <w:tcW w:w="6510" w:type="dxa"/>
+            <w:tcBorders>
+              <w:top w:val="single" w:sz="6" w:space="0" w:color="ADB9CA"/>
+              <w:left w:val="single" w:sz="6" w:space="0" w:color="ADB9CA"/>
+              <w:bottom w:val="single" w:sz="6" w:space="0" w:color="ADB9CA"/>
+              <w:right w:val="single" w:sz="6" w:space="0" w:color="ADB9CA"/>
+            </w:tcBorders>
+            <w:shd w:val="clear" w:color="auto" w:fill="FFFFFF"/>
+            <w:tcMar>
+              <w:top w:w="80" w:type="dxa"/>
+              <w:left w:w="140" w:type="dxa"/>
+              <w:bottom w:w="80" w:type="dxa"/>
+              <w:right w:w="140" w:type="dxa"/>
+            </w:tcMar>
+            <w:vAlign w:val="center"/>
+          </w:tcPr>
+          <w:p>
+            <w:r>
+              <w:rPr>
+                <w:rFonts w:ascii="Arial" w:eastAsia="Arial" w:hAnsi="Arial" w:cs="Arial"/>
+                <w:color w:val="000000"/>
+                <w:sz w:val="18"/>
+                <w:szCs w:val="18"/>
+              </w:rPr>
+              <w:t>Checkout code, login to Docker Hub using Team Lead's repository secrets</w:t>
+            </w:r>
+          </w:p>
+        </w:tc>
+        <w:tc>
+          <w:tcPr>
+            <w:tcW w:w="2150" w:type="dxa"/>
+            <w:tcBorders>
+              <w:top w:val="single" w:sz="6" w:space="0" w:color="ADB9CA"/>
+              <w:left w:val="single" w:sz="6" w:space="0" w:color="ADB9CA"/>
+              <w:bottom w:val="single" w:sz="6" w:space="0" w:color="ADB9CA"/>
+              <w:right w:val="single" w:sz="6" w:space="0" w:color="ADB9CA"/>
+            </w:tcBorders>
+            <w:shd w:val="clear" w:color="auto" w:fill="FFFFFF"/>
+            <w:tcMar>
+              <w:top w:w="80" w:type="dxa"/>
+              <w:left w:w="140" w:type="dxa"/>
+              <w:bottom w:w="80" w:type="dxa"/>
+              <w:right w:w="140" w:type="dxa"/>
+            </w:tcMar>
+            <w:vAlign w:val="center"/>
+          </w:tcPr>
+          <w:p>
+            <w:r>
+              <w:rPr>
+                <w:rFonts w:ascii="Arial" w:eastAsia="Arial" w:hAnsi="Arial" w:cs="Arial"/>
+                <w:color w:val="000000"/>
+                <w:sz w:val="18"/>
+                <w:szCs w:val="18"/>
+              </w:rPr>
+              <w:t>06</w:t>
+            </w:r>
+          </w:p>
+        </w:tc>
+      </w:tr>
+      <w:tr>
+        <w:tc>
+          <w:tcPr>
+            <w:tcW w:w="700" w:type="dxa"/>
+            <w:tcBorders>
+              <w:top w:val="single" w:sz="6" w:space="0" w:color="ADB9CA"/>
+              <w:left w:val="single" w:sz="6" w:space="0" w:color="ADB9CA"/>
+              <w:bottom w:val="single" w:sz="6" w:space="0" w:color="ADB9CA"/>
+              <w:right w:val="single" w:sz="6" w:space="0" w:color="ADB9CA"/>
+            </w:tcBorders>
+            <w:shd w:val="clear" w:color="auto" w:fill="E8F0FB"/>
+            <w:tcMar>
+              <w:top w:w="80" w:type="dxa"/>
+              <w:left w:w="140" w:type="dxa"/>
+              <w:bottom w:w="80" w:type="dxa"/>
+              <w:right w:w="140" w:type="dxa"/>
+            </w:tcMar>
+            <w:vAlign w:val="center"/>
+          </w:tcPr>
+          <w:p>
+            <w:r>
+              <w:rPr>
+                <w:rFonts w:ascii="Arial" w:eastAsia="Arial" w:hAnsi="Arial" w:cs="Arial"/>
+                <w:b/>
+                <w:bCs/>
+                <w:color w:val="000000"/>
+                <w:sz w:val="18"/>
+                <w:szCs w:val="18"/>
+              </w:rPr>
+              <w:t>11</w:t>
+            </w:r>
+          </w:p>
+        </w:tc>
+        <w:tc>
+          <w:tcPr>
+            <w:tcW w:w="6510" w:type="dxa"/>
+            <w:tcBorders>
+              <w:top w:val="single" w:sz="6" w:space="0" w:color="ADB9CA"/>
+              <w:left w:val="single" w:sz="6" w:space="0" w:color="ADB9CA"/>
+              <w:bottom w:val="single" w:sz="6" w:space="0" w:color="ADB9CA"/>
+              <w:right w:val="single" w:sz="6" w:space="0" w:color="ADB9CA"/>
+            </w:tcBorders>
+            <w:shd w:val="clear" w:color="auto" w:fill="E8F0FB"/>
+            <w:tcMar>
+              <w:top w:w="80" w:type="dxa"/>
+              <w:left w:w="140" w:type="dxa"/>
+              <w:bottom w:w="80" w:type="dxa"/>
+              <w:right w:w="140" w:type="dxa"/>
+            </w:tcMar>
+            <w:vAlign w:val="center"/>
+          </w:tcPr>
+          <w:p>
+            <w:r>
+              <w:rPr>
+                <w:rFonts w:ascii="Arial" w:eastAsia="Arial" w:hAnsi="Arial" w:cs="Arial"/>
+                <w:color w:val="000000"/>
+                <w:sz w:val="18"/>
+                <w:szCs w:val="18"/>
+              </w:rPr>
+              <w:t>Build Docker image and tag correctly (latest and/or commit SHA)</w:t>
+            </w:r>
+          </w:p>
+        </w:tc>
+        <w:tc>
+          <w:tcPr>
+            <w:tcW w:w="2150" w:type="dxa"/>
+            <w:tcBorders>
+              <w:top w:val="single" w:sz="6" w:space="0" w:color="ADB9CA"/>
+              <w:left w:val="single" w:sz="6" w:space="0" w:color="ADB9CA"/>
+              <w:bottom w:val="single" w:sz="6" w:space="0" w:color="ADB9CA"/>
+              <w:right w:val="single" w:sz="6" w:space="0" w:color="ADB9CA"/>
+            </w:tcBorders>
+            <w:shd w:val="clear" w:color="auto" w:fill="E8F0FB"/>
+            <w:tcMar>
+              <w:top w:w="80" w:type="dxa"/>
+              <w:left w:w="140" w:type="dxa"/>
+              <w:bottom w:w="80" w:type="dxa"/>
+              <w:right w:w="140" w:type="dxa"/>
+            </w:tcMar>
+            <w:vAlign w:val="center"/>
+          </w:tcPr>
+          <w:p>
+            <w:r>
+              <w:rPr>
+                <w:rFonts w:ascii="Arial" w:eastAsia="Arial" w:hAnsi="Arial" w:cs="Arial"/>
+                <w:color w:val="000000"/>
+                <w:sz w:val="18"/>
+                <w:szCs w:val="18"/>
+              </w:rPr>
+              <w:t>06</w:t>
+            </w:r>
+          </w:p>
+        </w:tc>
+      </w:tr>
+      <w:tr>
+        <w:tc>
+          <w:tcPr>
+            <w:tcW w:w="700" w:type="dxa"/>
+            <w:tcBorders>
+              <w:top w:val="single" w:sz="6" w:space="0" w:color="ADB9CA"/>
+              <w:left w:val="single" w:sz="6" w:space="0" w:color="ADB9CA"/>
+              <w:bottom w:val="single" w:sz="6" w:space="0" w:color="ADB9CA"/>
+              <w:right w:val="single" w:sz="6" w:space="0" w:color="ADB9CA"/>
+            </w:tcBorders>
+            <w:shd w:val="clear" w:color="auto" w:fill="FFFFFF"/>
+            <w:tcMar>
+              <w:top w:w="80" w:type="dxa"/>
+              <w:left w:w="140" w:type="dxa"/>
+              <w:bottom w:w="80" w:type="dxa"/>
+              <w:right w:w="140" w:type="dxa"/>
+            </w:tcMar>
+            <w:vAlign w:val="center"/>
+          </w:tcPr>
+          <w:p>
+            <w:r>
+              <w:rPr>
+                <w:rFonts w:ascii="Arial" w:eastAsia="Arial" w:hAnsi="Arial" w:cs="Arial"/>
+                <w:b/>
+                <w:bCs/>
+                <w:color w:val="000000"/>
+                <w:sz w:val="18"/>
+                <w:szCs w:val="18"/>
+              </w:rPr>
+              <w:t>12</w:t>
+            </w:r>
+          </w:p>
+        </w:tc>
+        <w:tc>
+          <w:tcPr>
+            <w:tcW w:w="6510" w:type="dxa"/>
+            <w:tcBorders>
+              <w:top w:val="single" w:sz="6" w:space="0" w:color="ADB9CA"/>
+              <w:left w:val="single" w:sz="6" w:space="0" w:color="ADB9CA"/>
+              <w:bottom w:val="single" w:sz="6" w:space="0" w:color="ADB9CA"/>
+              <w:right w:val="single" w:sz="6" w:space="0" w:color="ADB9CA"/>
+            </w:tcBorders>
+            <w:shd w:val="clear" w:color="auto" w:fill="FFFFFF"/>
+            <w:tcMar>
+              <w:top w:w="80" w:type="dxa"/>
+              <w:left w:w="140" w:type="dxa"/>
+              <w:bottom w:w="80" w:type="dxa"/>
+              <w:right w:w="140" w:type="dxa"/>
+            </w:tcMar>
+            <w:vAlign w:val="center"/>
+          </w:tcPr>
+          <w:p>
+            <w:r>
+              <w:rPr>
+                <w:rFonts w:ascii="Arial" w:eastAsia="Arial" w:hAnsi="Arial" w:cs="Arial"/>
+                <w:color w:val="000000"/>
+                <w:sz w:val="18"/>
+                <w:szCs w:val="18"/>
+              </w:rPr>
+              <w:t>Push image to Docker Hub successfully; workflow exits on any step failure</w:t>
+            </w:r>
+          </w:p>
+        </w:tc>
+        <w:tc>
+          <w:tcPr>
+            <w:tcW w:w="2150" w:type="dxa"/>
+            <w:tcBorders>
+              <w:top w:val="single" w:sz="6" w:space="0" w:color="ADB9CA"/>
+              <w:left w:val="single" w:sz="6" w:space="0" w:color="ADB9CA"/>
+              <w:bottom w:val="single" w:sz="6" w:space="0" w:color="ADB9CA"/>
+              <w:right w:val="single" w:sz="6" w:space="0" w:color="ADB9CA"/>
+            </w:tcBorders>
+            <w:shd w:val="clear" w:color="auto" w:fill="FFFFFF"/>
+            <w:tcMar>
+              <w:top w:w="80" w:type="dxa"/>
+              <w:left w:w="140" w:type="dxa"/>
+              <w:bottom w:w="80" w:type="dxa"/>
+              <w:right w:w="140" w:type="dxa"/>
+            </w:tcMar>
+            <w:vAlign w:val="center"/>
+          </w:tcPr>
+          <w:p>
+            <w:r>
+              <w:rPr>
+                <w:rFonts w:ascii="Arial" w:eastAsia="Arial" w:hAnsi="Arial" w:cs="Arial"/>
+                <w:color w:val="000000"/>
+                <w:sz w:val="18"/>
+                <w:szCs w:val="18"/>
+              </w:rPr>
+              <w:t>06</w:t>
+            </w:r>
+          </w:p>
+        </w:tc>
+      </w:tr>
+      <w:tr>
+        <w:tc>
+          <w:tcPr>
+            <w:tcW w:w="700" w:type="dxa"/>
+            <w:tcBorders>
+              <w:top w:val="single" w:sz="6" w:space="0" w:color="ADB9CA"/>
+              <w:left w:val="single" w:sz="6" w:space="0" w:color="ADB9CA"/>
+              <w:bottom w:val="single" w:sz="6" w:space="0" w:color="ADB9CA"/>
+              <w:right w:val="single" w:sz="6" w:space="0" w:color="ADB9CA"/>
+            </w:tcBorders>
+            <w:shd w:val="clear" w:color="auto" w:fill="2E75B6"/>
+            <w:tcMar>
+              <w:top w:w="80" w:type="dxa"/>
+              <w:left w:w="140" w:type="dxa"/>
+              <w:bottom w:w="80" w:type="dxa"/>
+              <w:right w:w="140" w:type="dxa"/>
+            </w:tcMar>
+            <w:vAlign w:val="center"/>
+          </w:tcPr>
+          <w:p/>
+        </w:tc>
+        <w:tc>
+          <w:tcPr>
+            <w:tcW w:w="6510" w:type="dxa"/>
+            <w:tcBorders>
+              <w:top w:val="single" w:sz="6" w:space="0" w:color="ADB9CA"/>
+              <w:left w:val="single" w:sz="6" w:space="0" w:color="ADB9CA"/>
+              <w:bottom w:val="single" w:sz="6" w:space="0" w:color="ADB9CA"/>
+              <w:right w:val="single" w:sz="6" w:space="0" w:color="ADB9CA"/>
+            </w:tcBorders>
+            <w:shd w:val="clear" w:color="auto" w:fill="2E75B6"/>
+            <w:tcMar>
+              <w:top w:w="80" w:type="dxa"/>
+              <w:left w:w="140" w:type="dxa"/>
+              <w:bottom w:w="80" w:type="dxa"/>
+              <w:right w:w="140" w:type="dxa"/>
+            </w:tcMar>
+            <w:vAlign w:val="center"/>
+          </w:tcPr>
+          <w:p>
             <w:r>
               <w:rPr>
                 <w:rFonts w:ascii="Arial" w:eastAsia="Arial" w:hAnsi="Arial" w:cs="Arial"/>
@@ -8298,7 +7906,7 @@
                 <w:sz w:val="18"/>
                 <w:szCs w:val="18"/>
               </w:rPr>
-              <w:t>)</w:t>
+              <w:t>CD Pipeline – Automated Deployment to Render (cd.yml)</w:t>
             </w:r>
           </w:p>
         </w:tc>
@@ -8330,7 +7938,7 @@
                 <w:sz w:val="18"/>
                 <w:szCs w:val="18"/>
               </w:rPr>
-              <w:t>25 Marks</w:t>
+              <w:t>20 Marks</w:t>
             </w:r>
           </w:p>
         </w:tc>
@@ -8364,7 +7972,7 @@
                 <w:sz w:val="18"/>
                 <w:szCs w:val="18"/>
               </w:rPr>
-              <w:t>9</w:t>
+              <w:t>13</w:t>
             </w:r>
           </w:p>
         </w:tc>
@@ -8394,67 +8002,16 @@
                 <w:sz w:val="18"/>
                 <w:szCs w:val="18"/>
               </w:rPr>
-              <w:t>CI workflow file created at .</w:t>
-            </w:r>
-            <w:proofErr w:type="spellStart"/>
-            <w:r>
-              <w:rPr>
-                <w:rFonts w:ascii="Arial" w:eastAsia="Arial" w:hAnsi="Arial" w:cs="Arial"/>
-                <w:color w:val="000000"/>
-                <w:sz w:val="18"/>
-                <w:szCs w:val="18"/>
-              </w:rPr>
-              <w:t>github</w:t>
-            </w:r>
-            <w:proofErr w:type="spellEnd"/>
-            <w:r>
-              <w:rPr>
-                <w:rFonts w:ascii="Arial" w:eastAsia="Arial" w:hAnsi="Arial" w:cs="Arial"/>
-                <w:color w:val="000000"/>
-                <w:sz w:val="18"/>
-                <w:szCs w:val="18"/>
-              </w:rPr>
-              <w:t>/workflows/</w:t>
-            </w:r>
-            <w:proofErr w:type="spellStart"/>
-            <w:r>
-              <w:rPr>
-                <w:rFonts w:ascii="Arial" w:eastAsia="Arial" w:hAnsi="Arial" w:cs="Arial"/>
-                <w:color w:val="000000"/>
-                <w:sz w:val="18"/>
-                <w:szCs w:val="18"/>
-              </w:rPr>
-              <w:t>ci.yml</w:t>
-            </w:r>
-            <w:proofErr w:type="spellEnd"/>
-            <w:r>
-              <w:rPr>
-                <w:rFonts w:ascii="Arial" w:eastAsia="Arial" w:hAnsi="Arial" w:cs="Arial"/>
-                <w:color w:val="000000"/>
-                <w:sz w:val="18"/>
-                <w:szCs w:val="18"/>
-              </w:rPr>
-              <w:t xml:space="preserve"> with correct </w:t>
-            </w:r>
-            <w:proofErr w:type="spellStart"/>
-            <w:r>
-              <w:rPr>
-                <w:rFonts w:ascii="Arial" w:eastAsia="Arial" w:hAnsi="Arial" w:cs="Arial"/>
-                <w:color w:val="000000"/>
-                <w:sz w:val="18"/>
-                <w:szCs w:val="18"/>
-              </w:rPr>
-              <w:t>pull_request</w:t>
-            </w:r>
-            <w:proofErr w:type="spellEnd"/>
-            <w:r>
-              <w:rPr>
-                <w:rFonts w:ascii="Arial" w:eastAsia="Arial" w:hAnsi="Arial" w:cs="Arial"/>
-                <w:color w:val="000000"/>
-                <w:sz w:val="18"/>
-                <w:szCs w:val="18"/>
-              </w:rPr>
-              <w:t xml:space="preserve"> trigger targeting </w:t>
+              <w:t>CD workflow file created at .github</w:t>
+            </w:r>
+            <w:r>
+              <w:rPr>
+                <w:rFonts w:ascii="Arial" w:eastAsia="Arial" w:hAnsi="Arial" w:cs="Arial"/>
+                <w:color w:val="000000"/>
+                <w:sz w:val="18"/>
+                <w:szCs w:val="18"/>
+              </w:rPr>
+              <w:t xml:space="preserve">/workflows/cd.yml with correct push trigger on </w:t>
             </w:r>
             <w:r>
               <w:rPr>
@@ -8493,7 +8050,7 @@
                 <w:sz w:val="18"/>
                 <w:szCs w:val="18"/>
               </w:rPr>
-              <w:t>07</w:t>
+              <w:t>06</w:t>
             </w:r>
           </w:p>
         </w:tc>
@@ -8527,7 +8084,7 @@
                 <w:sz w:val="18"/>
                 <w:szCs w:val="18"/>
               </w:rPr>
-              <w:t>10</w:t>
+              <w:t>14</w:t>
             </w:r>
           </w:p>
         </w:tc>
@@ -8557,7 +8114,7 @@
                 <w:sz w:val="18"/>
                 <w:szCs w:val="18"/>
               </w:rPr>
-              <w:t>Checkout code, login to Docker Hub using Team Lead's repository secrets</w:t>
+              <w:t>Job declares environment: development and accesses RENDER_DEPLOY_HOOK_URL correctly</w:t>
             </w:r>
           </w:p>
         </w:tc>
@@ -8587,7 +8144,7 @@
                 <w:sz w:val="18"/>
                 <w:szCs w:val="18"/>
               </w:rPr>
-              <w:t>06</w:t>
+              <w:t>07</w:t>
             </w:r>
           </w:p>
         </w:tc>
@@ -8621,7 +8178,7 @@
                 <w:sz w:val="18"/>
                 <w:szCs w:val="18"/>
               </w:rPr>
-              <w:t>11</w:t>
+              <w:t>15</w:t>
             </w:r>
           </w:p>
         </w:tc>
@@ -8651,7 +8208,7 @@
                 <w:sz w:val="18"/>
                 <w:szCs w:val="18"/>
               </w:rPr>
-              <w:t>Build Docker image and tag correctly (latest and/or commit SHA)</w:t>
+              <w:t>Deploy step invokes Render webhook via curl POST; deployed app on Render contains all 5 pages</w:t>
             </w:r>
           </w:p>
         </w:tc>
@@ -8681,101 +8238,7 @@
                 <w:sz w:val="18"/>
                 <w:szCs w:val="18"/>
               </w:rPr>
-              <w:t>06</w:t>
-            </w:r>
-          </w:p>
-        </w:tc>
-      </w:tr>
-      <w:tr>
-        <w:tc>
-          <w:tcPr>
-            <w:tcW w:w="700" w:type="dxa"/>
-            <w:tcBorders>
-              <w:top w:val="single" w:sz="6" w:space="0" w:color="ADB9CA"/>
-              <w:left w:val="single" w:sz="6" w:space="0" w:color="ADB9CA"/>
-              <w:bottom w:val="single" w:sz="6" w:space="0" w:color="ADB9CA"/>
-              <w:right w:val="single" w:sz="6" w:space="0" w:color="ADB9CA"/>
-            </w:tcBorders>
-            <w:shd w:val="clear" w:color="auto" w:fill="FFFFFF"/>
-            <w:tcMar>
-              <w:top w:w="80" w:type="dxa"/>
-              <w:left w:w="140" w:type="dxa"/>
-              <w:bottom w:w="80" w:type="dxa"/>
-              <w:right w:w="140" w:type="dxa"/>
-            </w:tcMar>
-            <w:vAlign w:val="center"/>
-          </w:tcPr>
-          <w:p>
-            <w:r>
-              <w:rPr>
-                <w:rFonts w:ascii="Arial" w:eastAsia="Arial" w:hAnsi="Arial" w:cs="Arial"/>
-                <w:b/>
-                <w:bCs/>
-                <w:color w:val="000000"/>
-                <w:sz w:val="18"/>
-                <w:szCs w:val="18"/>
-              </w:rPr>
-              <w:t>12</w:t>
-            </w:r>
-          </w:p>
-        </w:tc>
-        <w:tc>
-          <w:tcPr>
-            <w:tcW w:w="6510" w:type="dxa"/>
-            <w:tcBorders>
-              <w:top w:val="single" w:sz="6" w:space="0" w:color="ADB9CA"/>
-              <w:left w:val="single" w:sz="6" w:space="0" w:color="ADB9CA"/>
-              <w:bottom w:val="single" w:sz="6" w:space="0" w:color="ADB9CA"/>
-              <w:right w:val="single" w:sz="6" w:space="0" w:color="ADB9CA"/>
-            </w:tcBorders>
-            <w:shd w:val="clear" w:color="auto" w:fill="FFFFFF"/>
-            <w:tcMar>
-              <w:top w:w="80" w:type="dxa"/>
-              <w:left w:w="140" w:type="dxa"/>
-              <w:bottom w:w="80" w:type="dxa"/>
-              <w:right w:w="140" w:type="dxa"/>
-            </w:tcMar>
-            <w:vAlign w:val="center"/>
-          </w:tcPr>
-          <w:p>
-            <w:r>
-              <w:rPr>
-                <w:rFonts w:ascii="Arial" w:eastAsia="Arial" w:hAnsi="Arial" w:cs="Arial"/>
-                <w:color w:val="000000"/>
-                <w:sz w:val="18"/>
-                <w:szCs w:val="18"/>
-              </w:rPr>
-              <w:t>Push image to Docker Hub successfully; workflow exits on any step failure</w:t>
-            </w:r>
-          </w:p>
-        </w:tc>
-        <w:tc>
-          <w:tcPr>
-            <w:tcW w:w="2150" w:type="dxa"/>
-            <w:tcBorders>
-              <w:top w:val="single" w:sz="6" w:space="0" w:color="ADB9CA"/>
-              <w:left w:val="single" w:sz="6" w:space="0" w:color="ADB9CA"/>
-              <w:bottom w:val="single" w:sz="6" w:space="0" w:color="ADB9CA"/>
-              <w:right w:val="single" w:sz="6" w:space="0" w:color="ADB9CA"/>
-            </w:tcBorders>
-            <w:shd w:val="clear" w:color="auto" w:fill="FFFFFF"/>
-            <w:tcMar>
-              <w:top w:w="80" w:type="dxa"/>
-              <w:left w:w="140" w:type="dxa"/>
-              <w:bottom w:w="80" w:type="dxa"/>
-              <w:right w:w="140" w:type="dxa"/>
-            </w:tcMar>
-            <w:vAlign w:val="center"/>
-          </w:tcPr>
-          <w:p>
-            <w:r>
-              <w:rPr>
-                <w:rFonts w:ascii="Arial" w:eastAsia="Arial" w:hAnsi="Arial" w:cs="Arial"/>
-                <w:color w:val="000000"/>
-                <w:sz w:val="18"/>
-                <w:szCs w:val="18"/>
-              </w:rPr>
-              <w:t>06</w:t>
+              <w:t>07</w:t>
             </w:r>
           </w:p>
         </w:tc>
@@ -8829,9 +8292,29 @@
                 <w:sz w:val="18"/>
                 <w:szCs w:val="18"/>
               </w:rPr>
-              <w:t>CD Pipeline – Automated Deployment to Render (</w:t>
-            </w:r>
-            <w:proofErr w:type="spellStart"/>
+              <w:t>End-to-End Verification, Screenshots &amp; Reflection</w:t>
+            </w:r>
+          </w:p>
+        </w:tc>
+        <w:tc>
+          <w:tcPr>
+            <w:tcW w:w="2150" w:type="dxa"/>
+            <w:tcBorders>
+              <w:top w:val="single" w:sz="6" w:space="0" w:color="ADB9CA"/>
+              <w:left w:val="single" w:sz="6" w:space="0" w:color="ADB9CA"/>
+              <w:bottom w:val="single" w:sz="6" w:space="0" w:color="ADB9CA"/>
+              <w:right w:val="single" w:sz="6" w:space="0" w:color="ADB9CA"/>
+            </w:tcBorders>
+            <w:shd w:val="clear" w:color="auto" w:fill="2E75B6"/>
+            <w:tcMar>
+              <w:top w:w="80" w:type="dxa"/>
+              <w:left w:w="140" w:type="dxa"/>
+              <w:bottom w:w="80" w:type="dxa"/>
+              <w:right w:w="140" w:type="dxa"/>
+            </w:tcMar>
+            <w:vAlign w:val="center"/>
+          </w:tcPr>
+          <w:p>
             <w:r>
               <w:rPr>
                 <w:rFonts w:ascii="Arial" w:eastAsia="Arial" w:hAnsi="Arial" w:cs="Arial"/>
@@ -8841,19 +8324,71 @@
                 <w:sz w:val="18"/>
                 <w:szCs w:val="18"/>
               </w:rPr>
-              <w:t>cd.yml</w:t>
-            </w:r>
-            <w:proofErr w:type="spellEnd"/>
+              <w:t>10 Marks</w:t>
+            </w:r>
+          </w:p>
+        </w:tc>
+      </w:tr>
+      <w:tr>
+        <w:tc>
+          <w:tcPr>
+            <w:tcW w:w="700" w:type="dxa"/>
+            <w:tcBorders>
+              <w:top w:val="single" w:sz="6" w:space="0" w:color="ADB9CA"/>
+              <w:left w:val="single" w:sz="6" w:space="0" w:color="ADB9CA"/>
+              <w:bottom w:val="single" w:sz="6" w:space="0" w:color="ADB9CA"/>
+              <w:right w:val="single" w:sz="6" w:space="0" w:color="ADB9CA"/>
+            </w:tcBorders>
+            <w:shd w:val="clear" w:color="auto" w:fill="E8F0FB"/>
+            <w:tcMar>
+              <w:top w:w="80" w:type="dxa"/>
+              <w:left w:w="140" w:type="dxa"/>
+              <w:bottom w:w="80" w:type="dxa"/>
+              <w:right w:w="140" w:type="dxa"/>
+            </w:tcMar>
+            <w:vAlign w:val="center"/>
+          </w:tcPr>
+          <w:p>
             <w:r>
               <w:rPr>
                 <w:rFonts w:ascii="Arial" w:eastAsia="Arial" w:hAnsi="Arial" w:cs="Arial"/>
                 <w:b/>
                 <w:bCs/>
-                <w:color w:val="FFFFFF"/>
-                <w:sz w:val="18"/>
-                <w:szCs w:val="18"/>
-              </w:rPr>
-              <w:t>)</w:t>
+                <w:color w:val="000000"/>
+                <w:sz w:val="18"/>
+                <w:szCs w:val="18"/>
+              </w:rPr>
+              <w:t>16</w:t>
+            </w:r>
+          </w:p>
+        </w:tc>
+        <w:tc>
+          <w:tcPr>
+            <w:tcW w:w="6510" w:type="dxa"/>
+            <w:tcBorders>
+              <w:top w:val="single" w:sz="6" w:space="0" w:color="ADB9CA"/>
+              <w:left w:val="single" w:sz="6" w:space="0" w:color="ADB9CA"/>
+              <w:bottom w:val="single" w:sz="6" w:space="0" w:color="ADB9CA"/>
+              <w:right w:val="single" w:sz="6" w:space="0" w:color="ADB9CA"/>
+            </w:tcBorders>
+            <w:shd w:val="clear" w:color="auto" w:fill="E8F0FB"/>
+            <w:tcMar>
+              <w:top w:w="80" w:type="dxa"/>
+              <w:left w:w="140" w:type="dxa"/>
+              <w:bottom w:w="80" w:type="dxa"/>
+              <w:right w:w="140" w:type="dxa"/>
+            </w:tcMar>
+            <w:vAlign w:val="center"/>
+          </w:tcPr>
+          <w:p>
+            <w:r>
+              <w:rPr>
+                <w:rFonts w:ascii="Arial" w:eastAsia="Arial" w:hAnsi="Arial" w:cs="Arial"/>
+                <w:color w:val="000000"/>
+                <w:sz w:val="18"/>
+                <w:szCs w:val="18"/>
+              </w:rPr>
+              <w:t>Screenshots: CI run, Docker Hub image with tags, CD run, live Render URL with all 5 pages visible</w:t>
             </w:r>
           </w:p>
         </w:tc>
@@ -8866,7 +8401,39 @@
               <w:bottom w:val="single" w:sz="6" w:space="0" w:color="ADB9CA"/>
               <w:right w:val="single" w:sz="6" w:space="0" w:color="ADB9CA"/>
             </w:tcBorders>
-            <w:shd w:val="clear" w:color="auto" w:fill="2E75B6"/>
+            <w:shd w:val="clear" w:color="auto" w:fill="E8F0FB"/>
+            <w:tcMar>
+              <w:top w:w="80" w:type="dxa"/>
+              <w:left w:w="140" w:type="dxa"/>
+              <w:bottom w:w="80" w:type="dxa"/>
+              <w:right w:w="140" w:type="dxa"/>
+            </w:tcMar>
+            <w:vAlign w:val="center"/>
+          </w:tcPr>
+          <w:p>
+            <w:r>
+              <w:rPr>
+                <w:rFonts w:ascii="Arial" w:eastAsia="Arial" w:hAnsi="Arial" w:cs="Arial"/>
+                <w:color w:val="000000"/>
+                <w:sz w:val="18"/>
+                <w:szCs w:val="18"/>
+              </w:rPr>
+              <w:t>05</w:t>
+            </w:r>
+          </w:p>
+        </w:tc>
+      </w:tr>
+      <w:tr>
+        <w:tc>
+          <w:tcPr>
+            <w:tcW w:w="700" w:type="dxa"/>
+            <w:tcBorders>
+              <w:top w:val="single" w:sz="6" w:space="0" w:color="ADB9CA"/>
+              <w:left w:val="single" w:sz="6" w:space="0" w:color="ADB9CA"/>
+              <w:bottom w:val="single" w:sz="6" w:space="0" w:color="ADB9CA"/>
+              <w:right w:val="single" w:sz="6" w:space="0" w:color="ADB9CA"/>
+            </w:tcBorders>
+            <w:shd w:val="clear" w:color="auto" w:fill="FFFFFF"/>
             <w:tcMar>
               <w:top w:w="80" w:type="dxa"/>
               <w:left w:w="140" w:type="dxa"/>
@@ -8881,45 +8448,11 @@
                 <w:rFonts w:ascii="Arial" w:eastAsia="Arial" w:hAnsi="Arial" w:cs="Arial"/>
                 <w:b/>
                 <w:bCs/>
-                <w:color w:val="FFFFFF"/>
-                <w:sz w:val="18"/>
-                <w:szCs w:val="18"/>
-              </w:rPr>
-              <w:t>20 Marks</w:t>
-            </w:r>
-          </w:p>
-        </w:tc>
-      </w:tr>
-      <w:tr>
-        <w:tc>
-          <w:tcPr>
-            <w:tcW w:w="700" w:type="dxa"/>
-            <w:tcBorders>
-              <w:top w:val="single" w:sz="6" w:space="0" w:color="ADB9CA"/>
-              <w:left w:val="single" w:sz="6" w:space="0" w:color="ADB9CA"/>
-              <w:bottom w:val="single" w:sz="6" w:space="0" w:color="ADB9CA"/>
-              <w:right w:val="single" w:sz="6" w:space="0" w:color="ADB9CA"/>
-            </w:tcBorders>
-            <w:shd w:val="clear" w:color="auto" w:fill="E8F0FB"/>
-            <w:tcMar>
-              <w:top w:w="80" w:type="dxa"/>
-              <w:left w:w="140" w:type="dxa"/>
-              <w:bottom w:w="80" w:type="dxa"/>
-              <w:right w:w="140" w:type="dxa"/>
-            </w:tcMar>
-            <w:vAlign w:val="center"/>
-          </w:tcPr>
-          <w:p>
-            <w:r>
-              <w:rPr>
-                <w:rFonts w:ascii="Arial" w:eastAsia="Arial" w:hAnsi="Arial" w:cs="Arial"/>
-                <w:b/>
-                <w:bCs/>
-                <w:color w:val="000000"/>
-                <w:sz w:val="18"/>
-                <w:szCs w:val="18"/>
-              </w:rPr>
-              <w:t>13</w:t>
+                <w:color w:val="000000"/>
+                <w:sz w:val="18"/>
+                <w:szCs w:val="18"/>
+              </w:rPr>
+              <w:t>17</w:t>
             </w:r>
           </w:p>
         </w:tc>
@@ -8932,117 +8465,6 @@
               <w:bottom w:val="single" w:sz="6" w:space="0" w:color="ADB9CA"/>
               <w:right w:val="single" w:sz="6" w:space="0" w:color="ADB9CA"/>
             </w:tcBorders>
-            <w:shd w:val="clear" w:color="auto" w:fill="E8F0FB"/>
-            <w:tcMar>
-              <w:top w:w="80" w:type="dxa"/>
-              <w:left w:w="140" w:type="dxa"/>
-              <w:bottom w:w="80" w:type="dxa"/>
-              <w:right w:w="140" w:type="dxa"/>
-            </w:tcMar>
-            <w:vAlign w:val="center"/>
-          </w:tcPr>
-          <w:p>
-            <w:r>
-              <w:rPr>
-                <w:rFonts w:ascii="Arial" w:eastAsia="Arial" w:hAnsi="Arial" w:cs="Arial"/>
-                <w:color w:val="000000"/>
-                <w:sz w:val="18"/>
-                <w:szCs w:val="18"/>
-              </w:rPr>
-              <w:t>CD workflow file created at .</w:t>
-            </w:r>
-            <w:proofErr w:type="spellStart"/>
-            <w:r>
-              <w:rPr>
-                <w:rFonts w:ascii="Arial" w:eastAsia="Arial" w:hAnsi="Arial" w:cs="Arial"/>
-                <w:color w:val="000000"/>
-                <w:sz w:val="18"/>
-                <w:szCs w:val="18"/>
-              </w:rPr>
-              <w:t>github</w:t>
-            </w:r>
-            <w:proofErr w:type="spellEnd"/>
-            <w:r>
-              <w:rPr>
-                <w:rFonts w:ascii="Arial" w:eastAsia="Arial" w:hAnsi="Arial" w:cs="Arial"/>
-                <w:color w:val="000000"/>
-                <w:sz w:val="18"/>
-                <w:szCs w:val="18"/>
-              </w:rPr>
-              <w:t>/workflows/</w:t>
-            </w:r>
-            <w:proofErr w:type="spellStart"/>
-            <w:r>
-              <w:rPr>
-                <w:rFonts w:ascii="Arial" w:eastAsia="Arial" w:hAnsi="Arial" w:cs="Arial"/>
-                <w:color w:val="000000"/>
-                <w:sz w:val="18"/>
-                <w:szCs w:val="18"/>
-              </w:rPr>
-              <w:t>cd.yml</w:t>
-            </w:r>
-            <w:proofErr w:type="spellEnd"/>
-            <w:r>
-              <w:rPr>
-                <w:rFonts w:ascii="Arial" w:eastAsia="Arial" w:hAnsi="Arial" w:cs="Arial"/>
-                <w:color w:val="000000"/>
-                <w:sz w:val="18"/>
-                <w:szCs w:val="18"/>
-              </w:rPr>
-              <w:t xml:space="preserve"> with correct push trigger on </w:t>
-            </w:r>
-            <w:r>
-              <w:rPr>
-                <w:rFonts w:ascii="Arial" w:eastAsia="Arial" w:hAnsi="Arial" w:cs="Arial"/>
-                <w:color w:val="000000"/>
-                <w:sz w:val="18"/>
-                <w:szCs w:val="18"/>
-              </w:rPr>
-              <w:t>“develop”</w:t>
-            </w:r>
-          </w:p>
-        </w:tc>
-        <w:tc>
-          <w:tcPr>
-            <w:tcW w:w="2150" w:type="dxa"/>
-            <w:tcBorders>
-              <w:top w:val="single" w:sz="6" w:space="0" w:color="ADB9CA"/>
-              <w:left w:val="single" w:sz="6" w:space="0" w:color="ADB9CA"/>
-              <w:bottom w:val="single" w:sz="6" w:space="0" w:color="ADB9CA"/>
-              <w:right w:val="single" w:sz="6" w:space="0" w:color="ADB9CA"/>
-            </w:tcBorders>
-            <w:shd w:val="clear" w:color="auto" w:fill="E8F0FB"/>
-            <w:tcMar>
-              <w:top w:w="80" w:type="dxa"/>
-              <w:left w:w="140" w:type="dxa"/>
-              <w:bottom w:w="80" w:type="dxa"/>
-              <w:right w:w="140" w:type="dxa"/>
-            </w:tcMar>
-            <w:vAlign w:val="center"/>
-          </w:tcPr>
-          <w:p>
-            <w:r>
-              <w:rPr>
-                <w:rFonts w:ascii="Arial" w:eastAsia="Arial" w:hAnsi="Arial" w:cs="Arial"/>
-                <w:color w:val="000000"/>
-                <w:sz w:val="18"/>
-                <w:szCs w:val="18"/>
-              </w:rPr>
-              <w:t>06</w:t>
-            </w:r>
-          </w:p>
-        </w:tc>
-      </w:tr>
-      <w:tr>
-        <w:tc>
-          <w:tcPr>
-            <w:tcW w:w="700" w:type="dxa"/>
-            <w:tcBorders>
-              <w:top w:val="single" w:sz="6" w:space="0" w:color="ADB9CA"/>
-              <w:left w:val="single" w:sz="6" w:space="0" w:color="ADB9CA"/>
-              <w:bottom w:val="single" w:sz="6" w:space="0" w:color="ADB9CA"/>
-              <w:right w:val="single" w:sz="6" w:space="0" w:color="ADB9CA"/>
-            </w:tcBorders>
             <w:shd w:val="clear" w:color="auto" w:fill="FFFFFF"/>
             <w:tcMar>
               <w:top w:w="80" w:type="dxa"/>
@@ -9056,411 +8478,20 @@
             <w:r>
               <w:rPr>
                 <w:rFonts w:ascii="Arial" w:eastAsia="Arial" w:hAnsi="Arial" w:cs="Arial"/>
-                <w:b/>
-                <w:bCs/>
-                <w:color w:val="000000"/>
-                <w:sz w:val="18"/>
-                <w:szCs w:val="18"/>
-              </w:rPr>
-              <w:t>14</w:t>
-            </w:r>
-          </w:p>
-        </w:tc>
-        <w:tc>
-          <w:tcPr>
-            <w:tcW w:w="6510" w:type="dxa"/>
-            <w:tcBorders>
-              <w:top w:val="single" w:sz="6" w:space="0" w:color="ADB9CA"/>
-              <w:left w:val="single" w:sz="6" w:space="0" w:color="ADB9CA"/>
-              <w:bottom w:val="single" w:sz="6" w:space="0" w:color="ADB9CA"/>
-              <w:right w:val="single" w:sz="6" w:space="0" w:color="ADB9CA"/>
-            </w:tcBorders>
-            <w:shd w:val="clear" w:color="auto" w:fill="FFFFFF"/>
-            <w:tcMar>
-              <w:top w:w="80" w:type="dxa"/>
-              <w:left w:w="140" w:type="dxa"/>
-              <w:bottom w:w="80" w:type="dxa"/>
-              <w:right w:w="140" w:type="dxa"/>
-            </w:tcMar>
-            <w:vAlign w:val="center"/>
-          </w:tcPr>
-          <w:p>
-            <w:r>
-              <w:rPr>
-                <w:rFonts w:ascii="Arial" w:eastAsia="Arial" w:hAnsi="Arial" w:cs="Arial"/>
-                <w:color w:val="000000"/>
-                <w:sz w:val="18"/>
-                <w:szCs w:val="18"/>
-              </w:rPr>
-              <w:t>Job declares environment: development and accesses RENDER_DEPLOY_HOOK_URL correctly</w:t>
-            </w:r>
-          </w:p>
-        </w:tc>
-        <w:tc>
-          <w:tcPr>
-            <w:tcW w:w="2150" w:type="dxa"/>
-            <w:tcBorders>
-              <w:top w:val="single" w:sz="6" w:space="0" w:color="ADB9CA"/>
-              <w:left w:val="single" w:sz="6" w:space="0" w:color="ADB9CA"/>
-              <w:bottom w:val="single" w:sz="6" w:space="0" w:color="ADB9CA"/>
-              <w:right w:val="single" w:sz="6" w:space="0" w:color="ADB9CA"/>
-            </w:tcBorders>
-            <w:shd w:val="clear" w:color="auto" w:fill="FFFFFF"/>
-            <w:tcMar>
-              <w:top w:w="80" w:type="dxa"/>
-              <w:left w:w="140" w:type="dxa"/>
-              <w:bottom w:w="80" w:type="dxa"/>
-              <w:right w:w="140" w:type="dxa"/>
-            </w:tcMar>
-            <w:vAlign w:val="center"/>
-          </w:tcPr>
-          <w:p>
-            <w:r>
-              <w:rPr>
-                <w:rFonts w:ascii="Arial" w:eastAsia="Arial" w:hAnsi="Arial" w:cs="Arial"/>
-                <w:color w:val="000000"/>
-                <w:sz w:val="18"/>
-                <w:szCs w:val="18"/>
-              </w:rPr>
-              <w:t>07</w:t>
-            </w:r>
-          </w:p>
-        </w:tc>
-      </w:tr>
-      <w:tr>
-        <w:tc>
-          <w:tcPr>
-            <w:tcW w:w="700" w:type="dxa"/>
-            <w:tcBorders>
-              <w:top w:val="single" w:sz="6" w:space="0" w:color="ADB9CA"/>
-              <w:left w:val="single" w:sz="6" w:space="0" w:color="ADB9CA"/>
-              <w:bottom w:val="single" w:sz="6" w:space="0" w:color="ADB9CA"/>
-              <w:right w:val="single" w:sz="6" w:space="0" w:color="ADB9CA"/>
-            </w:tcBorders>
-            <w:shd w:val="clear" w:color="auto" w:fill="E8F0FB"/>
-            <w:tcMar>
-              <w:top w:w="80" w:type="dxa"/>
-              <w:left w:w="140" w:type="dxa"/>
-              <w:bottom w:w="80" w:type="dxa"/>
-              <w:right w:w="140" w:type="dxa"/>
-            </w:tcMar>
-            <w:vAlign w:val="center"/>
-          </w:tcPr>
-          <w:p>
-            <w:r>
-              <w:rPr>
-                <w:rFonts w:ascii="Arial" w:eastAsia="Arial" w:hAnsi="Arial" w:cs="Arial"/>
-                <w:b/>
-                <w:bCs/>
-                <w:color w:val="000000"/>
-                <w:sz w:val="18"/>
-                <w:szCs w:val="18"/>
-              </w:rPr>
-              <w:t>15</w:t>
-            </w:r>
-          </w:p>
-        </w:tc>
-        <w:tc>
-          <w:tcPr>
-            <w:tcW w:w="6510" w:type="dxa"/>
-            <w:tcBorders>
-              <w:top w:val="single" w:sz="6" w:space="0" w:color="ADB9CA"/>
-              <w:left w:val="single" w:sz="6" w:space="0" w:color="ADB9CA"/>
-              <w:bottom w:val="single" w:sz="6" w:space="0" w:color="ADB9CA"/>
-              <w:right w:val="single" w:sz="6" w:space="0" w:color="ADB9CA"/>
-            </w:tcBorders>
-            <w:shd w:val="clear" w:color="auto" w:fill="E8F0FB"/>
-            <w:tcMar>
-              <w:top w:w="80" w:type="dxa"/>
-              <w:left w:w="140" w:type="dxa"/>
-              <w:bottom w:w="80" w:type="dxa"/>
-              <w:right w:w="140" w:type="dxa"/>
-            </w:tcMar>
-            <w:vAlign w:val="center"/>
-          </w:tcPr>
-          <w:p>
-            <w:r>
-              <w:rPr>
-                <w:rFonts w:ascii="Arial" w:eastAsia="Arial" w:hAnsi="Arial" w:cs="Arial"/>
-                <w:color w:val="000000"/>
-                <w:sz w:val="18"/>
-                <w:szCs w:val="18"/>
-              </w:rPr>
-              <w:t>Deploy step invokes Render webhook via curl POST; deployed app on Render contains all 5 pages</w:t>
-            </w:r>
-          </w:p>
-        </w:tc>
-        <w:tc>
-          <w:tcPr>
-            <w:tcW w:w="2150" w:type="dxa"/>
-            <w:tcBorders>
-              <w:top w:val="single" w:sz="6" w:space="0" w:color="ADB9CA"/>
-              <w:left w:val="single" w:sz="6" w:space="0" w:color="ADB9CA"/>
-              <w:bottom w:val="single" w:sz="6" w:space="0" w:color="ADB9CA"/>
-              <w:right w:val="single" w:sz="6" w:space="0" w:color="ADB9CA"/>
-            </w:tcBorders>
-            <w:shd w:val="clear" w:color="auto" w:fill="E8F0FB"/>
-            <w:tcMar>
-              <w:top w:w="80" w:type="dxa"/>
-              <w:left w:w="140" w:type="dxa"/>
-              <w:bottom w:w="80" w:type="dxa"/>
-              <w:right w:w="140" w:type="dxa"/>
-            </w:tcMar>
-            <w:vAlign w:val="center"/>
-          </w:tcPr>
-          <w:p>
-            <w:r>
-              <w:rPr>
-                <w:rFonts w:ascii="Arial" w:eastAsia="Arial" w:hAnsi="Arial" w:cs="Arial"/>
-                <w:color w:val="000000"/>
-                <w:sz w:val="18"/>
-                <w:szCs w:val="18"/>
-              </w:rPr>
-              <w:t>07</w:t>
-            </w:r>
-          </w:p>
-        </w:tc>
-      </w:tr>
-      <w:tr>
-        <w:tc>
-          <w:tcPr>
-            <w:tcW w:w="700" w:type="dxa"/>
-            <w:tcBorders>
-              <w:top w:val="single" w:sz="6" w:space="0" w:color="ADB9CA"/>
-              <w:left w:val="single" w:sz="6" w:space="0" w:color="ADB9CA"/>
-              <w:bottom w:val="single" w:sz="6" w:space="0" w:color="ADB9CA"/>
-              <w:right w:val="single" w:sz="6" w:space="0" w:color="ADB9CA"/>
-            </w:tcBorders>
-            <w:shd w:val="clear" w:color="auto" w:fill="2E75B6"/>
-            <w:tcMar>
-              <w:top w:w="80" w:type="dxa"/>
-              <w:left w:w="140" w:type="dxa"/>
-              <w:bottom w:w="80" w:type="dxa"/>
-              <w:right w:w="140" w:type="dxa"/>
-            </w:tcMar>
-            <w:vAlign w:val="center"/>
-          </w:tcPr>
-          <w:p/>
-        </w:tc>
-        <w:tc>
-          <w:tcPr>
-            <w:tcW w:w="6510" w:type="dxa"/>
-            <w:tcBorders>
-              <w:top w:val="single" w:sz="6" w:space="0" w:color="ADB9CA"/>
-              <w:left w:val="single" w:sz="6" w:space="0" w:color="ADB9CA"/>
-              <w:bottom w:val="single" w:sz="6" w:space="0" w:color="ADB9CA"/>
-              <w:right w:val="single" w:sz="6" w:space="0" w:color="ADB9CA"/>
-            </w:tcBorders>
-            <w:shd w:val="clear" w:color="auto" w:fill="2E75B6"/>
-            <w:tcMar>
-              <w:top w:w="80" w:type="dxa"/>
-              <w:left w:w="140" w:type="dxa"/>
-              <w:bottom w:w="80" w:type="dxa"/>
-              <w:right w:w="140" w:type="dxa"/>
-            </w:tcMar>
-            <w:vAlign w:val="center"/>
-          </w:tcPr>
-          <w:p>
-            <w:r>
-              <w:rPr>
-                <w:rFonts w:ascii="Arial" w:eastAsia="Arial" w:hAnsi="Arial" w:cs="Arial"/>
-                <w:b/>
-                <w:bCs/>
-                <w:color w:val="FFFFFF"/>
-                <w:sz w:val="18"/>
-                <w:szCs w:val="18"/>
-              </w:rPr>
-              <w:t>End-to-End Verification, Screenshots &amp; Reflection</w:t>
-            </w:r>
-          </w:p>
-        </w:tc>
-        <w:tc>
-          <w:tcPr>
-            <w:tcW w:w="2150" w:type="dxa"/>
-            <w:tcBorders>
-              <w:top w:val="single" w:sz="6" w:space="0" w:color="ADB9CA"/>
-              <w:left w:val="single" w:sz="6" w:space="0" w:color="ADB9CA"/>
-              <w:bottom w:val="single" w:sz="6" w:space="0" w:color="ADB9CA"/>
-              <w:right w:val="single" w:sz="6" w:space="0" w:color="ADB9CA"/>
-            </w:tcBorders>
-            <w:shd w:val="clear" w:color="auto" w:fill="2E75B6"/>
-            <w:tcMar>
-              <w:top w:w="80" w:type="dxa"/>
-              <w:left w:w="140" w:type="dxa"/>
-              <w:bottom w:w="80" w:type="dxa"/>
-              <w:right w:w="140" w:type="dxa"/>
-            </w:tcMar>
-            <w:vAlign w:val="center"/>
-          </w:tcPr>
-          <w:p>
-            <w:r>
-              <w:rPr>
-                <w:rFonts w:ascii="Arial" w:eastAsia="Arial" w:hAnsi="Arial" w:cs="Arial"/>
-                <w:b/>
-                <w:bCs/>
-                <w:color w:val="FFFFFF"/>
-                <w:sz w:val="18"/>
-                <w:szCs w:val="18"/>
-              </w:rPr>
-              <w:t>10 Marks</w:t>
-            </w:r>
-          </w:p>
-        </w:tc>
-      </w:tr>
-      <w:tr>
-        <w:tc>
-          <w:tcPr>
-            <w:tcW w:w="700" w:type="dxa"/>
-            <w:tcBorders>
-              <w:top w:val="single" w:sz="6" w:space="0" w:color="ADB9CA"/>
-              <w:left w:val="single" w:sz="6" w:space="0" w:color="ADB9CA"/>
-              <w:bottom w:val="single" w:sz="6" w:space="0" w:color="ADB9CA"/>
-              <w:right w:val="single" w:sz="6" w:space="0" w:color="ADB9CA"/>
-            </w:tcBorders>
-            <w:shd w:val="clear" w:color="auto" w:fill="E8F0FB"/>
-            <w:tcMar>
-              <w:top w:w="80" w:type="dxa"/>
-              <w:left w:w="140" w:type="dxa"/>
-              <w:bottom w:w="80" w:type="dxa"/>
-              <w:right w:w="140" w:type="dxa"/>
-            </w:tcMar>
-            <w:vAlign w:val="center"/>
-          </w:tcPr>
-          <w:p>
-            <w:r>
-              <w:rPr>
-                <w:rFonts w:ascii="Arial" w:eastAsia="Arial" w:hAnsi="Arial" w:cs="Arial"/>
-                <w:b/>
-                <w:bCs/>
-                <w:color w:val="000000"/>
-                <w:sz w:val="18"/>
-                <w:szCs w:val="18"/>
-              </w:rPr>
-              <w:t>16</w:t>
-            </w:r>
-          </w:p>
-        </w:tc>
-        <w:tc>
-          <w:tcPr>
-            <w:tcW w:w="6510" w:type="dxa"/>
-            <w:tcBorders>
-              <w:top w:val="single" w:sz="6" w:space="0" w:color="ADB9CA"/>
-              <w:left w:val="single" w:sz="6" w:space="0" w:color="ADB9CA"/>
-              <w:bottom w:val="single" w:sz="6" w:space="0" w:color="ADB9CA"/>
-              <w:right w:val="single" w:sz="6" w:space="0" w:color="ADB9CA"/>
-            </w:tcBorders>
-            <w:shd w:val="clear" w:color="auto" w:fill="E8F0FB"/>
-            <w:tcMar>
-              <w:top w:w="80" w:type="dxa"/>
-              <w:left w:w="140" w:type="dxa"/>
-              <w:bottom w:w="80" w:type="dxa"/>
-              <w:right w:w="140" w:type="dxa"/>
-            </w:tcMar>
-            <w:vAlign w:val="center"/>
-          </w:tcPr>
-          <w:p>
-            <w:r>
-              <w:rPr>
-                <w:rFonts w:ascii="Arial" w:eastAsia="Arial" w:hAnsi="Arial" w:cs="Arial"/>
-                <w:color w:val="000000"/>
-                <w:sz w:val="18"/>
-                <w:szCs w:val="18"/>
-              </w:rPr>
-              <w:t>Screenshots: CI run, Docker Hub image with tags, CD run, live Render URL with all 5 pages visible</w:t>
-            </w:r>
-          </w:p>
-        </w:tc>
-        <w:tc>
-          <w:tcPr>
-            <w:tcW w:w="2150" w:type="dxa"/>
-            <w:tcBorders>
-              <w:top w:val="single" w:sz="6" w:space="0" w:color="ADB9CA"/>
-              <w:left w:val="single" w:sz="6" w:space="0" w:color="ADB9CA"/>
-              <w:bottom w:val="single" w:sz="6" w:space="0" w:color="ADB9CA"/>
-              <w:right w:val="single" w:sz="6" w:space="0" w:color="ADB9CA"/>
-            </w:tcBorders>
-            <w:shd w:val="clear" w:color="auto" w:fill="E8F0FB"/>
-            <w:tcMar>
-              <w:top w:w="80" w:type="dxa"/>
-              <w:left w:w="140" w:type="dxa"/>
-              <w:bottom w:w="80" w:type="dxa"/>
-              <w:right w:w="140" w:type="dxa"/>
-            </w:tcMar>
-            <w:vAlign w:val="center"/>
-          </w:tcPr>
-          <w:p>
-            <w:r>
-              <w:rPr>
-                <w:rFonts w:ascii="Arial" w:eastAsia="Arial" w:hAnsi="Arial" w:cs="Arial"/>
-                <w:color w:val="000000"/>
-                <w:sz w:val="18"/>
-                <w:szCs w:val="18"/>
-              </w:rPr>
-              <w:t>05</w:t>
-            </w:r>
-          </w:p>
-        </w:tc>
-      </w:tr>
-      <w:tr>
-        <w:tc>
-          <w:tcPr>
-            <w:tcW w:w="700" w:type="dxa"/>
-            <w:tcBorders>
-              <w:top w:val="single" w:sz="6" w:space="0" w:color="ADB9CA"/>
-              <w:left w:val="single" w:sz="6" w:space="0" w:color="ADB9CA"/>
-              <w:bottom w:val="single" w:sz="6" w:space="0" w:color="ADB9CA"/>
-              <w:right w:val="single" w:sz="6" w:space="0" w:color="ADB9CA"/>
-            </w:tcBorders>
-            <w:shd w:val="clear" w:color="auto" w:fill="FFFFFF"/>
-            <w:tcMar>
-              <w:top w:w="80" w:type="dxa"/>
-              <w:left w:w="140" w:type="dxa"/>
-              <w:bottom w:w="80" w:type="dxa"/>
-              <w:right w:w="140" w:type="dxa"/>
-            </w:tcMar>
-            <w:vAlign w:val="center"/>
-          </w:tcPr>
-          <w:p>
-            <w:r>
-              <w:rPr>
-                <w:rFonts w:ascii="Arial" w:eastAsia="Arial" w:hAnsi="Arial" w:cs="Arial"/>
-                <w:b/>
-                <w:bCs/>
-                <w:color w:val="000000"/>
-                <w:sz w:val="18"/>
-                <w:szCs w:val="18"/>
-              </w:rPr>
-              <w:t>17</w:t>
-            </w:r>
-          </w:p>
-        </w:tc>
-        <w:tc>
-          <w:tcPr>
-            <w:tcW w:w="6510" w:type="dxa"/>
-            <w:tcBorders>
-              <w:top w:val="single" w:sz="6" w:space="0" w:color="ADB9CA"/>
-              <w:left w:val="single" w:sz="6" w:space="0" w:color="ADB9CA"/>
-              <w:bottom w:val="single" w:sz="6" w:space="0" w:color="ADB9CA"/>
-              <w:right w:val="single" w:sz="6" w:space="0" w:color="ADB9CA"/>
-            </w:tcBorders>
-            <w:shd w:val="clear" w:color="auto" w:fill="FFFFFF"/>
-            <w:tcMar>
-              <w:top w:w="80" w:type="dxa"/>
-              <w:left w:w="140" w:type="dxa"/>
-              <w:bottom w:w="80" w:type="dxa"/>
-              <w:right w:w="140" w:type="dxa"/>
-            </w:tcMar>
-            <w:vAlign w:val="center"/>
-          </w:tcPr>
-          <w:p>
-            <w:r>
-              <w:rPr>
-                <w:rFonts w:ascii="Arial" w:eastAsia="Arial" w:hAnsi="Arial" w:cs="Arial"/>
-                <w:color w:val="000000"/>
-                <w:sz w:val="18"/>
-                <w:szCs w:val="18"/>
-              </w:rPr>
-              <w:t>Individual reflection (4–5 lines per member) on CI/CD integration and page development experience</w:t>
+                <w:color w:val="000000"/>
+                <w:sz w:val="18"/>
+                <w:szCs w:val="18"/>
+              </w:rPr>
+              <w:t xml:space="preserve">Individual reflection (4–5 lines per member) on CI/CD integration and page development </w:t>
+            </w:r>
+            <w:r>
+              <w:rPr>
+                <w:rFonts w:ascii="Arial" w:eastAsia="Arial" w:hAnsi="Arial" w:cs="Arial"/>
+                <w:color w:val="000000"/>
+                <w:sz w:val="18"/>
+                <w:szCs w:val="18"/>
+              </w:rPr>
+              <w:t>experience</w:t>
             </w:r>
           </w:p>
         </w:tc>
@@ -9646,7 +8677,14 @@
           <w:rFonts w:ascii="Arial" w:eastAsia="Arial" w:hAnsi="Arial" w:cs="Arial"/>
           <w:color w:val="000000"/>
         </w:rPr>
-        <w:t>GitHub repository URL (must be public or shared with the instructor).</w:t>
+        <w:t xml:space="preserve">GitHub repository URL (must be public or </w:t>
+      </w:r>
+      <w:r>
+        <w:rPr>
+          <w:rFonts w:ascii="Arial" w:eastAsia="Arial" w:hAnsi="Arial" w:cs="Arial"/>
+          <w:color w:val="000000"/>
+        </w:rPr>
+        <w:t>shared with the instructor).</w:t>
       </w:r>
     </w:p>
     <w:p>
@@ -9711,15 +8749,7 @@
           <w:rFonts w:ascii="Arial" w:eastAsia="Arial" w:hAnsi="Arial" w:cs="Arial"/>
           <w:color w:val="000000"/>
         </w:rPr>
-        <w:t xml:space="preserve">Screenshot 2: Each member's CI workflow run triggered by their individual </w:t>
-      </w:r>
-      <w:proofErr w:type="gramStart"/>
-      <w:r>
-        <w:rPr>
-          <w:rFonts w:ascii="Arial" w:eastAsia="Arial" w:hAnsi="Arial" w:cs="Arial"/>
-          <w:color w:val="000000"/>
-        </w:rPr>
-        <w:t xml:space="preserve">PR </w:t>
+        <w:t xml:space="preserve">Screenshot 2: Each member's CI workflow run triggered by their individual PR </w:t>
       </w:r>
       <w:r>
         <w:rPr>
@@ -9728,13 +8758,19 @@
         </w:rPr>
         <w:t>,</w:t>
       </w:r>
-      <w:proofErr w:type="gramEnd"/>
-      <w:r>
-        <w:rPr>
-          <w:rFonts w:ascii="Arial" w:eastAsia="Arial" w:hAnsi="Arial" w:cs="Arial"/>
-          <w:color w:val="000000"/>
-        </w:rPr>
-        <w:t xml:space="preserve"> all steps green (one screenshot per member, or a combined view).</w:t>
+      <w:r>
+        <w:rPr>
+          <w:rFonts w:ascii="Arial" w:eastAsia="Arial" w:hAnsi="Arial" w:cs="Arial"/>
+          <w:color w:val="000000"/>
+        </w:rPr>
+        <w:t xml:space="preserve"> all steps green (one screenshot pe</w:t>
+      </w:r>
+      <w:r>
+        <w:rPr>
+          <w:rFonts w:ascii="Arial" w:eastAsia="Arial" w:hAnsi="Arial" w:cs="Arial"/>
+          <w:color w:val="000000"/>
+        </w:rPr>
+        <w:t>r member, or a combined view).</w:t>
       </w:r>
     </w:p>
     <w:p>
@@ -9775,15 +8811,7 @@
           <w:rFonts w:ascii="Arial" w:eastAsia="Arial" w:hAnsi="Arial" w:cs="Arial"/>
           <w:color w:val="000000"/>
         </w:rPr>
-        <w:t>“develop</w:t>
-      </w:r>
-      <w:proofErr w:type="gramStart"/>
-      <w:r>
-        <w:rPr>
-          <w:rFonts w:ascii="Arial" w:eastAsia="Arial" w:hAnsi="Arial" w:cs="Arial"/>
-          <w:color w:val="000000"/>
-        </w:rPr>
-        <w:t>”</w:t>
+        <w:t>“develop”</w:t>
       </w:r>
       <w:r>
         <w:rPr>
@@ -9799,7 +8827,6 @@
         </w:rPr>
         <w:t>,</w:t>
       </w:r>
-      <w:proofErr w:type="gramEnd"/>
       <w:r>
         <w:rPr>
           <w:rFonts w:ascii="Arial" w:eastAsia="Arial" w:hAnsi="Arial" w:cs="Arial"/>
@@ -9822,23 +8849,14 @@
           <w:rFonts w:ascii="Arial" w:eastAsia="Arial" w:hAnsi="Arial" w:cs="Arial"/>
           <w:color w:val="000000"/>
         </w:rPr>
-        <w:t xml:space="preserve">Screenshot 5: Live </w:t>
-      </w:r>
-      <w:proofErr w:type="spellStart"/>
-      <w:r>
-        <w:rPr>
-          <w:rFonts w:ascii="Arial" w:eastAsia="Arial" w:hAnsi="Arial" w:cs="Arial"/>
-          <w:color w:val="000000"/>
-        </w:rPr>
-        <w:t>TaskFlow</w:t>
-      </w:r>
-      <w:proofErr w:type="spellEnd"/>
-      <w:r>
-        <w:rPr>
-          <w:rFonts w:ascii="Arial" w:eastAsia="Arial" w:hAnsi="Arial" w:cs="Arial"/>
-          <w:color w:val="000000"/>
-        </w:rPr>
-        <w:t xml:space="preserve"> application on Render showing all five pages are accessible.</w:t>
+        <w:t>Screenshot 5: Live TaskFlow application on Render sh</w:t>
+      </w:r>
+      <w:r>
+        <w:rPr>
+          <w:rFonts w:ascii="Arial" w:eastAsia="Arial" w:hAnsi="Arial" w:cs="Arial"/>
+          <w:color w:val="000000"/>
+        </w:rPr>
+        <w:t>owing all five pages are accessible.</w:t>
       </w:r>
     </w:p>
     <w:p>
@@ -9896,7 +8914,18 @@
           <w:sz w:val="28"/>
           <w:szCs w:val="28"/>
         </w:rPr>
-        <w:t>VERIFICATION SCREENSHOTS</w:t>
+        <w:t xml:space="preserve">VERIFICATION </w:t>
+      </w:r>
+      <w:r>
+        <w:rPr>
+          <w:rFonts w:ascii="Arial" w:eastAsia="Arial" w:hAnsi="Arial" w:cs="Arial"/>
+          <w:b/>
+          <w:bCs/>
+          <w:color w:val="1F3864"/>
+          <w:sz w:val="28"/>
+          <w:szCs w:val="28"/>
+        </w:rPr>
+        <w:t>SCREENSHOTS</w:t>
       </w:r>
     </w:p>
     <w:p>
@@ -9909,23 +8938,7 @@
           <w:rFonts w:ascii="Arial" w:eastAsia="Arial" w:hAnsi="Arial" w:cs="Arial"/>
           <w:color w:val="000000"/>
         </w:rPr>
-        <w:t xml:space="preserve">Paste your verification screenshots </w:t>
-      </w:r>
-      <w:proofErr w:type="gramStart"/>
-      <w:r>
-        <w:rPr>
-          <w:rFonts w:ascii="Arial" w:eastAsia="Arial" w:hAnsi="Arial" w:cs="Arial"/>
-          <w:color w:val="000000"/>
-        </w:rPr>
-        <w:t>in</w:t>
-      </w:r>
-      <w:proofErr w:type="gramEnd"/>
-      <w:r>
-        <w:rPr>
-          <w:rFonts w:ascii="Arial" w:eastAsia="Arial" w:hAnsi="Arial" w:cs="Arial"/>
-          <w:color w:val="000000"/>
-        </w:rPr>
-        <w:t xml:space="preserve"> the table below. Label each one clearly.</w:t>
+        <w:t>Paste your verification screenshots in the table below. Label each one clearly.</w:t>
       </w:r>
     </w:p>
     <w:tbl>
@@ -9946,8 +8959,8 @@
         <w:tblLook w:val="0000" w:firstRow="0" w:lastRow="0" w:firstColumn="0" w:lastColumn="0" w:noHBand="0" w:noVBand="0"/>
       </w:tblPr>
       <w:tblGrid>
-        <w:gridCol w:w="3200"/>
-        <w:gridCol w:w="6160"/>
+        <w:gridCol w:w="1359"/>
+        <w:gridCol w:w="8705"/>
       </w:tblGrid>
       <w:tr>
         <w:tc>
@@ -10120,6 +9133,7 @@
                 <w:sz w:val="18"/>
                 <w:szCs w:val="18"/>
               </w:rPr>
+              <w:lastRenderedPageBreak/>
               <w:t>CI Workflow Runs – Triggered by each member's PR (all steps green)</w:t>
             </w:r>
           </w:p>
@@ -10142,7 +9156,45 @@
             </w:tcMar>
             <w:vAlign w:val="center"/>
           </w:tcPr>
-          <w:p/>
+          <w:p>
+            <w:r>
+              <w:drawing>
+                <wp:inline distT="0" distB="0" distL="0" distR="0" wp14:anchorId="35D92742" wp14:editId="66C3F028">
+                  <wp:extent cx="6400800" cy="3600450"/>
+                  <wp:effectExtent l="0" t="0" r="0" b="0"/>
+                  <wp:docPr id="1" name="Picture 1"/>
+                  <wp:cNvGraphicFramePr>
+                    <a:graphicFrameLocks xmlns:a="http://schemas.openxmlformats.org/drawingml/2006/main" noChangeAspect="1"/>
+                  </wp:cNvGraphicFramePr>
+                  <a:graphic xmlns:a="http://schemas.openxmlformats.org/drawingml/2006/main">
+                    <a:graphicData uri="http://schemas.openxmlformats.org/drawingml/2006/picture">
+                      <pic:pic xmlns:pic="http://schemas.openxmlformats.org/drawingml/2006/picture">
+                        <pic:nvPicPr>
+                          <pic:cNvPr id="1" name=""/>
+                          <pic:cNvPicPr/>
+                        </pic:nvPicPr>
+                        <pic:blipFill>
+                          <a:blip r:embed="rId7"/>
+                          <a:stretch>
+                            <a:fillRect/>
+                          </a:stretch>
+                        </pic:blipFill>
+                        <pic:spPr>
+                          <a:xfrm>
+                            <a:off x="0" y="0"/>
+                            <a:ext cx="6400800" cy="3600450"/>
+                          </a:xfrm>
+                          <a:prstGeom prst="rect">
+                            <a:avLst/>
+                          </a:prstGeom>
+                        </pic:spPr>
+                      </pic:pic>
+                    </a:graphicData>
+                  </a:graphic>
+                </wp:inline>
+              </w:drawing>
+            </w:r>
+          </w:p>
         </w:tc>
       </w:tr>
       <w:tr>
@@ -10196,7 +9248,45 @@
             </w:tcMar>
             <w:vAlign w:val="center"/>
           </w:tcPr>
-          <w:p/>
+          <w:p>
+            <w:r>
+              <w:drawing>
+                <wp:inline distT="0" distB="0" distL="0" distR="0" wp14:anchorId="26401121" wp14:editId="02DDE653">
+                  <wp:extent cx="6400800" cy="3600450"/>
+                  <wp:effectExtent l="0" t="0" r="0" b="0"/>
+                  <wp:docPr id="2" name="Picture 2"/>
+                  <wp:cNvGraphicFramePr>
+                    <a:graphicFrameLocks xmlns:a="http://schemas.openxmlformats.org/drawingml/2006/main" noChangeAspect="1"/>
+                  </wp:cNvGraphicFramePr>
+                  <a:graphic xmlns:a="http://schemas.openxmlformats.org/drawingml/2006/main">
+                    <a:graphicData uri="http://schemas.openxmlformats.org/drawingml/2006/picture">
+                      <pic:pic xmlns:pic="http://schemas.openxmlformats.org/drawingml/2006/picture">
+                        <pic:nvPicPr>
+                          <pic:cNvPr id="1" name=""/>
+                          <pic:cNvPicPr/>
+                        </pic:nvPicPr>
+                        <pic:blipFill>
+                          <a:blip r:embed="rId8"/>
+                          <a:stretch>
+                            <a:fillRect/>
+                          </a:stretch>
+                        </pic:blipFill>
+                        <pic:spPr>
+                          <a:xfrm>
+                            <a:off x="0" y="0"/>
+                            <a:ext cx="6400800" cy="3600450"/>
+                          </a:xfrm>
+                          <a:prstGeom prst="rect">
+                            <a:avLst/>
+                          </a:prstGeom>
+                        </pic:spPr>
+                      </pic:pic>
+                    </a:graphicData>
+                  </a:graphic>
+                </wp:inline>
+              </w:drawing>
+            </w:r>
+          </w:p>
         </w:tc>
       </w:tr>
       <w:tr>
@@ -10293,31 +9383,8 @@
                 <w:sz w:val="18"/>
                 <w:szCs w:val="18"/>
               </w:rPr>
-              <w:t xml:space="preserve">Live </w:t>
-            </w:r>
-            <w:proofErr w:type="spellStart"/>
-            <w:r>
-              <w:rPr>
-                <w:rFonts w:ascii="Arial" w:eastAsia="Arial" w:hAnsi="Arial" w:cs="Arial"/>
-                <w:b/>
-                <w:bCs/>
-                <w:color w:val="000000"/>
-                <w:sz w:val="18"/>
-                <w:szCs w:val="18"/>
-              </w:rPr>
-              <w:t>TaskFlow</w:t>
-            </w:r>
-            <w:proofErr w:type="spellEnd"/>
-            <w:r>
-              <w:rPr>
-                <w:rFonts w:ascii="Arial" w:eastAsia="Arial" w:hAnsi="Arial" w:cs="Arial"/>
-                <w:b/>
-                <w:bCs/>
-                <w:color w:val="000000"/>
-                <w:sz w:val="18"/>
-                <w:szCs w:val="18"/>
-              </w:rPr>
-              <w:t xml:space="preserve"> on Render – All 5 Pages Accessible</w:t>
+              <w:lastRenderedPageBreak/>
+              <w:t>Live TaskFlow on Render – All 5 Pages Accessible</w:t>
             </w:r>
           </w:p>
         </w:tc>
@@ -10339,7 +9406,45 @@
             </w:tcMar>
             <w:vAlign w:val="center"/>
           </w:tcPr>
-          <w:p/>
+          <w:p>
+            <w:r>
+              <w:drawing>
+                <wp:inline distT="0" distB="0" distL="0" distR="0" wp14:anchorId="74861503" wp14:editId="56E1144B">
+                  <wp:extent cx="6400800" cy="3600450"/>
+                  <wp:effectExtent l="0" t="0" r="0" b="0"/>
+                  <wp:docPr id="3" name="Picture 3"/>
+                  <wp:cNvGraphicFramePr>
+                    <a:graphicFrameLocks xmlns:a="http://schemas.openxmlformats.org/drawingml/2006/main" noChangeAspect="1"/>
+                  </wp:cNvGraphicFramePr>
+                  <a:graphic xmlns:a="http://schemas.openxmlformats.org/drawingml/2006/main">
+                    <a:graphicData uri="http://schemas.openxmlformats.org/drawingml/2006/picture">
+                      <pic:pic xmlns:pic="http://schemas.openxmlformats.org/drawingml/2006/picture">
+                        <pic:nvPicPr>
+                          <pic:cNvPr id="1" name=""/>
+                          <pic:cNvPicPr/>
+                        </pic:nvPicPr>
+                        <pic:blipFill>
+                          <a:blip r:embed="rId9"/>
+                          <a:stretch>
+                            <a:fillRect/>
+                          </a:stretch>
+                        </pic:blipFill>
+                        <pic:spPr>
+                          <a:xfrm>
+                            <a:off x="0" y="0"/>
+                            <a:ext cx="6400800" cy="3600450"/>
+                          </a:xfrm>
+                          <a:prstGeom prst="rect">
+                            <a:avLst/>
+                          </a:prstGeom>
+                        </pic:spPr>
+                      </pic:pic>
+                    </a:graphicData>
+                  </a:graphic>
+                </wp:inline>
+              </w:drawing>
+            </w:r>
+          </w:p>
         </w:tc>
       </w:tr>
       <w:tr>
@@ -10431,7 +9536,14 @@
           <w:rFonts w:ascii="Arial" w:eastAsia="Arial" w:hAnsi="Arial" w:cs="Arial"/>
           <w:color w:val="000000"/>
         </w:rPr>
-        <w:t>Each team member must individually write 4–5 lines covering: what was learnt, the most challenging part of the assignment, and how the team resolved it.</w:t>
+        <w:t xml:space="preserve">Each team member must individually write 4–5 lines </w:t>
+      </w:r>
+      <w:r>
+        <w:rPr>
+          <w:rFonts w:ascii="Arial" w:eastAsia="Arial" w:hAnsi="Arial" w:cs="Arial"/>
+          <w:color w:val="000000"/>
+        </w:rPr>
+        <w:t>covering: what was learnt, the most challenging part of the assignment, and how the team resolved it.</w:t>
       </w:r>
     </w:p>
     <w:p>
@@ -10451,27 +9563,7 @@
           <w:bCs/>
           <w:color w:val="000000"/>
         </w:rPr>
-        <w:t xml:space="preserve">Member </w:t>
-      </w:r>
-      <w:proofErr w:type="gramStart"/>
-      <w:r>
-        <w:rPr>
-          <w:rFonts w:ascii="Arial" w:eastAsia="Arial" w:hAnsi="Arial" w:cs="Arial"/>
-          <w:b/>
-          <w:bCs/>
-          <w:color w:val="000000"/>
-        </w:rPr>
-        <w:t>1  (Name: _</w:t>
-      </w:r>
-      <w:proofErr w:type="gramEnd"/>
-      <w:r>
-        <w:rPr>
-          <w:rFonts w:ascii="Arial" w:eastAsia="Arial" w:hAnsi="Arial" w:cs="Arial"/>
-          <w:b/>
-          <w:bCs/>
-          <w:color w:val="000000"/>
-        </w:rPr>
-        <w:t>______________________________________________)</w:t>
+        <w:t>Member 1  (Name: _______________________________________________)</w:t>
       </w:r>
     </w:p>
     <w:tbl>
@@ -10578,9 +9670,8 @@
           <w:bCs/>
           <w:color w:val="000000"/>
         </w:rPr>
-        <w:t xml:space="preserve">Member </w:t>
-      </w:r>
-      <w:proofErr w:type="gramStart"/>
+        <w:t>Member 2  (Name: _________</w:t>
+      </w:r>
       <w:r>
         <w:rPr>
           <w:rFonts w:ascii="Arial" w:eastAsia="Arial" w:hAnsi="Arial" w:cs="Arial"/>
@@ -10588,9 +9679,10 @@
           <w:bCs/>
           <w:color w:val="000000"/>
         </w:rPr>
-        <w:t>2  (</w:t>
-      </w:r>
-      <w:proofErr w:type="gramEnd"/>
+        <w:t>Usman Ali</w:t>
+      </w:r>
+      <w:bookmarkStart w:id="0" w:name="_GoBack"/>
+      <w:bookmarkEnd w:id="0"/>
       <w:r>
         <w:rPr>
           <w:rFonts w:ascii="Arial" w:eastAsia="Arial" w:hAnsi="Arial" w:cs="Arial"/>
@@ -10598,7 +9690,7 @@
           <w:bCs/>
           <w:color w:val="000000"/>
         </w:rPr>
-        <w:t>Name: _______________________________________________)</w:t>
+        <w:t>______________________________________)</w:t>
       </w:r>
     </w:p>
     <w:tbl>
@@ -10707,7 +9799,6 @@
         </w:rPr>
         <w:t xml:space="preserve">Member </w:t>
       </w:r>
-      <w:proofErr w:type="gramStart"/>
       <w:r>
         <w:rPr>
           <w:rFonts w:ascii="Arial" w:eastAsia="Arial" w:hAnsi="Arial" w:cs="Arial"/>
@@ -10715,17 +9806,7 @@
           <w:bCs/>
           <w:color w:val="000000"/>
         </w:rPr>
-        <w:t>3  (</w:t>
-      </w:r>
-      <w:proofErr w:type="gramEnd"/>
-      <w:r>
-        <w:rPr>
-          <w:rFonts w:ascii="Arial" w:eastAsia="Arial" w:hAnsi="Arial" w:cs="Arial"/>
-          <w:b/>
-          <w:bCs/>
-          <w:color w:val="000000"/>
-        </w:rPr>
-        <w:t>Name: _______________________________________________)</w:t>
+        <w:t>3  (Name: _______________________________________________)</w:t>
       </w:r>
     </w:p>
     <w:tbl>
@@ -10832,27 +9913,7 @@
           <w:bCs/>
           <w:color w:val="000000"/>
         </w:rPr>
-        <w:t xml:space="preserve">Member </w:t>
-      </w:r>
-      <w:proofErr w:type="gramStart"/>
-      <w:r>
-        <w:rPr>
-          <w:rFonts w:ascii="Arial" w:eastAsia="Arial" w:hAnsi="Arial" w:cs="Arial"/>
-          <w:b/>
-          <w:bCs/>
-          <w:color w:val="000000"/>
-        </w:rPr>
-        <w:t>4  (Name: _</w:t>
-      </w:r>
-      <w:proofErr w:type="gramEnd"/>
-      <w:r>
-        <w:rPr>
-          <w:rFonts w:ascii="Arial" w:eastAsia="Arial" w:hAnsi="Arial" w:cs="Arial"/>
-          <w:b/>
-          <w:bCs/>
-          <w:color w:val="000000"/>
-        </w:rPr>
-        <w:t>______________________________________________)</w:t>
+        <w:t>Member 4  (Name: _______________________________________________)</w:t>
       </w:r>
     </w:p>
     <w:tbl>
@@ -10959,27 +10020,7 @@
           <w:bCs/>
           <w:color w:val="000000"/>
         </w:rPr>
-        <w:t xml:space="preserve">Member </w:t>
-      </w:r>
-      <w:proofErr w:type="gramStart"/>
-      <w:r>
-        <w:rPr>
-          <w:rFonts w:ascii="Arial" w:eastAsia="Arial" w:hAnsi="Arial" w:cs="Arial"/>
-          <w:b/>
-          <w:bCs/>
-          <w:color w:val="000000"/>
-        </w:rPr>
-        <w:t>5  (</w:t>
-      </w:r>
-      <w:proofErr w:type="gramEnd"/>
-      <w:r>
-        <w:rPr>
-          <w:rFonts w:ascii="Arial" w:eastAsia="Arial" w:hAnsi="Arial" w:cs="Arial"/>
-          <w:b/>
-          <w:bCs/>
-          <w:color w:val="000000"/>
-        </w:rPr>
-        <w:t>Name: _______________________________________________)</w:t>
+        <w:t>Member 5  (Name: _______________________________________________)</w:t>
       </w:r>
     </w:p>
     <w:tbl>
@@ -11075,12 +10116,12 @@
       </w:pPr>
     </w:p>
     <w:sectPr>
-      <w:headerReference w:type="even" r:id="rId7"/>
-      <w:headerReference w:type="default" r:id="rId8"/>
-      <w:footerReference w:type="even" r:id="rId9"/>
-      <w:footerReference w:type="default" r:id="rId10"/>
-      <w:headerReference w:type="first" r:id="rId11"/>
-      <w:footerReference w:type="first" r:id="rId12"/>
+      <w:headerReference w:type="even" r:id="rId10"/>
+      <w:headerReference w:type="default" r:id="rId11"/>
+      <w:footerReference w:type="even" r:id="rId12"/>
+      <w:footerReference w:type="default" r:id="rId13"/>
+      <w:headerReference w:type="first" r:id="rId14"/>
+      <w:footerReference w:type="first" r:id="rId15"/>
       <w:pgSz w:w="12240" w:h="15840"/>
       <w:pgMar w:top="1080" w:right="1080" w:bottom="1080" w:left="1080" w:header="708" w:footer="708" w:gutter="0"/>
       <w:cols w:space="720"/>
@@ -11091,7 +10132,7 @@
 </file>
 
 <file path=word/endnotes.xml><?xml version="1.0" encoding="utf-8"?>
-<w:endnotes xmlns:wpc="http://schemas.microsoft.com/office/word/2010/wordprocessingCanvas" xmlns:cx="http://schemas.microsoft.com/office/drawing/2014/chartex" xmlns:cx1="http://schemas.microsoft.com/office/drawing/2015/9/8/chartex" xmlns:cx2="http://schemas.microsoft.com/office/drawing/2015/10/21/chartex" xmlns:cx3="http://schemas.microsoft.com/office/drawing/2016/5/9/chartex" xmlns:cx4="http://schemas.microsoft.com/office/drawing/2016/5/10/chartex" xmlns:cx5="http://schemas.microsoft.com/office/drawing/2016/5/11/chartex" xmlns:cx6="http://schemas.microsoft.com/office/drawing/2016/5/12/chartex" xmlns:cx7="http://schemas.microsoft.com/office/drawing/2016/5/13/chartex" xmlns:cx8="http://schemas.microsoft.com/office/drawing/2016/5/14/chartex" xmlns:mc="http://schemas.openxmlformats.org/markup-compatibility/2006" xmlns:aink="http://schemas.microsoft.com/office/drawing/2016/ink" xmlns:am3d="http://schemas.microsoft.com/office/drawing/2017/model3d" xmlns:o="urn:schemas-microsoft-com:office:office" xmlns:oel="http://schemas.microsoft.com/office/2019/extlst" xmlns:r="http://schemas.openxmlformats.org/officeDocument/2006/relationships" xmlns:m="http://schemas.openxmlformats.org/officeDocument/2006/math" xmlns:v="urn:schemas-microsoft-com:vml" xmlns:wp14="http://schemas.microsoft.com/office/word/2010/wordprocessingDrawing" xmlns:wp="http://schemas.openxmlformats.org/drawingml/2006/wordprocessingDrawing" xmlns:w10="urn:schemas-microsoft-com:office:word" xmlns:w="http://schemas.openxmlformats.org/wordprocessingml/2006/main" xmlns:w14="http://schemas.microsoft.com/office/word/2010/wordml" xmlns:w15="http://schemas.microsoft.com/office/word/2012/wordml" xmlns:w16cex="http://schemas.microsoft.com/office/word/2018/wordml/cex" xmlns:w16cid="http://schemas.microsoft.com/office/word/2016/wordml/cid" xmlns:w16="http://schemas.microsoft.com/office/word/2018/wordml" xmlns:w16du="http://schemas.microsoft.com/office/word/2023/wordml/word16du" xmlns:w16sdtdh="http://schemas.microsoft.com/office/word/2020/wordml/sdtdatahash" xmlns:w16sdtfl="http://schemas.microsoft.com/office/word/2024/wordml/sdtformatlock" xmlns:w16se="http://schemas.microsoft.com/office/word/2015/wordml/symex" xmlns:wpg="http://schemas.microsoft.com/office/word/2010/wordprocessingGroup" xmlns:wpi="http://schemas.microsoft.com/office/word/2010/wordprocessingInk" xmlns:wne="http://schemas.microsoft.com/office/word/2006/wordml" xmlns:wps="http://schemas.microsoft.com/office/word/2010/wordprocessingShape" mc:Ignorable="w14 w15 w16se w16cid w16 w16cex w16sdtdh w16sdtfl w16du wp14">
+<w:endnotes xmlns:wpc="http://schemas.microsoft.com/office/word/2010/wordprocessingCanvas" xmlns:cx="http://schemas.microsoft.com/office/drawing/2014/chartex" xmlns:mc="http://schemas.openxmlformats.org/markup-compatibility/2006" xmlns:o="urn:schemas-microsoft-com:office:office" xmlns:r="http://schemas.openxmlformats.org/officeDocument/2006/relationships" xmlns:m="http://schemas.openxmlformats.org/officeDocument/2006/math" xmlns:v="urn:schemas-microsoft-com:vml" xmlns:wp14="http://schemas.microsoft.com/office/word/2010/wordprocessingDrawing" xmlns:wp="http://schemas.openxmlformats.org/drawingml/2006/wordprocessingDrawing" xmlns:w10="urn:schemas-microsoft-com:office:word" xmlns:w="http://schemas.openxmlformats.org/wordprocessingml/2006/main" xmlns:w14="http://schemas.microsoft.com/office/word/2010/wordml" xmlns:w15="http://schemas.microsoft.com/office/word/2012/wordml" xmlns:w16se="http://schemas.microsoft.com/office/word/2015/wordml/symex" xmlns:wpg="http://schemas.microsoft.com/office/word/2010/wordprocessingGroup" xmlns:wpi="http://schemas.microsoft.com/office/word/2010/wordprocessingInk" xmlns:wne="http://schemas.microsoft.com/office/word/2006/wordml" xmlns:wps="http://schemas.microsoft.com/office/word/2010/wordprocessingShape" mc:Ignorable="w14 w15 w16se wp14">
   <w:endnote w:type="separator" w:id="-1">
     <w:p>
       <w:r>
@@ -11110,7 +10151,7 @@
 </file>
 
 <file path=word/footer1.xml><?xml version="1.0" encoding="utf-8"?>
-<w:ftr xmlns:wpc="http://schemas.microsoft.com/office/word/2010/wordprocessingCanvas" xmlns:cx="http://schemas.microsoft.com/office/drawing/2014/chartex" xmlns:cx1="http://schemas.microsoft.com/office/drawing/2015/9/8/chartex" xmlns:cx2="http://schemas.microsoft.com/office/drawing/2015/10/21/chartex" xmlns:cx3="http://schemas.microsoft.com/office/drawing/2016/5/9/chartex" xmlns:cx4="http://schemas.microsoft.com/office/drawing/2016/5/10/chartex" xmlns:cx5="http://schemas.microsoft.com/office/drawing/2016/5/11/chartex" xmlns:cx6="http://schemas.microsoft.com/office/drawing/2016/5/12/chartex" xmlns:cx7="http://schemas.microsoft.com/office/drawing/2016/5/13/chartex" xmlns:cx8="http://schemas.microsoft.com/office/drawing/2016/5/14/chartex" xmlns:mc="http://schemas.openxmlformats.org/markup-compatibility/2006" xmlns:aink="http://schemas.microsoft.com/office/drawing/2016/ink" xmlns:am3d="http://schemas.microsoft.com/office/drawing/2017/model3d" xmlns:o="urn:schemas-microsoft-com:office:office" xmlns:oel="http://schemas.microsoft.com/office/2019/extlst" xmlns:r="http://schemas.openxmlformats.org/officeDocument/2006/relationships" xmlns:m="http://schemas.openxmlformats.org/officeDocument/2006/math" xmlns:v="urn:schemas-microsoft-com:vml" xmlns:wp14="http://schemas.microsoft.com/office/word/2010/wordprocessingDrawing" xmlns:wp="http://schemas.openxmlformats.org/drawingml/2006/wordprocessingDrawing" xmlns:w10="urn:schemas-microsoft-com:office:word" xmlns:w="http://schemas.openxmlformats.org/wordprocessingml/2006/main" xmlns:w14="http://schemas.microsoft.com/office/word/2010/wordml" xmlns:w15="http://schemas.microsoft.com/office/word/2012/wordml" xmlns:w16cex="http://schemas.microsoft.com/office/word/2018/wordml/cex" xmlns:w16cid="http://schemas.microsoft.com/office/word/2016/wordml/cid" xmlns:w16="http://schemas.microsoft.com/office/word/2018/wordml" xmlns:w16du="http://schemas.microsoft.com/office/word/2023/wordml/word16du" xmlns:w16sdtdh="http://schemas.microsoft.com/office/word/2020/wordml/sdtdatahash" xmlns:w16sdtfl="http://schemas.microsoft.com/office/word/2024/wordml/sdtformatlock" xmlns:w16se="http://schemas.microsoft.com/office/word/2015/wordml/symex" xmlns:wpg="http://schemas.microsoft.com/office/word/2010/wordprocessingGroup" xmlns:wpi="http://schemas.microsoft.com/office/word/2010/wordprocessingInk" xmlns:wne="http://schemas.microsoft.com/office/word/2006/wordml" xmlns:wps="http://schemas.microsoft.com/office/word/2010/wordprocessingShape" mc:Ignorable="w14 w15 w16se w16cid w16 w16cex w16sdtdh w16sdtfl w16du wp14">
+<w:ftr xmlns:wpc="http://schemas.microsoft.com/office/word/2010/wordprocessingCanvas" xmlns:cx="http://schemas.microsoft.com/office/drawing/2014/chartex" xmlns:mc="http://schemas.openxmlformats.org/markup-compatibility/2006" xmlns:o="urn:schemas-microsoft-com:office:office" xmlns:r="http://schemas.openxmlformats.org/officeDocument/2006/relationships" xmlns:m="http://schemas.openxmlformats.org/officeDocument/2006/math" xmlns:v="urn:schemas-microsoft-com:vml" xmlns:wp14="http://schemas.microsoft.com/office/word/2010/wordprocessingDrawing" xmlns:wp="http://schemas.openxmlformats.org/drawingml/2006/wordprocessingDrawing" xmlns:w10="urn:schemas-microsoft-com:office:word" xmlns:w="http://schemas.openxmlformats.org/wordprocessingml/2006/main" xmlns:w14="http://schemas.microsoft.com/office/word/2010/wordml" xmlns:w15="http://schemas.microsoft.com/office/word/2012/wordml" xmlns:w16se="http://schemas.microsoft.com/office/word/2015/wordml/symex" xmlns:wpg="http://schemas.microsoft.com/office/word/2010/wordprocessingGroup" xmlns:wpi="http://schemas.microsoft.com/office/word/2010/wordprocessingInk" xmlns:wne="http://schemas.microsoft.com/office/word/2006/wordml" xmlns:wps="http://schemas.microsoft.com/office/word/2010/wordprocessingShape" mc:Ignorable="w14 w15 w16se wp14">
   <w:p>
     <w:pPr>
       <w:pStyle w:val="Footer"/>
@@ -11120,7 +10161,7 @@
 </file>
 
 <file path=word/footer2.xml><?xml version="1.0" encoding="utf-8"?>
-<w:ftr xmlns:wpc="http://schemas.microsoft.com/office/word/2010/wordprocessingCanvas" xmlns:cx="http://schemas.microsoft.com/office/drawing/2014/chartex" xmlns:cx1="http://schemas.microsoft.com/office/drawing/2015/9/8/chartex" xmlns:cx2="http://schemas.microsoft.com/office/drawing/2015/10/21/chartex" xmlns:cx3="http://schemas.microsoft.com/office/drawing/2016/5/9/chartex" xmlns:cx4="http://schemas.microsoft.com/office/drawing/2016/5/10/chartex" xmlns:cx5="http://schemas.microsoft.com/office/drawing/2016/5/11/chartex" xmlns:cx6="http://schemas.microsoft.com/office/drawing/2016/5/12/chartex" xmlns:cx7="http://schemas.microsoft.com/office/drawing/2016/5/13/chartex" xmlns:cx8="http://schemas.microsoft.com/office/drawing/2016/5/14/chartex" xmlns:mc="http://schemas.openxmlformats.org/markup-compatibility/2006" xmlns:aink="http://schemas.microsoft.com/office/drawing/2016/ink" xmlns:am3d="http://schemas.microsoft.com/office/drawing/2017/model3d" xmlns:o="urn:schemas-microsoft-com:office:office" xmlns:oel="http://schemas.microsoft.com/office/2019/extlst" xmlns:r="http://schemas.openxmlformats.org/officeDocument/2006/relationships" xmlns:m="http://schemas.openxmlformats.org/officeDocument/2006/math" xmlns:v="urn:schemas-microsoft-com:vml" xmlns:wp14="http://schemas.microsoft.com/office/word/2010/wordprocessingDrawing" xmlns:wp="http://schemas.openxmlformats.org/drawingml/2006/wordprocessingDrawing" xmlns:w10="urn:schemas-microsoft-com:office:word" xmlns:w="http://schemas.openxmlformats.org/wordprocessingml/2006/main" xmlns:w14="http://schemas.microsoft.com/office/word/2010/wordml" xmlns:w15="http://schemas.microsoft.com/office/word/2012/wordml" xmlns:w16cex="http://schemas.microsoft.com/office/word/2018/wordml/cex" xmlns:w16cid="http://schemas.microsoft.com/office/word/2016/wordml/cid" xmlns:w16="http://schemas.microsoft.com/office/word/2018/wordml" xmlns:w16du="http://schemas.microsoft.com/office/word/2023/wordml/word16du" xmlns:w16sdtdh="http://schemas.microsoft.com/office/word/2020/wordml/sdtdatahash" xmlns:w16sdtfl="http://schemas.microsoft.com/office/word/2024/wordml/sdtformatlock" xmlns:w16se="http://schemas.microsoft.com/office/word/2015/wordml/symex" xmlns:wpg="http://schemas.microsoft.com/office/word/2010/wordprocessingGroup" xmlns:wpi="http://schemas.microsoft.com/office/word/2010/wordprocessingInk" xmlns:wne="http://schemas.microsoft.com/office/word/2006/wordml" xmlns:wps="http://schemas.microsoft.com/office/word/2010/wordprocessingShape" mc:Ignorable="w14 w15 w16se w16cid w16 w16cex w16sdtdh w16sdtfl w16du wp14">
+<w:ftr xmlns:wpc="http://schemas.microsoft.com/office/word/2010/wordprocessingCanvas" xmlns:cx="http://schemas.microsoft.com/office/drawing/2014/chartex" xmlns:mc="http://schemas.openxmlformats.org/markup-compatibility/2006" xmlns:o="urn:schemas-microsoft-com:office:office" xmlns:r="http://schemas.openxmlformats.org/officeDocument/2006/relationships" xmlns:m="http://schemas.openxmlformats.org/officeDocument/2006/math" xmlns:v="urn:schemas-microsoft-com:vml" xmlns:wp14="http://schemas.microsoft.com/office/word/2010/wordprocessingDrawing" xmlns:wp="http://schemas.openxmlformats.org/drawingml/2006/wordprocessingDrawing" xmlns:w10="urn:schemas-microsoft-com:office:word" xmlns:w="http://schemas.openxmlformats.org/wordprocessingml/2006/main" xmlns:w14="http://schemas.microsoft.com/office/word/2010/wordml" xmlns:w15="http://schemas.microsoft.com/office/word/2012/wordml" xmlns:w16se="http://schemas.microsoft.com/office/word/2015/wordml/symex" xmlns:wpg="http://schemas.microsoft.com/office/word/2010/wordprocessingGroup" xmlns:wpi="http://schemas.microsoft.com/office/word/2010/wordprocessingInk" xmlns:wne="http://schemas.microsoft.com/office/word/2006/wordml" xmlns:wps="http://schemas.microsoft.com/office/word/2010/wordprocessingShape" mc:Ignorable="w14 w15 w16se wp14">
   <w:p>
     <w:pPr>
       <w:pBdr>
@@ -11139,17 +10180,7 @@
         <w:sz w:val="16"/>
         <w:szCs w:val="16"/>
       </w:rPr>
-      <w:t xml:space="preserve">Assignment 04 – CI/CD Pipeline </w:t>
-    </w:r>
-    <w:proofErr w:type="gramStart"/>
-    <w:r>
-      <w:rPr>
-        <w:rFonts w:ascii="Arial" w:eastAsia="Arial" w:hAnsi="Arial" w:cs="Arial"/>
-        <w:color w:val="555555"/>
-        <w:sz w:val="16"/>
-        <w:szCs w:val="16"/>
-      </w:rPr>
-      <w:t xml:space="preserve">Integration  </w:t>
+      <w:t xml:space="preserve">Assignment 04 – CI/CD Pipeline Integration  </w:t>
     </w:r>
     <w:r>
       <w:rPr>
@@ -11159,15 +10190,6 @@
         <w:szCs w:val="16"/>
       </w:rPr>
       <w:tab/>
-    </w:r>
-    <w:proofErr w:type="gramEnd"/>
-    <w:r>
-      <w:rPr>
-        <w:rFonts w:ascii="Arial" w:eastAsia="Arial" w:hAnsi="Arial" w:cs="Arial"/>
-        <w:color w:val="555555"/>
-        <w:sz w:val="16"/>
-        <w:szCs w:val="16"/>
-      </w:rPr>
       <w:t xml:space="preserve"> Page </w:t>
     </w:r>
     <w:r>
@@ -11205,7 +10227,7 @@
         <w:sz w:val="16"/>
         <w:szCs w:val="16"/>
       </w:rPr>
-      <w:t>1</w:t>
+      <w:t>6</w:t>
     </w:r>
     <w:r>
       <w:rPr>
@@ -11221,7 +10243,7 @@
 </file>
 
 <file path=word/footer3.xml><?xml version="1.0" encoding="utf-8"?>
-<w:ftr xmlns:wpc="http://schemas.microsoft.com/office/word/2010/wordprocessingCanvas" xmlns:cx="http://schemas.microsoft.com/office/drawing/2014/chartex" xmlns:cx1="http://schemas.microsoft.com/office/drawing/2015/9/8/chartex" xmlns:cx2="http://schemas.microsoft.com/office/drawing/2015/10/21/chartex" xmlns:cx3="http://schemas.microsoft.com/office/drawing/2016/5/9/chartex" xmlns:cx4="http://schemas.microsoft.com/office/drawing/2016/5/10/chartex" xmlns:cx5="http://schemas.microsoft.com/office/drawing/2016/5/11/chartex" xmlns:cx6="http://schemas.microsoft.com/office/drawing/2016/5/12/chartex" xmlns:cx7="http://schemas.microsoft.com/office/drawing/2016/5/13/chartex" xmlns:cx8="http://schemas.microsoft.com/office/drawing/2016/5/14/chartex" xmlns:mc="http://schemas.openxmlformats.org/markup-compatibility/2006" xmlns:aink="http://schemas.microsoft.com/office/drawing/2016/ink" xmlns:am3d="http://schemas.microsoft.com/office/drawing/2017/model3d" xmlns:o="urn:schemas-microsoft-com:office:office" xmlns:oel="http://schemas.microsoft.com/office/2019/extlst" xmlns:r="http://schemas.openxmlformats.org/officeDocument/2006/relationships" xmlns:m="http://schemas.openxmlformats.org/officeDocument/2006/math" xmlns:v="urn:schemas-microsoft-com:vml" xmlns:wp14="http://schemas.microsoft.com/office/word/2010/wordprocessingDrawing" xmlns:wp="http://schemas.openxmlformats.org/drawingml/2006/wordprocessingDrawing" xmlns:w10="urn:schemas-microsoft-com:office:word" xmlns:w="http://schemas.openxmlformats.org/wordprocessingml/2006/main" xmlns:w14="http://schemas.microsoft.com/office/word/2010/wordml" xmlns:w15="http://schemas.microsoft.com/office/word/2012/wordml" xmlns:w16cex="http://schemas.microsoft.com/office/word/2018/wordml/cex" xmlns:w16cid="http://schemas.microsoft.com/office/word/2016/wordml/cid" xmlns:w16="http://schemas.microsoft.com/office/word/2018/wordml" xmlns:w16du="http://schemas.microsoft.com/office/word/2023/wordml/word16du" xmlns:w16sdtdh="http://schemas.microsoft.com/office/word/2020/wordml/sdtdatahash" xmlns:w16sdtfl="http://schemas.microsoft.com/office/word/2024/wordml/sdtformatlock" xmlns:w16se="http://schemas.microsoft.com/office/word/2015/wordml/symex" xmlns:wpg="http://schemas.microsoft.com/office/word/2010/wordprocessingGroup" xmlns:wpi="http://schemas.microsoft.com/office/word/2010/wordprocessingInk" xmlns:wne="http://schemas.microsoft.com/office/word/2006/wordml" xmlns:wps="http://schemas.microsoft.com/office/word/2010/wordprocessingShape" mc:Ignorable="w14 w15 w16se w16cid w16 w16cex w16sdtdh w16sdtfl w16du wp14">
+<w:ftr xmlns:wpc="http://schemas.microsoft.com/office/word/2010/wordprocessingCanvas" xmlns:cx="http://schemas.microsoft.com/office/drawing/2014/chartex" xmlns:mc="http://schemas.openxmlformats.org/markup-compatibility/2006" xmlns:o="urn:schemas-microsoft-com:office:office" xmlns:r="http://schemas.openxmlformats.org/officeDocument/2006/relationships" xmlns:m="http://schemas.openxmlformats.org/officeDocument/2006/math" xmlns:v="urn:schemas-microsoft-com:vml" xmlns:wp14="http://schemas.microsoft.com/office/word/2010/wordprocessingDrawing" xmlns:wp="http://schemas.openxmlformats.org/drawingml/2006/wordprocessingDrawing" xmlns:w10="urn:schemas-microsoft-com:office:word" xmlns:w="http://schemas.openxmlformats.org/wordprocessingml/2006/main" xmlns:w14="http://schemas.microsoft.com/office/word/2010/wordml" xmlns:w15="http://schemas.microsoft.com/office/word/2012/wordml" xmlns:w16se="http://schemas.microsoft.com/office/word/2015/wordml/symex" xmlns:wpg="http://schemas.microsoft.com/office/word/2010/wordprocessingGroup" xmlns:wpi="http://schemas.microsoft.com/office/word/2010/wordprocessingInk" xmlns:wne="http://schemas.microsoft.com/office/word/2006/wordml" xmlns:wps="http://schemas.microsoft.com/office/word/2010/wordprocessingShape" mc:Ignorable="w14 w15 w16se wp14">
   <w:p>
     <w:pPr>
       <w:pStyle w:val="Footer"/>
@@ -11231,7 +10253,7 @@
 </file>
 
 <file path=word/footnotes.xml><?xml version="1.0" encoding="utf-8"?>
-<w:footnotes xmlns:wpc="http://schemas.microsoft.com/office/word/2010/wordprocessingCanvas" xmlns:cx="http://schemas.microsoft.com/office/drawing/2014/chartex" xmlns:cx1="http://schemas.microsoft.com/office/drawing/2015/9/8/chartex" xmlns:cx2="http://schemas.microsoft.com/office/drawing/2015/10/21/chartex" xmlns:cx3="http://schemas.microsoft.com/office/drawing/2016/5/9/chartex" xmlns:cx4="http://schemas.microsoft.com/office/drawing/2016/5/10/chartex" xmlns:cx5="http://schemas.microsoft.com/office/drawing/2016/5/11/chartex" xmlns:cx6="http://schemas.microsoft.com/office/drawing/2016/5/12/chartex" xmlns:cx7="http://schemas.microsoft.com/office/drawing/2016/5/13/chartex" xmlns:cx8="http://schemas.microsoft.com/office/drawing/2016/5/14/chartex" xmlns:mc="http://schemas.openxmlformats.org/markup-compatibility/2006" xmlns:aink="http://schemas.microsoft.com/office/drawing/2016/ink" xmlns:am3d="http://schemas.microsoft.com/office/drawing/2017/model3d" xmlns:o="urn:schemas-microsoft-com:office:office" xmlns:oel="http://schemas.microsoft.com/office/2019/extlst" xmlns:r="http://schemas.openxmlformats.org/officeDocument/2006/relationships" xmlns:m="http://schemas.openxmlformats.org/officeDocument/2006/math" xmlns:v="urn:schemas-microsoft-com:vml" xmlns:wp14="http://schemas.microsoft.com/office/word/2010/wordprocessingDrawing" xmlns:wp="http://schemas.openxmlformats.org/drawingml/2006/wordprocessingDrawing" xmlns:w10="urn:schemas-microsoft-com:office:word" xmlns:w="http://schemas.openxmlformats.org/wordprocessingml/2006/main" xmlns:w14="http://schemas.microsoft.com/office/word/2010/wordml" xmlns:w15="http://schemas.microsoft.com/office/word/2012/wordml" xmlns:w16cex="http://schemas.microsoft.com/office/word/2018/wordml/cex" xmlns:w16cid="http://schemas.microsoft.com/office/word/2016/wordml/cid" xmlns:w16="http://schemas.microsoft.com/office/word/2018/wordml" xmlns:w16du="http://schemas.microsoft.com/office/word/2023/wordml/word16du" xmlns:w16sdtdh="http://schemas.microsoft.com/office/word/2020/wordml/sdtdatahash" xmlns:w16sdtfl="http://schemas.microsoft.com/office/word/2024/wordml/sdtformatlock" xmlns:w16se="http://schemas.microsoft.com/office/word/2015/wordml/symex" xmlns:wpg="http://schemas.microsoft.com/office/word/2010/wordprocessingGroup" xmlns:wpi="http://schemas.microsoft.com/office/word/2010/wordprocessingInk" xmlns:wne="http://schemas.microsoft.com/office/word/2006/wordml" xmlns:wps="http://schemas.microsoft.com/office/word/2010/wordprocessingShape" mc:Ignorable="w14 w15 w16se w16cid w16 w16cex w16sdtdh w16sdtfl w16du wp14">
+<w:footnotes xmlns:wpc="http://schemas.microsoft.com/office/word/2010/wordprocessingCanvas" xmlns:cx="http://schemas.microsoft.com/office/drawing/2014/chartex" xmlns:mc="http://schemas.openxmlformats.org/markup-compatibility/2006" xmlns:o="urn:schemas-microsoft-com:office:office" xmlns:r="http://schemas.openxmlformats.org/officeDocument/2006/relationships" xmlns:m="http://schemas.openxmlformats.org/officeDocument/2006/math" xmlns:v="urn:schemas-microsoft-com:vml" xmlns:wp14="http://schemas.microsoft.com/office/word/2010/wordprocessingDrawing" xmlns:wp="http://schemas.openxmlformats.org/drawingml/2006/wordprocessingDrawing" xmlns:w10="urn:schemas-microsoft-com:office:word" xmlns:w="http://schemas.openxmlformats.org/wordprocessingml/2006/main" xmlns:w14="http://schemas.microsoft.com/office/word/2010/wordml" xmlns:w15="http://schemas.microsoft.com/office/word/2012/wordml" xmlns:w16se="http://schemas.microsoft.com/office/word/2015/wordml/symex" xmlns:wpg="http://schemas.microsoft.com/office/word/2010/wordprocessingGroup" xmlns:wpi="http://schemas.microsoft.com/office/word/2010/wordprocessingInk" xmlns:wne="http://schemas.microsoft.com/office/word/2006/wordml" xmlns:wps="http://schemas.microsoft.com/office/word/2010/wordprocessingShape" mc:Ignorable="w14 w15 w16se wp14">
   <w:footnote w:type="separator" w:id="-1">
     <w:p>
       <w:r>
@@ -11250,7 +10272,7 @@
 </file>
 
 <file path=word/header1.xml><?xml version="1.0" encoding="utf-8"?>
-<w:hdr xmlns:wpc="http://schemas.microsoft.com/office/word/2010/wordprocessingCanvas" xmlns:cx="http://schemas.microsoft.com/office/drawing/2014/chartex" xmlns:cx1="http://schemas.microsoft.com/office/drawing/2015/9/8/chartex" xmlns:cx2="http://schemas.microsoft.com/office/drawing/2015/10/21/chartex" xmlns:cx3="http://schemas.microsoft.com/office/drawing/2016/5/9/chartex" xmlns:cx4="http://schemas.microsoft.com/office/drawing/2016/5/10/chartex" xmlns:cx5="http://schemas.microsoft.com/office/drawing/2016/5/11/chartex" xmlns:cx6="http://schemas.microsoft.com/office/drawing/2016/5/12/chartex" xmlns:cx7="http://schemas.microsoft.com/office/drawing/2016/5/13/chartex" xmlns:cx8="http://schemas.microsoft.com/office/drawing/2016/5/14/chartex" xmlns:mc="http://schemas.openxmlformats.org/markup-compatibility/2006" xmlns:aink="http://schemas.microsoft.com/office/drawing/2016/ink" xmlns:am3d="http://schemas.microsoft.com/office/drawing/2017/model3d" xmlns:o="urn:schemas-microsoft-com:office:office" xmlns:oel="http://schemas.microsoft.com/office/2019/extlst" xmlns:r="http://schemas.openxmlformats.org/officeDocument/2006/relationships" xmlns:m="http://schemas.openxmlformats.org/officeDocument/2006/math" xmlns:v="urn:schemas-microsoft-com:vml" xmlns:wp14="http://schemas.microsoft.com/office/word/2010/wordprocessingDrawing" xmlns:wp="http://schemas.openxmlformats.org/drawingml/2006/wordprocessingDrawing" xmlns:w10="urn:schemas-microsoft-com:office:word" xmlns:w="http://schemas.openxmlformats.org/wordprocessingml/2006/main" xmlns:w14="http://schemas.microsoft.com/office/word/2010/wordml" xmlns:w15="http://schemas.microsoft.com/office/word/2012/wordml" xmlns:w16cex="http://schemas.microsoft.com/office/word/2018/wordml/cex" xmlns:w16cid="http://schemas.microsoft.com/office/word/2016/wordml/cid" xmlns:w16="http://schemas.microsoft.com/office/word/2018/wordml" xmlns:w16du="http://schemas.microsoft.com/office/word/2023/wordml/word16du" xmlns:w16sdtdh="http://schemas.microsoft.com/office/word/2020/wordml/sdtdatahash" xmlns:w16sdtfl="http://schemas.microsoft.com/office/word/2024/wordml/sdtformatlock" xmlns:w16se="http://schemas.microsoft.com/office/word/2015/wordml/symex" xmlns:wpg="http://schemas.microsoft.com/office/word/2010/wordprocessingGroup" xmlns:wpi="http://schemas.microsoft.com/office/word/2010/wordprocessingInk" xmlns:wne="http://schemas.microsoft.com/office/word/2006/wordml" xmlns:wps="http://schemas.microsoft.com/office/word/2010/wordprocessingShape" mc:Ignorable="w14 w15 w16se w16cid w16 w16cex w16sdtdh w16sdtfl w16du wp14">
+<w:hdr xmlns:wpc="http://schemas.microsoft.com/office/word/2010/wordprocessingCanvas" xmlns:cx="http://schemas.microsoft.com/office/drawing/2014/chartex" xmlns:mc="http://schemas.openxmlformats.org/markup-compatibility/2006" xmlns:o="urn:schemas-microsoft-com:office:office" xmlns:r="http://schemas.openxmlformats.org/officeDocument/2006/relationships" xmlns:m="http://schemas.openxmlformats.org/officeDocument/2006/math" xmlns:v="urn:schemas-microsoft-com:vml" xmlns:wp14="http://schemas.microsoft.com/office/word/2010/wordprocessingDrawing" xmlns:wp="http://schemas.openxmlformats.org/drawingml/2006/wordprocessingDrawing" xmlns:w10="urn:schemas-microsoft-com:office:word" xmlns:w="http://schemas.openxmlformats.org/wordprocessingml/2006/main" xmlns:w14="http://schemas.microsoft.com/office/word/2010/wordml" xmlns:w15="http://schemas.microsoft.com/office/word/2012/wordml" xmlns:w16se="http://schemas.microsoft.com/office/word/2015/wordml/symex" xmlns:wpg="http://schemas.microsoft.com/office/word/2010/wordprocessingGroup" xmlns:wpi="http://schemas.microsoft.com/office/word/2010/wordprocessingInk" xmlns:wne="http://schemas.microsoft.com/office/word/2006/wordml" xmlns:wps="http://schemas.microsoft.com/office/word/2010/wordprocessingShape" mc:Ignorable="w14 w15 w16se wp14">
   <w:p>
     <w:pPr>
       <w:pStyle w:val="Header"/>
@@ -11260,7 +10282,7 @@
 </file>
 
 <file path=word/header2.xml><?xml version="1.0" encoding="utf-8"?>
-<w:hdr xmlns:wpc="http://schemas.microsoft.com/office/word/2010/wordprocessingCanvas" xmlns:cx="http://schemas.microsoft.com/office/drawing/2014/chartex" xmlns:cx1="http://schemas.microsoft.com/office/drawing/2015/9/8/chartex" xmlns:cx2="http://schemas.microsoft.com/office/drawing/2015/10/21/chartex" xmlns:cx3="http://schemas.microsoft.com/office/drawing/2016/5/9/chartex" xmlns:cx4="http://schemas.microsoft.com/office/drawing/2016/5/10/chartex" xmlns:cx5="http://schemas.microsoft.com/office/drawing/2016/5/11/chartex" xmlns:cx6="http://schemas.microsoft.com/office/drawing/2016/5/12/chartex" xmlns:cx7="http://schemas.microsoft.com/office/drawing/2016/5/13/chartex" xmlns:cx8="http://schemas.microsoft.com/office/drawing/2016/5/14/chartex" xmlns:mc="http://schemas.openxmlformats.org/markup-compatibility/2006" xmlns:aink="http://schemas.microsoft.com/office/drawing/2016/ink" xmlns:am3d="http://schemas.microsoft.com/office/drawing/2017/model3d" xmlns:o="urn:schemas-microsoft-com:office:office" xmlns:oel="http://schemas.microsoft.com/office/2019/extlst" xmlns:r="http://schemas.openxmlformats.org/officeDocument/2006/relationships" xmlns:m="http://schemas.openxmlformats.org/officeDocument/2006/math" xmlns:v="urn:schemas-microsoft-com:vml" xmlns:wp14="http://schemas.microsoft.com/office/word/2010/wordprocessingDrawing" xmlns:wp="http://schemas.openxmlformats.org/drawingml/2006/wordprocessingDrawing" xmlns:w10="urn:schemas-microsoft-com:office:word" xmlns:w="http://schemas.openxmlformats.org/wordprocessingml/2006/main" xmlns:w14="http://schemas.microsoft.com/office/word/2010/wordml" xmlns:w15="http://schemas.microsoft.com/office/word/2012/wordml" xmlns:w16cex="http://schemas.microsoft.com/office/word/2018/wordml/cex" xmlns:w16cid="http://schemas.microsoft.com/office/word/2016/wordml/cid" xmlns:w16="http://schemas.microsoft.com/office/word/2018/wordml" xmlns:w16du="http://schemas.microsoft.com/office/word/2023/wordml/word16du" xmlns:w16sdtdh="http://schemas.microsoft.com/office/word/2020/wordml/sdtdatahash" xmlns:w16sdtfl="http://schemas.microsoft.com/office/word/2024/wordml/sdtformatlock" xmlns:w16se="http://schemas.microsoft.com/office/word/2015/wordml/symex" xmlns:wpg="http://schemas.microsoft.com/office/word/2010/wordprocessingGroup" xmlns:wpi="http://schemas.microsoft.com/office/word/2010/wordprocessingInk" xmlns:wne="http://schemas.microsoft.com/office/word/2006/wordml" xmlns:wps="http://schemas.microsoft.com/office/word/2010/wordprocessingShape" mc:Ignorable="w14 w15 w16se w16cid w16 w16cex w16sdtdh w16sdtfl w16du wp14">
+<w:hdr xmlns:wpc="http://schemas.microsoft.com/office/word/2010/wordprocessingCanvas" xmlns:cx="http://schemas.microsoft.com/office/drawing/2014/chartex" xmlns:mc="http://schemas.openxmlformats.org/markup-compatibility/2006" xmlns:o="urn:schemas-microsoft-com:office:office" xmlns:r="http://schemas.openxmlformats.org/officeDocument/2006/relationships" xmlns:m="http://schemas.openxmlformats.org/officeDocument/2006/math" xmlns:v="urn:schemas-microsoft-com:vml" xmlns:wp14="http://schemas.microsoft.com/office/word/2010/wordprocessingDrawing" xmlns:wp="http://schemas.openxmlformats.org/drawingml/2006/wordprocessingDrawing" xmlns:w10="urn:schemas-microsoft-com:office:word" xmlns:w="http://schemas.openxmlformats.org/wordprocessingml/2006/main" xmlns:w14="http://schemas.microsoft.com/office/word/2010/wordml" xmlns:w15="http://schemas.microsoft.com/office/word/2012/wordml" xmlns:w16se="http://schemas.microsoft.com/office/word/2015/wordml/symex" xmlns:wpg="http://schemas.microsoft.com/office/word/2010/wordprocessingGroup" xmlns:wpi="http://schemas.microsoft.com/office/word/2010/wordprocessingInk" xmlns:wne="http://schemas.microsoft.com/office/word/2006/wordml" xmlns:wps="http://schemas.microsoft.com/office/word/2010/wordprocessingShape" mc:Ignorable="w14 w15 w16se wp14">
   <w:p>
     <w:pPr>
       <w:pBdr>
@@ -11278,19 +10300,7 @@
         <w:sz w:val="18"/>
         <w:szCs w:val="18"/>
       </w:rPr>
-      <w:t xml:space="preserve">University of Central Punjab – Faculty of Information </w:t>
-    </w:r>
-    <w:proofErr w:type="gramStart"/>
-    <w:r>
-      <w:rPr>
-        <w:rFonts w:ascii="Arial" w:eastAsia="Arial" w:hAnsi="Arial" w:cs="Arial"/>
-        <w:b/>
-        <w:bCs/>
-        <w:color w:val="1F3864"/>
-        <w:sz w:val="18"/>
-        <w:szCs w:val="18"/>
-      </w:rPr>
-      <w:t>Technology</w:t>
+      <w:t>University of Central Punjab – Faculty of Information Technology</w:t>
     </w:r>
     <w:r>
       <w:rPr>
@@ -11299,17 +10309,7 @@
         <w:sz w:val="18"/>
         <w:szCs w:val="18"/>
       </w:rPr>
-      <w:t xml:space="preserve">  |</w:t>
-    </w:r>
-    <w:proofErr w:type="gramEnd"/>
-    <w:r>
-      <w:rPr>
-        <w:rFonts w:ascii="Arial" w:eastAsia="Arial" w:hAnsi="Arial" w:cs="Arial"/>
-        <w:color w:val="ADB9CA"/>
-        <w:sz w:val="18"/>
-        <w:szCs w:val="18"/>
-      </w:rPr>
-      <w:t xml:space="preserve">  </w:t>
+      <w:t xml:space="preserve">  |  </w:t>
     </w:r>
     <w:r>
       <w:rPr>
@@ -11325,7 +10325,7 @@
 </file>
 
 <file path=word/header3.xml><?xml version="1.0" encoding="utf-8"?>
-<w:hdr xmlns:wpc="http://schemas.microsoft.com/office/word/2010/wordprocessingCanvas" xmlns:cx="http://schemas.microsoft.com/office/drawing/2014/chartex" xmlns:cx1="http://schemas.microsoft.com/office/drawing/2015/9/8/chartex" xmlns:cx2="http://schemas.microsoft.com/office/drawing/2015/10/21/chartex" xmlns:cx3="http://schemas.microsoft.com/office/drawing/2016/5/9/chartex" xmlns:cx4="http://schemas.microsoft.com/office/drawing/2016/5/10/chartex" xmlns:cx5="http://schemas.microsoft.com/office/drawing/2016/5/11/chartex" xmlns:cx6="http://schemas.microsoft.com/office/drawing/2016/5/12/chartex" xmlns:cx7="http://schemas.microsoft.com/office/drawing/2016/5/13/chartex" xmlns:cx8="http://schemas.microsoft.com/office/drawing/2016/5/14/chartex" xmlns:mc="http://schemas.openxmlformats.org/markup-compatibility/2006" xmlns:aink="http://schemas.microsoft.com/office/drawing/2016/ink" xmlns:am3d="http://schemas.microsoft.com/office/drawing/2017/model3d" xmlns:o="urn:schemas-microsoft-com:office:office" xmlns:oel="http://schemas.microsoft.com/office/2019/extlst" xmlns:r="http://schemas.openxmlformats.org/officeDocument/2006/relationships" xmlns:m="http://schemas.openxmlformats.org/officeDocument/2006/math" xmlns:v="urn:schemas-microsoft-com:vml" xmlns:wp14="http://schemas.microsoft.com/office/word/2010/wordprocessingDrawing" xmlns:wp="http://schemas.openxmlformats.org/drawingml/2006/wordprocessingDrawing" xmlns:w10="urn:schemas-microsoft-com:office:word" xmlns:w="http://schemas.openxmlformats.org/wordprocessingml/2006/main" xmlns:w14="http://schemas.microsoft.com/office/word/2010/wordml" xmlns:w15="http://schemas.microsoft.com/office/word/2012/wordml" xmlns:w16cex="http://schemas.microsoft.com/office/word/2018/wordml/cex" xmlns:w16cid="http://schemas.microsoft.com/office/word/2016/wordml/cid" xmlns:w16="http://schemas.microsoft.com/office/word/2018/wordml" xmlns:w16du="http://schemas.microsoft.com/office/word/2023/wordml/word16du" xmlns:w16sdtdh="http://schemas.microsoft.com/office/word/2020/wordml/sdtdatahash" xmlns:w16sdtfl="http://schemas.microsoft.com/office/word/2024/wordml/sdtformatlock" xmlns:w16se="http://schemas.microsoft.com/office/word/2015/wordml/symex" xmlns:wpg="http://schemas.microsoft.com/office/word/2010/wordprocessingGroup" xmlns:wpi="http://schemas.microsoft.com/office/word/2010/wordprocessingInk" xmlns:wne="http://schemas.microsoft.com/office/word/2006/wordml" xmlns:wps="http://schemas.microsoft.com/office/word/2010/wordprocessingShape" mc:Ignorable="w14 w15 w16se w16cid w16 w16cex w16sdtdh w16sdtfl w16du wp14">
+<w:hdr xmlns:wpc="http://schemas.microsoft.com/office/word/2010/wordprocessingCanvas" xmlns:cx="http://schemas.microsoft.com/office/drawing/2014/chartex" xmlns:mc="http://schemas.openxmlformats.org/markup-compatibility/2006" xmlns:o="urn:schemas-microsoft-com:office:office" xmlns:r="http://schemas.openxmlformats.org/officeDocument/2006/relationships" xmlns:m="http://schemas.openxmlformats.org/officeDocument/2006/math" xmlns:v="urn:schemas-microsoft-com:vml" xmlns:wp14="http://schemas.microsoft.com/office/word/2010/wordprocessingDrawing" xmlns:wp="http://schemas.openxmlformats.org/drawingml/2006/wordprocessingDrawing" xmlns:w10="urn:schemas-microsoft-com:office:word" xmlns:w="http://schemas.openxmlformats.org/wordprocessingml/2006/main" xmlns:w14="http://schemas.microsoft.com/office/word/2010/wordml" xmlns:w15="http://schemas.microsoft.com/office/word/2012/wordml" xmlns:w16se="http://schemas.microsoft.com/office/word/2015/wordml/symex" xmlns:wpg="http://schemas.microsoft.com/office/word/2010/wordprocessingGroup" xmlns:wpi="http://schemas.microsoft.com/office/word/2010/wordprocessingInk" xmlns:wne="http://schemas.microsoft.com/office/word/2006/wordml" xmlns:wps="http://schemas.microsoft.com/office/word/2010/wordprocessingShape" mc:Ignorable="w14 w15 w16se wp14">
   <w:p>
     <w:pPr>
       <w:pStyle w:val="Header"/>
@@ -11335,7 +10335,7 @@
 </file>
 
 <file path=word/numbering.xml><?xml version="1.0" encoding="utf-8"?>
-<w:numbering xmlns:wpc="http://schemas.microsoft.com/office/word/2010/wordprocessingCanvas" xmlns:cx="http://schemas.microsoft.com/office/drawing/2014/chartex" xmlns:cx1="http://schemas.microsoft.com/office/drawing/2015/9/8/chartex" xmlns:cx2="http://schemas.microsoft.com/office/drawing/2015/10/21/chartex" xmlns:cx3="http://schemas.microsoft.com/office/drawing/2016/5/9/chartex" xmlns:cx4="http://schemas.microsoft.com/office/drawing/2016/5/10/chartex" xmlns:cx5="http://schemas.microsoft.com/office/drawing/2016/5/11/chartex" xmlns:cx6="http://schemas.microsoft.com/office/drawing/2016/5/12/chartex" xmlns:cx7="http://schemas.microsoft.com/office/drawing/2016/5/13/chartex" xmlns:cx8="http://schemas.microsoft.com/office/drawing/2016/5/14/chartex" xmlns:mc="http://schemas.openxmlformats.org/markup-compatibility/2006" xmlns:aink="http://schemas.microsoft.com/office/drawing/2016/ink" xmlns:am3d="http://schemas.microsoft.com/office/drawing/2017/model3d" xmlns:o="urn:schemas-microsoft-com:office:office" xmlns:oel="http://schemas.microsoft.com/office/2019/extlst" xmlns:r="http://schemas.openxmlformats.org/officeDocument/2006/relationships" xmlns:m="http://schemas.openxmlformats.org/officeDocument/2006/math" xmlns:v="urn:schemas-microsoft-com:vml" xmlns:wp14="http://schemas.microsoft.com/office/word/2010/wordprocessingDrawing" xmlns:wp="http://schemas.openxmlformats.org/drawingml/2006/wordprocessingDrawing" xmlns:w10="urn:schemas-microsoft-com:office:word" xmlns:w="http://schemas.openxmlformats.org/wordprocessingml/2006/main" xmlns:w14="http://schemas.microsoft.com/office/word/2010/wordml" xmlns:w15="http://schemas.microsoft.com/office/word/2012/wordml" xmlns:w16cex="http://schemas.microsoft.com/office/word/2018/wordml/cex" xmlns:w16cid="http://schemas.microsoft.com/office/word/2016/wordml/cid" xmlns:w16="http://schemas.microsoft.com/office/word/2018/wordml" xmlns:w16du="http://schemas.microsoft.com/office/word/2023/wordml/word16du" xmlns:w16sdtdh="http://schemas.microsoft.com/office/word/2020/wordml/sdtdatahash" xmlns:w16sdtfl="http://schemas.microsoft.com/office/word/2024/wordml/sdtformatlock" xmlns:w16se="http://schemas.microsoft.com/office/word/2015/wordml/symex" xmlns:wpg="http://schemas.microsoft.com/office/word/2010/wordprocessingGroup" xmlns:wpi="http://schemas.microsoft.com/office/word/2010/wordprocessingInk" xmlns:wne="http://schemas.microsoft.com/office/word/2006/wordml" xmlns:wps="http://schemas.microsoft.com/office/word/2010/wordprocessingShape" mc:Ignorable="w14 w15 w16se w16cid w16 w16cex w16sdtdh w16sdtfl w16du wp14">
+<w:numbering xmlns:wpc="http://schemas.microsoft.com/office/word/2010/wordprocessingCanvas" xmlns:cx="http://schemas.microsoft.com/office/drawing/2014/chartex" xmlns:mc="http://schemas.openxmlformats.org/markup-compatibility/2006" xmlns:o="urn:schemas-microsoft-com:office:office" xmlns:r="http://schemas.openxmlformats.org/officeDocument/2006/relationships" xmlns:m="http://schemas.openxmlformats.org/officeDocument/2006/math" xmlns:v="urn:schemas-microsoft-com:vml" xmlns:wp14="http://schemas.microsoft.com/office/word/2010/wordprocessingDrawing" xmlns:wp="http://schemas.openxmlformats.org/drawingml/2006/wordprocessingDrawing" xmlns:w10="urn:schemas-microsoft-com:office:word" xmlns:w="http://schemas.openxmlformats.org/wordprocessingml/2006/main" xmlns:w14="http://schemas.microsoft.com/office/word/2010/wordml" xmlns:w15="http://schemas.microsoft.com/office/word/2012/wordml" xmlns:w16se="http://schemas.microsoft.com/office/word/2015/wordml/symex" xmlns:wpg="http://schemas.microsoft.com/office/word/2010/wordprocessingGroup" xmlns:wpi="http://schemas.microsoft.com/office/word/2010/wordprocessingInk" xmlns:wne="http://schemas.microsoft.com/office/word/2006/wordml" xmlns:wps="http://schemas.microsoft.com/office/word/2010/wordprocessingShape" mc:Ignorable="w14 w15 w16se wp14">
   <w:abstractNum w:abstractNumId="0" w15:restartNumberingAfterBreak="0">
     <w:nsid w:val="19B85A84"/>
     <w:multiLevelType w:val="hybridMultilevel"/>
@@ -11646,41 +10646,41 @@
       <w:lvlJc w:val="left"/>
     </w:lvl>
   </w:abstractNum>
-  <w:num w:numId="1" w16cid:durableId="1548451513">
+  <w:num w:numId="1">
     <w:abstractNumId w:val="2"/>
     <w:lvlOverride w:ilvl="0">
       <w:startOverride w:val="1"/>
     </w:lvlOverride>
   </w:num>
-  <w:num w:numId="2" w16cid:durableId="406927219">
+  <w:num w:numId="2">
     <w:abstractNumId w:val="0"/>
     <w:lvlOverride w:ilvl="0">
       <w:startOverride w:val="1"/>
     </w:lvlOverride>
   </w:num>
-  <w:num w:numId="3" w16cid:durableId="1209684877">
+  <w:num w:numId="3">
     <w:abstractNumId w:val="1"/>
     <w:lvlOverride w:ilvl="0">
       <w:startOverride w:val="1"/>
     </w:lvlOverride>
   </w:num>
-  <w:num w:numId="4" w16cid:durableId="188567385">
+  <w:num w:numId="4">
     <w:abstractNumId w:val="0"/>
   </w:num>
-  <w:num w:numId="5" w16cid:durableId="751972918">
+  <w:num w:numId="5">
     <w:abstractNumId w:val="4"/>
   </w:num>
-  <w:num w:numId="6" w16cid:durableId="1298678207">
+  <w:num w:numId="6">
     <w:abstractNumId w:val="1"/>
   </w:num>
-  <w:num w:numId="7" w16cid:durableId="143203211">
+  <w:num w:numId="7">
     <w:abstractNumId w:val="3"/>
   </w:num>
 </w:numbering>
 </file>
 
 <file path=word/styles.xml><?xml version="1.0" encoding="utf-8"?>
-<w:styles xmlns:mc="http://schemas.openxmlformats.org/markup-compatibility/2006" xmlns:r="http://schemas.openxmlformats.org/officeDocument/2006/relationships" xmlns:w="http://schemas.openxmlformats.org/wordprocessingml/2006/main" xmlns:w14="http://schemas.microsoft.com/office/word/2010/wordml" xmlns:w15="http://schemas.microsoft.com/office/word/2012/wordml" xmlns:w16cex="http://schemas.microsoft.com/office/word/2018/wordml/cex" xmlns:w16cid="http://schemas.microsoft.com/office/word/2016/wordml/cid" xmlns:w16="http://schemas.microsoft.com/office/word/2018/wordml" xmlns:w16du="http://schemas.microsoft.com/office/word/2023/wordml/word16du" xmlns:w16sdtdh="http://schemas.microsoft.com/office/word/2020/wordml/sdtdatahash" xmlns:w16sdtfl="http://schemas.microsoft.com/office/word/2024/wordml/sdtformatlock" xmlns:w16se="http://schemas.microsoft.com/office/word/2015/wordml/symex" mc:Ignorable="w14 w15 w16se w16cid w16 w16cex w16sdtdh w16sdtfl w16du">
+<w:styles xmlns:mc="http://schemas.openxmlformats.org/markup-compatibility/2006" xmlns:r="http://schemas.openxmlformats.org/officeDocument/2006/relationships" xmlns:w="http://schemas.openxmlformats.org/wordprocessingml/2006/main" xmlns:w14="http://schemas.microsoft.com/office/word/2010/wordml" xmlns:w15="http://schemas.microsoft.com/office/word/2012/wordml" xmlns:w16se="http://schemas.microsoft.com/office/word/2015/wordml/symex" mc:Ignorable="w14 w15 w16se">
   <w:docDefaults>
     <w:rPrDefault>
       <w:rPr>
@@ -11690,7 +10690,7 @@
     </w:rPrDefault>
     <w:pPrDefault/>
   </w:docDefaults>
-  <w:latentStyles w:defLockedState="0" w:defUIPriority="99" w:defSemiHidden="0" w:defUnhideWhenUsed="0" w:defQFormat="0" w:count="376">
+  <w:latentStyles w:defLockedState="0" w:defUIPriority="99" w:defSemiHidden="0" w:defUnhideWhenUsed="0" w:defQFormat="0" w:count="371">
     <w:lsdException w:name="Normal" w:uiPriority="0" w:qFormat="1"/>
     <w:lsdException w:name="heading 1" w:uiPriority="9" w:qFormat="1"/>
     <w:lsdException w:name="heading 2" w:semiHidden="1" w:uiPriority="9" w:unhideWhenUsed="1" w:qFormat="1"/>
@@ -12062,11 +11062,6 @@
     <w:lsdException w:name="List Table 5 Dark Accent 6" w:uiPriority="50"/>
     <w:lsdException w:name="List Table 6 Colorful Accent 6" w:uiPriority="51"/>
     <w:lsdException w:name="List Table 7 Colorful Accent 6" w:uiPriority="52"/>
-    <w:lsdException w:name="Mention" w:semiHidden="1" w:unhideWhenUsed="1"/>
-    <w:lsdException w:name="Smart Hyperlink" w:semiHidden="1" w:unhideWhenUsed="1"/>
-    <w:lsdException w:name="Hashtag" w:semiHidden="1" w:unhideWhenUsed="1"/>
-    <w:lsdException w:name="Unresolved Mention" w:semiHidden="1" w:unhideWhenUsed="1"/>
-    <w:lsdException w:name="Smart Link" w:semiHidden="1" w:unhideWhenUsed="1"/>
   </w:latentStyles>
   <w:style w:type="paragraph" w:default="1" w:styleId="Normal">
     <w:name w:val="Normal"/>

--- a/Assignment_04_Spring2026.docx
+++ b/Assignment_04_Spring2026.docx
@@ -797,12 +797,12 @@
       </w:tblPr>
       <w:tblGrid>
         <w:gridCol w:w="471"/>
-        <w:gridCol w:w="1424"/>
-        <w:gridCol w:w="1349"/>
+        <w:gridCol w:w="1402"/>
+        <w:gridCol w:w="1339"/>
         <w:gridCol w:w="1561"/>
-        <w:gridCol w:w="1306"/>
-        <w:gridCol w:w="1596"/>
-        <w:gridCol w:w="1653"/>
+        <w:gridCol w:w="1296"/>
+        <w:gridCol w:w="1651"/>
+        <w:gridCol w:w="1640"/>
       </w:tblGrid>
       <w:tr>
         <w:trPr>
@@ -1690,7 +1690,11 @@
             </w:tcMar>
             <w:vAlign w:val="center"/>
           </w:tcPr>
-          <w:p/>
+          <w:p>
+            <w:r>
+              <w:t>Yasir Masood</w:t>
+            </w:r>
+          </w:p>
         </w:tc>
         <w:tc>
           <w:tcPr>
@@ -1710,7 +1714,16 @@
             </w:tcMar>
             <w:vAlign w:val="center"/>
           </w:tcPr>
-          <w:p/>
+          <w:p>
+            <w:r>
+              <w:t>Sleek-</w:t>
+            </w:r>
+            <w:proofErr w:type="spellStart"/>
+            <w:r>
+              <w:t>Cheems</w:t>
+            </w:r>
+            <w:proofErr w:type="spellEnd"/>
+          </w:p>
         </w:tc>
         <w:tc>
           <w:tcPr>
@@ -1730,7 +1743,11 @@
             </w:tcMar>
             <w:vAlign w:val="center"/>
           </w:tcPr>
-          <w:p/>
+          <w:p>
+            <w:r>
+              <w:t>Member 5</w:t>
+            </w:r>
+          </w:p>
         </w:tc>
         <w:tc>
           <w:tcPr>
@@ -1750,7 +1767,11 @@
             </w:tcMar>
             <w:vAlign w:val="center"/>
           </w:tcPr>
-          <w:p/>
+          <w:p>
+            <w:r>
+              <w:t>About page</w:t>
+            </w:r>
+          </w:p>
         </w:tc>
         <w:tc>
           <w:tcPr>
@@ -1770,7 +1791,19 @@
             </w:tcMar>
             <w:vAlign w:val="center"/>
           </w:tcPr>
-          <w:p/>
+          <w:p>
+            <w:r>
+              <w:t>feature/Sleek-</w:t>
+            </w:r>
+            <w:proofErr w:type="spellStart"/>
+            <w:r>
+              <w:t>Cheems</w:t>
+            </w:r>
+            <w:proofErr w:type="spellEnd"/>
+            <w:r>
+              <w:t>/about</w:t>
+            </w:r>
+          </w:p>
         </w:tc>
         <w:tc>
           <w:tcPr>
@@ -2873,7 +2906,6 @@
           <w:bCs/>
           <w:color w:val="000000"/>
         </w:rPr>
-        <w:lastRenderedPageBreak/>
         <w:t>Each member's individual workflow:</w:t>
       </w:r>
     </w:p>
@@ -10979,7 +11011,25 @@
           <w:bCs/>
           <w:color w:val="000000"/>
         </w:rPr>
-        <w:t>Name: _______________________________________________)</w:t>
+        <w:t xml:space="preserve">Name: </w:t>
+      </w:r>
+      <w:r>
+        <w:rPr>
+          <w:rFonts w:ascii="Arial" w:eastAsia="Arial" w:hAnsi="Arial" w:cs="Arial"/>
+          <w:b/>
+          <w:bCs/>
+          <w:color w:val="000000"/>
+        </w:rPr>
+        <w:t>Yasir Masood</w:t>
+      </w:r>
+      <w:r>
+        <w:rPr>
+          <w:rFonts w:ascii="Arial" w:eastAsia="Arial" w:hAnsi="Arial" w:cs="Arial"/>
+          <w:b/>
+          <w:bCs/>
+          <w:color w:val="000000"/>
+        </w:rPr>
+        <w:t>)</w:t>
       </w:r>
     </w:p>
     <w:tbl>
@@ -11021,51 +11071,39 @@
             </w:tcMar>
             <w:vAlign w:val="center"/>
           </w:tcPr>
-          <w:p/>
-        </w:tc>
-      </w:tr>
-      <w:tr>
-        <w:tc>
-          <w:tcPr>
-            <w:tcW w:w="9360" w:type="dxa"/>
-            <w:tcBorders>
-              <w:top w:val="single" w:sz="6" w:space="0" w:color="ADB9CA"/>
-              <w:left w:val="single" w:sz="6" w:space="0" w:color="ADB9CA"/>
-              <w:bottom w:val="single" w:sz="6" w:space="0" w:color="ADB9CA"/>
-              <w:right w:val="single" w:sz="6" w:space="0" w:color="ADB9CA"/>
-            </w:tcBorders>
-            <w:shd w:val="clear" w:color="auto" w:fill="FFFFFF"/>
-            <w:tcMar>
-              <w:top w:w="80" w:type="dxa"/>
-              <w:left w:w="140" w:type="dxa"/>
-              <w:bottom w:w="80" w:type="dxa"/>
-              <w:right w:w="140" w:type="dxa"/>
-            </w:tcMar>
-            <w:vAlign w:val="center"/>
-          </w:tcPr>
-          <w:p/>
-        </w:tc>
-      </w:tr>
-      <w:tr>
-        <w:tc>
-          <w:tcPr>
-            <w:tcW w:w="9360" w:type="dxa"/>
-            <w:tcBorders>
-              <w:top w:val="single" w:sz="6" w:space="0" w:color="ADB9CA"/>
-              <w:left w:val="single" w:sz="6" w:space="0" w:color="ADB9CA"/>
-              <w:bottom w:val="single" w:sz="6" w:space="0" w:color="ADB9CA"/>
-              <w:right w:val="single" w:sz="6" w:space="0" w:color="ADB9CA"/>
-            </w:tcBorders>
-            <w:shd w:val="clear" w:color="auto" w:fill="FFFFFF"/>
-            <w:tcMar>
-              <w:top w:w="80" w:type="dxa"/>
-              <w:left w:w="140" w:type="dxa"/>
-              <w:bottom w:w="80" w:type="dxa"/>
-              <w:right w:w="140" w:type="dxa"/>
-            </w:tcMar>
-            <w:vAlign w:val="center"/>
-          </w:tcPr>
-          <w:p/>
+          <w:p>
+            <w:r>
+              <w:t xml:space="preserve">Getting to know the how git actions </w:t>
+            </w:r>
+            <w:proofErr w:type="gramStart"/>
+            <w:r>
+              <w:t>actually interact</w:t>
+            </w:r>
+            <w:proofErr w:type="gramEnd"/>
+            <w:r>
+              <w:t xml:space="preserve"> </w:t>
+            </w:r>
+            <w:r>
+              <w:t xml:space="preserve">and </w:t>
+            </w:r>
+            <w:r>
+              <w:t>how strict Git branching strategies and precise naming conventions prevent merge conflicts and ensure clean automated tracking in a shared team repository.</w:t>
+            </w:r>
+            <w:r>
+              <w:t xml:space="preserve"> And as I made a mistake of not using my </w:t>
+            </w:r>
+            <w:proofErr w:type="spellStart"/>
+            <w:r>
+              <w:t>github</w:t>
+            </w:r>
+            <w:proofErr w:type="spellEnd"/>
+            <w:r>
+              <w:t xml:space="preserve"> username at first,</w:t>
+            </w:r>
+            <w:r>
+              <w:t xml:space="preserve"> was correcting initial branch setup mismatches and managing the tracking states before finalizing my Pull Request.</w:t>
+            </w:r>
+          </w:p>
         </w:tc>
       </w:tr>
     </w:tbl>
@@ -12159,7 +12197,6 @@
   <w:style w:type="character" w:default="1" w:styleId="DefaultParagraphFont">
     <w:name w:val="Default Paragraph Font"/>
     <w:uiPriority w:val="1"/>
-    <w:semiHidden/>
     <w:unhideWhenUsed/>
   </w:style>
   <w:style w:type="table" w:default="1" w:styleId="TableNormal">
